--- a/docs/project-management/社区闲置物品租赁系统-详细软件开发计划.docx
+++ b/docs/project-management/社区闲置物品租赁系统-详细软件开发计划.docx
@@ -80,8 +80,13 @@
           <w:tab w:val="right" w:leader="dot" w:pos="8828"/>
         </w:tabs>
         <w:rPr>
-          <w:rFonts w:hint="eastAsia"/>
+          <w:rFonts w:asciiTheme="minorHAnsi" w:eastAsiaTheme="minorEastAsia" w:hAnsiTheme="minorHAnsi" w:hint="eastAsia"/>
           <w:noProof/>
+          <w:kern w:val="2"/>
+          <w:sz w:val="22"/>
+          <w:szCs w:val="24"/>
+          <w:lang w:eastAsia="zh-CN"/>
+          <w14:ligatures w14:val="standardContextual"/>
         </w:rPr>
       </w:pPr>
       <w:r>
@@ -93,7 +98,7 @@
       <w:r>
         <w:fldChar w:fldCharType="separate"/>
       </w:r>
-      <w:hyperlink w:anchor="_Toc242801046" w:history="1">
+      <w:hyperlink w:anchor="_Toc242801546" w:history="1">
         <w:r>
           <w:rPr>
             <w:rStyle w:val="aff4"/>
@@ -137,7 +142,7 @@
             <w:noProof/>
             <w:webHidden/>
           </w:rPr>
-          <w:instrText>PAGEREF _Toc242801046 \h</w:instrText>
+          <w:instrText>PAGEREF _Toc242801546 \h</w:instrText>
         </w:r>
         <w:r>
           <w:rPr>
@@ -187,11 +192,16 @@
         </w:tabs>
         <w:ind w:left="480"/>
         <w:rPr>
-          <w:rFonts w:hint="eastAsia"/>
+          <w:rFonts w:asciiTheme="minorHAnsi" w:eastAsiaTheme="minorEastAsia" w:hAnsiTheme="minorHAnsi" w:hint="eastAsia"/>
           <w:noProof/>
+          <w:kern w:val="2"/>
+          <w:sz w:val="22"/>
+          <w:szCs w:val="24"/>
+          <w:lang w:eastAsia="zh-CN"/>
+          <w14:ligatures w14:val="standardContextual"/>
         </w:rPr>
       </w:pPr>
-      <w:hyperlink w:anchor="_Toc242801047" w:history="1">
+      <w:hyperlink w:anchor="_Toc242801547" w:history="1">
         <w:r>
           <w:rPr>
             <w:rStyle w:val="aff4"/>
@@ -235,7 +245,7 @@
             <w:noProof/>
             <w:webHidden/>
           </w:rPr>
-          <w:instrText>PAGEREF _Toc242801047 \h</w:instrText>
+          <w:instrText>PAGEREF _Toc242801547 \h</w:instrText>
         </w:r>
         <w:r>
           <w:rPr>
@@ -284,11 +294,16 @@
           <w:tab w:val="right" w:leader="dot" w:pos="8828"/>
         </w:tabs>
         <w:rPr>
-          <w:rFonts w:hint="eastAsia"/>
+          <w:rFonts w:asciiTheme="minorHAnsi" w:eastAsiaTheme="minorEastAsia" w:hAnsiTheme="minorHAnsi" w:hint="eastAsia"/>
           <w:noProof/>
+          <w:kern w:val="2"/>
+          <w:sz w:val="22"/>
+          <w:szCs w:val="24"/>
+          <w:lang w:eastAsia="zh-CN"/>
+          <w14:ligatures w14:val="standardContextual"/>
         </w:rPr>
       </w:pPr>
-      <w:hyperlink w:anchor="_Toc242801048" w:history="1">
+      <w:hyperlink w:anchor="_Toc242801548" w:history="1">
         <w:r>
           <w:rPr>
             <w:rStyle w:val="aff4"/>
@@ -332,7 +347,7 @@
             <w:noProof/>
             <w:webHidden/>
           </w:rPr>
-          <w:instrText>PAGEREF _Toc242801048 \h</w:instrText>
+          <w:instrText>PAGEREF _Toc242801548 \h</w:instrText>
         </w:r>
         <w:r>
           <w:rPr>
@@ -382,11 +397,16 @@
         </w:tabs>
         <w:ind w:left="480"/>
         <w:rPr>
-          <w:rFonts w:hint="eastAsia"/>
+          <w:rFonts w:asciiTheme="minorHAnsi" w:eastAsiaTheme="minorEastAsia" w:hAnsiTheme="minorHAnsi" w:hint="eastAsia"/>
           <w:noProof/>
+          <w:kern w:val="2"/>
+          <w:sz w:val="22"/>
+          <w:szCs w:val="24"/>
+          <w:lang w:eastAsia="zh-CN"/>
+          <w14:ligatures w14:val="standardContextual"/>
         </w:rPr>
       </w:pPr>
-      <w:hyperlink w:anchor="_Toc242801049" w:history="1">
+      <w:hyperlink w:anchor="_Toc242801549" w:history="1">
         <w:r>
           <w:rPr>
             <w:rStyle w:val="aff4"/>
@@ -430,7 +450,7 @@
             <w:noProof/>
             <w:webHidden/>
           </w:rPr>
-          <w:instrText>PAGEREF _Toc242801049 \h</w:instrText>
+          <w:instrText>PAGEREF _Toc242801549 \h</w:instrText>
         </w:r>
         <w:r>
           <w:rPr>
@@ -480,11 +500,16 @@
         </w:tabs>
         <w:ind w:left="480"/>
         <w:rPr>
-          <w:rFonts w:hint="eastAsia"/>
+          <w:rFonts w:asciiTheme="minorHAnsi" w:eastAsiaTheme="minorEastAsia" w:hAnsiTheme="minorHAnsi" w:hint="eastAsia"/>
           <w:noProof/>
+          <w:kern w:val="2"/>
+          <w:sz w:val="22"/>
+          <w:szCs w:val="24"/>
+          <w:lang w:eastAsia="zh-CN"/>
+          <w14:ligatures w14:val="standardContextual"/>
         </w:rPr>
       </w:pPr>
-      <w:hyperlink w:anchor="_Toc242801050" w:history="1">
+      <w:hyperlink w:anchor="_Toc242801550" w:history="1">
         <w:r>
           <w:rPr>
             <w:rStyle w:val="aff4"/>
@@ -528,7 +553,7 @@
             <w:noProof/>
             <w:webHidden/>
           </w:rPr>
-          <w:instrText>PAGEREF _Toc242801050 \h</w:instrText>
+          <w:instrText>PAGEREF _Toc242801550 \h</w:instrText>
         </w:r>
         <w:r>
           <w:rPr>
@@ -578,11 +603,16 @@
         </w:tabs>
         <w:ind w:left="480"/>
         <w:rPr>
-          <w:rFonts w:hint="eastAsia"/>
+          <w:rFonts w:asciiTheme="minorHAnsi" w:eastAsiaTheme="minorEastAsia" w:hAnsiTheme="minorHAnsi" w:hint="eastAsia"/>
           <w:noProof/>
+          <w:kern w:val="2"/>
+          <w:sz w:val="22"/>
+          <w:szCs w:val="24"/>
+          <w:lang w:eastAsia="zh-CN"/>
+          <w14:ligatures w14:val="standardContextual"/>
         </w:rPr>
       </w:pPr>
-      <w:hyperlink w:anchor="_Toc242801051" w:history="1">
+      <w:hyperlink w:anchor="_Toc242801551" w:history="1">
         <w:r>
           <w:rPr>
             <w:rStyle w:val="aff4"/>
@@ -626,7 +656,7 @@
             <w:noProof/>
             <w:webHidden/>
           </w:rPr>
-          <w:instrText>PAGEREF _Toc242801051 \h</w:instrText>
+          <w:instrText>PAGEREF _Toc242801551 \h</w:instrText>
         </w:r>
         <w:r>
           <w:rPr>
@@ -676,11 +706,16 @@
         </w:tabs>
         <w:ind w:left="480"/>
         <w:rPr>
-          <w:rFonts w:hint="eastAsia"/>
+          <w:rFonts w:asciiTheme="minorHAnsi" w:eastAsiaTheme="minorEastAsia" w:hAnsiTheme="minorHAnsi" w:hint="eastAsia"/>
           <w:noProof/>
+          <w:kern w:val="2"/>
+          <w:sz w:val="22"/>
+          <w:szCs w:val="24"/>
+          <w:lang w:eastAsia="zh-CN"/>
+          <w14:ligatures w14:val="standardContextual"/>
         </w:rPr>
       </w:pPr>
-      <w:hyperlink w:anchor="_Toc242801052" w:history="1">
+      <w:hyperlink w:anchor="_Toc242801552" w:history="1">
         <w:r>
           <w:rPr>
             <w:rStyle w:val="aff4"/>
@@ -724,7 +759,7 @@
             <w:noProof/>
             <w:webHidden/>
           </w:rPr>
-          <w:instrText>PAGEREF _Toc242801052 \h</w:instrText>
+          <w:instrText>PAGEREF _Toc242801552 \h</w:instrText>
         </w:r>
         <w:r>
           <w:rPr>
@@ -754,7 +789,7 @@
             <w:noProof/>
             <w:webHidden/>
           </w:rPr>
-          <w:t>3</w:t>
+          <w:t>4</w:t>
         </w:r>
         <w:r>
           <w:rPr>
@@ -773,11 +808,16 @@
           <w:tab w:val="right" w:leader="dot" w:pos="8828"/>
         </w:tabs>
         <w:rPr>
-          <w:rFonts w:hint="eastAsia"/>
+          <w:rFonts w:asciiTheme="minorHAnsi" w:eastAsiaTheme="minorEastAsia" w:hAnsiTheme="minorHAnsi" w:hint="eastAsia"/>
           <w:noProof/>
+          <w:kern w:val="2"/>
+          <w:sz w:val="22"/>
+          <w:szCs w:val="24"/>
+          <w:lang w:eastAsia="zh-CN"/>
+          <w14:ligatures w14:val="standardContextual"/>
         </w:rPr>
       </w:pPr>
-      <w:hyperlink w:anchor="_Toc242801053" w:history="1">
+      <w:hyperlink w:anchor="_Toc242801553" w:history="1">
         <w:r>
           <w:rPr>
             <w:rStyle w:val="aff4"/>
@@ -821,7 +861,7 @@
             <w:noProof/>
             <w:webHidden/>
           </w:rPr>
-          <w:instrText>PAGEREF _Toc242801053 \h</w:instrText>
+          <w:instrText>PAGEREF _Toc242801553 \h</w:instrText>
         </w:r>
         <w:r>
           <w:rPr>
@@ -871,11 +911,16 @@
         </w:tabs>
         <w:ind w:left="480"/>
         <w:rPr>
-          <w:rFonts w:hint="eastAsia"/>
+          <w:rFonts w:asciiTheme="minorHAnsi" w:eastAsiaTheme="minorEastAsia" w:hAnsiTheme="minorHAnsi" w:hint="eastAsia"/>
           <w:noProof/>
+          <w:kern w:val="2"/>
+          <w:sz w:val="22"/>
+          <w:szCs w:val="24"/>
+          <w:lang w:eastAsia="zh-CN"/>
+          <w14:ligatures w14:val="standardContextual"/>
         </w:rPr>
       </w:pPr>
-      <w:hyperlink w:anchor="_Toc242801054" w:history="1">
+      <w:hyperlink w:anchor="_Toc242801554" w:history="1">
         <w:r>
           <w:rPr>
             <w:rStyle w:val="aff4"/>
@@ -919,7 +964,7 @@
             <w:noProof/>
             <w:webHidden/>
           </w:rPr>
-          <w:instrText>PAGEREF _Toc242801054 \h</w:instrText>
+          <w:instrText>PAGEREF _Toc242801554 \h</w:instrText>
         </w:r>
         <w:r>
           <w:rPr>
@@ -969,11 +1014,16 @@
         </w:tabs>
         <w:ind w:left="480"/>
         <w:rPr>
-          <w:rFonts w:hint="eastAsia"/>
+          <w:rFonts w:asciiTheme="minorHAnsi" w:eastAsiaTheme="minorEastAsia" w:hAnsiTheme="minorHAnsi" w:hint="eastAsia"/>
           <w:noProof/>
+          <w:kern w:val="2"/>
+          <w:sz w:val="22"/>
+          <w:szCs w:val="24"/>
+          <w:lang w:eastAsia="zh-CN"/>
+          <w14:ligatures w14:val="standardContextual"/>
         </w:rPr>
       </w:pPr>
-      <w:hyperlink w:anchor="_Toc242801055" w:history="1">
+      <w:hyperlink w:anchor="_Toc242801555" w:history="1">
         <w:r>
           <w:rPr>
             <w:rStyle w:val="aff4"/>
@@ -1017,7 +1067,7 @@
             <w:noProof/>
             <w:webHidden/>
           </w:rPr>
-          <w:instrText>PAGEREF _Toc242801055 \h</w:instrText>
+          <w:instrText>PAGEREF _Toc242801555 \h</w:instrText>
         </w:r>
         <w:r>
           <w:rPr>
@@ -1067,11 +1117,16 @@
         </w:tabs>
         <w:ind w:left="480"/>
         <w:rPr>
-          <w:rFonts w:hint="eastAsia"/>
+          <w:rFonts w:asciiTheme="minorHAnsi" w:eastAsiaTheme="minorEastAsia" w:hAnsiTheme="minorHAnsi" w:hint="eastAsia"/>
           <w:noProof/>
+          <w:kern w:val="2"/>
+          <w:sz w:val="22"/>
+          <w:szCs w:val="24"/>
+          <w:lang w:eastAsia="zh-CN"/>
+          <w14:ligatures w14:val="standardContextual"/>
         </w:rPr>
       </w:pPr>
-      <w:hyperlink w:anchor="_Toc242801056" w:history="1">
+      <w:hyperlink w:anchor="_Toc242801556" w:history="1">
         <w:r>
           <w:rPr>
             <w:rStyle w:val="aff4"/>
@@ -1115,7 +1170,7 @@
             <w:noProof/>
             <w:webHidden/>
           </w:rPr>
-          <w:instrText>PAGEREF _Toc242801056 \h</w:instrText>
+          <w:instrText>PAGEREF _Toc242801556 \h</w:instrText>
         </w:r>
         <w:r>
           <w:rPr>
@@ -1164,11 +1219,16 @@
           <w:tab w:val="right" w:leader="dot" w:pos="8828"/>
         </w:tabs>
         <w:rPr>
-          <w:rFonts w:hint="eastAsia"/>
+          <w:rFonts w:asciiTheme="minorHAnsi" w:eastAsiaTheme="minorEastAsia" w:hAnsiTheme="minorHAnsi" w:hint="eastAsia"/>
           <w:noProof/>
+          <w:kern w:val="2"/>
+          <w:sz w:val="22"/>
+          <w:szCs w:val="24"/>
+          <w:lang w:eastAsia="zh-CN"/>
+          <w14:ligatures w14:val="standardContextual"/>
         </w:rPr>
       </w:pPr>
-      <w:hyperlink w:anchor="_Toc242801057" w:history="1">
+      <w:hyperlink w:anchor="_Toc242801557" w:history="1">
         <w:r>
           <w:rPr>
             <w:rStyle w:val="aff4"/>
@@ -1212,7 +1272,7 @@
             <w:noProof/>
             <w:webHidden/>
           </w:rPr>
-          <w:instrText>PAGEREF _Toc242801057 \h</w:instrText>
+          <w:instrText>PAGEREF _Toc242801557 \h</w:instrText>
         </w:r>
         <w:r>
           <w:rPr>
@@ -1242,7 +1302,7 @@
             <w:noProof/>
             <w:webHidden/>
           </w:rPr>
-          <w:t>4</w:t>
+          <w:t>6</w:t>
         </w:r>
         <w:r>
           <w:rPr>
@@ -1262,11 +1322,16 @@
         </w:tabs>
         <w:ind w:left="480"/>
         <w:rPr>
-          <w:rFonts w:hint="eastAsia"/>
+          <w:rFonts w:asciiTheme="minorHAnsi" w:eastAsiaTheme="minorEastAsia" w:hAnsiTheme="minorHAnsi" w:hint="eastAsia"/>
           <w:noProof/>
+          <w:kern w:val="2"/>
+          <w:sz w:val="22"/>
+          <w:szCs w:val="24"/>
+          <w:lang w:eastAsia="zh-CN"/>
+          <w14:ligatures w14:val="standardContextual"/>
         </w:rPr>
       </w:pPr>
-      <w:hyperlink w:anchor="_Toc242801058" w:history="1">
+      <w:hyperlink w:anchor="_Toc242801558" w:history="1">
         <w:r>
           <w:rPr>
             <w:rStyle w:val="aff4"/>
@@ -1310,7 +1375,7 @@
             <w:noProof/>
             <w:webHidden/>
           </w:rPr>
-          <w:instrText>PAGEREF _Toc242801058 \h</w:instrText>
+          <w:instrText>PAGEREF _Toc242801558 \h</w:instrText>
         </w:r>
         <w:r>
           <w:rPr>
@@ -1340,7 +1405,7 @@
             <w:noProof/>
             <w:webHidden/>
           </w:rPr>
-          <w:t>4</w:t>
+          <w:t>6</w:t>
         </w:r>
         <w:r>
           <w:rPr>
@@ -1360,11 +1425,16 @@
         </w:tabs>
         <w:ind w:left="480"/>
         <w:rPr>
-          <w:rFonts w:hint="eastAsia"/>
+          <w:rFonts w:asciiTheme="minorHAnsi" w:eastAsiaTheme="minorEastAsia" w:hAnsiTheme="minorHAnsi" w:hint="eastAsia"/>
           <w:noProof/>
+          <w:kern w:val="2"/>
+          <w:sz w:val="22"/>
+          <w:szCs w:val="24"/>
+          <w:lang w:eastAsia="zh-CN"/>
+          <w14:ligatures w14:val="standardContextual"/>
         </w:rPr>
       </w:pPr>
-      <w:hyperlink w:anchor="_Toc242801059" w:history="1">
+      <w:hyperlink w:anchor="_Toc242801559" w:history="1">
         <w:r>
           <w:rPr>
             <w:rStyle w:val="aff4"/>
@@ -1408,7 +1478,7 @@
             <w:noProof/>
             <w:webHidden/>
           </w:rPr>
-          <w:instrText>PAGEREF _Toc242801059 \h</w:instrText>
+          <w:instrText>PAGEREF _Toc242801559 \h</w:instrText>
         </w:r>
         <w:r>
           <w:rPr>
@@ -1438,7 +1508,7 @@
             <w:noProof/>
             <w:webHidden/>
           </w:rPr>
-          <w:t>5</w:t>
+          <w:t>6</w:t>
         </w:r>
         <w:r>
           <w:rPr>
@@ -1458,11 +1528,16 @@
         </w:tabs>
         <w:ind w:left="960"/>
         <w:rPr>
-          <w:rFonts w:hint="eastAsia"/>
+          <w:rFonts w:asciiTheme="minorHAnsi" w:eastAsiaTheme="minorEastAsia" w:hAnsiTheme="minorHAnsi" w:hint="eastAsia"/>
           <w:noProof/>
+          <w:kern w:val="2"/>
+          <w:sz w:val="22"/>
+          <w:szCs w:val="24"/>
+          <w:lang w:eastAsia="zh-CN"/>
+          <w14:ligatures w14:val="standardContextual"/>
         </w:rPr>
       </w:pPr>
-      <w:hyperlink w:anchor="_Toc242801060" w:history="1">
+      <w:hyperlink w:anchor="_Toc242801560" w:history="1">
         <w:r>
           <w:rPr>
             <w:rStyle w:val="aff4"/>
@@ -1506,7 +1581,7 @@
             <w:noProof/>
             <w:webHidden/>
           </w:rPr>
-          <w:instrText>PAGEREF _Toc242801060 \h</w:instrText>
+          <w:instrText>PAGEREF _Toc242801560 \h</w:instrText>
         </w:r>
         <w:r>
           <w:rPr>
@@ -1536,7 +1611,7 @@
             <w:noProof/>
             <w:webHidden/>
           </w:rPr>
-          <w:t>5</w:t>
+          <w:t>6</w:t>
         </w:r>
         <w:r>
           <w:rPr>
@@ -1556,11 +1631,16 @@
         </w:tabs>
         <w:ind w:left="960"/>
         <w:rPr>
-          <w:rFonts w:hint="eastAsia"/>
+          <w:rFonts w:asciiTheme="minorHAnsi" w:eastAsiaTheme="minorEastAsia" w:hAnsiTheme="minorHAnsi" w:hint="eastAsia"/>
           <w:noProof/>
+          <w:kern w:val="2"/>
+          <w:sz w:val="22"/>
+          <w:szCs w:val="24"/>
+          <w:lang w:eastAsia="zh-CN"/>
+          <w14:ligatures w14:val="standardContextual"/>
         </w:rPr>
       </w:pPr>
-      <w:hyperlink w:anchor="_Toc242801061" w:history="1">
+      <w:hyperlink w:anchor="_Toc242801561" w:history="1">
         <w:r>
           <w:rPr>
             <w:rStyle w:val="aff4"/>
@@ -1604,7 +1684,7 @@
             <w:noProof/>
             <w:webHidden/>
           </w:rPr>
-          <w:instrText>PAGEREF _Toc242801061 \h</w:instrText>
+          <w:instrText>PAGEREF _Toc242801561 \h</w:instrText>
         </w:r>
         <w:r>
           <w:rPr>
@@ -1634,7 +1714,7 @@
             <w:noProof/>
             <w:webHidden/>
           </w:rPr>
-          <w:t>7</w:t>
+          <w:t>10</w:t>
         </w:r>
         <w:r>
           <w:rPr>
@@ -1654,11 +1734,16 @@
         </w:tabs>
         <w:ind w:left="960"/>
         <w:rPr>
-          <w:rFonts w:hint="eastAsia"/>
+          <w:rFonts w:asciiTheme="minorHAnsi" w:eastAsiaTheme="minorEastAsia" w:hAnsiTheme="minorHAnsi" w:hint="eastAsia"/>
           <w:noProof/>
+          <w:kern w:val="2"/>
+          <w:sz w:val="22"/>
+          <w:szCs w:val="24"/>
+          <w:lang w:eastAsia="zh-CN"/>
+          <w14:ligatures w14:val="standardContextual"/>
         </w:rPr>
       </w:pPr>
-      <w:hyperlink w:anchor="_Toc242801062" w:history="1">
+      <w:hyperlink w:anchor="_Toc242801562" w:history="1">
         <w:r>
           <w:rPr>
             <w:rStyle w:val="aff4"/>
@@ -1702,7 +1787,7 @@
             <w:noProof/>
             <w:webHidden/>
           </w:rPr>
-          <w:instrText>PAGEREF _Toc242801062 \h</w:instrText>
+          <w:instrText>PAGEREF _Toc242801562 \h</w:instrText>
         </w:r>
         <w:r>
           <w:rPr>
@@ -1732,7 +1817,7 @@
             <w:noProof/>
             <w:webHidden/>
           </w:rPr>
-          <w:t>7</w:t>
+          <w:t>10</w:t>
         </w:r>
         <w:r>
           <w:rPr>
@@ -1752,11 +1837,16 @@
         </w:tabs>
         <w:ind w:left="960"/>
         <w:rPr>
-          <w:rFonts w:hint="eastAsia"/>
+          <w:rFonts w:asciiTheme="minorHAnsi" w:eastAsiaTheme="minorEastAsia" w:hAnsiTheme="minorHAnsi" w:hint="eastAsia"/>
           <w:noProof/>
+          <w:kern w:val="2"/>
+          <w:sz w:val="22"/>
+          <w:szCs w:val="24"/>
+          <w:lang w:eastAsia="zh-CN"/>
+          <w14:ligatures w14:val="standardContextual"/>
         </w:rPr>
       </w:pPr>
-      <w:hyperlink w:anchor="_Toc242801063" w:history="1">
+      <w:hyperlink w:anchor="_Toc242801563" w:history="1">
         <w:r>
           <w:rPr>
             <w:rStyle w:val="aff4"/>
@@ -1800,7 +1890,7 @@
             <w:noProof/>
             <w:webHidden/>
           </w:rPr>
-          <w:instrText>PAGEREF _Toc242801063 \h</w:instrText>
+          <w:instrText>PAGEREF _Toc242801563 \h</w:instrText>
         </w:r>
         <w:r>
           <w:rPr>
@@ -1830,7 +1920,7 @@
             <w:noProof/>
             <w:webHidden/>
           </w:rPr>
-          <w:t>8</w:t>
+          <w:t>10</w:t>
         </w:r>
         <w:r>
           <w:rPr>
@@ -1850,11 +1940,16 @@
         </w:tabs>
         <w:ind w:left="480"/>
         <w:rPr>
-          <w:rFonts w:hint="eastAsia"/>
+          <w:rFonts w:asciiTheme="minorHAnsi" w:eastAsiaTheme="minorEastAsia" w:hAnsiTheme="minorHAnsi" w:hint="eastAsia"/>
           <w:noProof/>
+          <w:kern w:val="2"/>
+          <w:sz w:val="22"/>
+          <w:szCs w:val="24"/>
+          <w:lang w:eastAsia="zh-CN"/>
+          <w14:ligatures w14:val="standardContextual"/>
         </w:rPr>
       </w:pPr>
-      <w:hyperlink w:anchor="_Toc242801064" w:history="1">
+      <w:hyperlink w:anchor="_Toc242801564" w:history="1">
         <w:r>
           <w:rPr>
             <w:rStyle w:val="aff4"/>
@@ -1898,7 +1993,7 @@
             <w:noProof/>
             <w:webHidden/>
           </w:rPr>
-          <w:instrText>PAGEREF _Toc242801064 \h</w:instrText>
+          <w:instrText>PAGEREF _Toc242801564 \h</w:instrText>
         </w:r>
         <w:r>
           <w:rPr>
@@ -1928,7 +2023,7 @@
             <w:noProof/>
             <w:webHidden/>
           </w:rPr>
-          <w:t>8</w:t>
+          <w:t>12</w:t>
         </w:r>
         <w:r>
           <w:rPr>
@@ -1948,11 +2043,16 @@
         </w:tabs>
         <w:ind w:left="480"/>
         <w:rPr>
-          <w:rFonts w:hint="eastAsia"/>
+          <w:rFonts w:asciiTheme="minorHAnsi" w:eastAsiaTheme="minorEastAsia" w:hAnsiTheme="minorHAnsi" w:hint="eastAsia"/>
           <w:noProof/>
+          <w:kern w:val="2"/>
+          <w:sz w:val="22"/>
+          <w:szCs w:val="24"/>
+          <w:lang w:eastAsia="zh-CN"/>
+          <w14:ligatures w14:val="standardContextual"/>
         </w:rPr>
       </w:pPr>
-      <w:hyperlink w:anchor="_Toc242801065" w:history="1">
+      <w:hyperlink w:anchor="_Toc242801565" w:history="1">
         <w:r>
           <w:rPr>
             <w:rStyle w:val="aff4"/>
@@ -1996,7 +2096,7 @@
             <w:noProof/>
             <w:webHidden/>
           </w:rPr>
-          <w:instrText>PAGEREF _Toc242801065 \h</w:instrText>
+          <w:instrText>PAGEREF _Toc242801565 \h</w:instrText>
         </w:r>
         <w:r>
           <w:rPr>
@@ -2026,7 +2126,7 @@
             <w:noProof/>
             <w:webHidden/>
           </w:rPr>
-          <w:t>8</w:t>
+          <w:t>12</w:t>
         </w:r>
         <w:r>
           <w:rPr>
@@ -2046,11 +2146,16 @@
         </w:tabs>
         <w:ind w:left="960"/>
         <w:rPr>
-          <w:rFonts w:hint="eastAsia"/>
+          <w:rFonts w:asciiTheme="minorHAnsi" w:eastAsiaTheme="minorEastAsia" w:hAnsiTheme="minorHAnsi" w:hint="eastAsia"/>
           <w:noProof/>
+          <w:kern w:val="2"/>
+          <w:sz w:val="22"/>
+          <w:szCs w:val="24"/>
+          <w:lang w:eastAsia="zh-CN"/>
+          <w14:ligatures w14:val="standardContextual"/>
         </w:rPr>
       </w:pPr>
-      <w:hyperlink w:anchor="_Toc242801066" w:history="1">
+      <w:hyperlink w:anchor="_Toc242801566" w:history="1">
         <w:r>
           <w:rPr>
             <w:rStyle w:val="aff4"/>
@@ -2094,7 +2199,7 @@
             <w:noProof/>
             <w:webHidden/>
           </w:rPr>
-          <w:instrText>PAGEREF _Toc242801066 \h</w:instrText>
+          <w:instrText>PAGEREF _Toc242801566 \h</w:instrText>
         </w:r>
         <w:r>
           <w:rPr>
@@ -2124,7 +2229,7 @@
             <w:noProof/>
             <w:webHidden/>
           </w:rPr>
-          <w:t>8</w:t>
+          <w:t>12</w:t>
         </w:r>
         <w:r>
           <w:rPr>
@@ -2140,16 +2245,21 @@
       <w:pPr>
         <w:pStyle w:val="TOC3"/>
         <w:tabs>
-          <w:tab w:val="left" w:pos="3084"/>
+          <w:tab w:val="left" w:pos="3260"/>
           <w:tab w:val="right" w:leader="dot" w:pos="8828"/>
         </w:tabs>
         <w:ind w:left="960"/>
         <w:rPr>
-          <w:rFonts w:hint="eastAsia"/>
+          <w:rFonts w:asciiTheme="minorHAnsi" w:eastAsiaTheme="minorEastAsia" w:hAnsiTheme="minorHAnsi" w:hint="eastAsia"/>
           <w:noProof/>
+          <w:kern w:val="2"/>
+          <w:sz w:val="22"/>
+          <w:szCs w:val="24"/>
+          <w:lang w:eastAsia="zh-CN"/>
+          <w14:ligatures w14:val="standardContextual"/>
         </w:rPr>
       </w:pPr>
-      <w:hyperlink w:anchor="_Toc242801067" w:history="1">
+      <w:hyperlink w:anchor="_Toc242801567" w:history="1">
         <w:r>
           <w:rPr>
             <w:rStyle w:val="aff4"/>
@@ -2173,26 +2283,39 @@
         </w:r>
         <w:r>
           <w:rPr>
+            <w:rFonts w:asciiTheme="minorHAnsi" w:eastAsiaTheme="minorEastAsia" w:hAnsiTheme="minorHAnsi" w:hint="eastAsia"/>
+            <w:noProof/>
+            <w:kern w:val="2"/>
+            <w:sz w:val="22"/>
+            <w:szCs w:val="24"/>
+            <w:lang w:eastAsia="zh-CN"/>
+            <w14:ligatures w14:val="standardContextual"/>
+          </w:rPr>
+          <w:tab/>
+        </w:r>
+        <w:r>
+          <w:rPr>
+            <w:rStyle w:val="aff4"/>
+            <w:noProof/>
+            <w:lang w:eastAsia="zh-CN"/>
+          </w:rPr>
+          <w:t>同初始软件开发计划</w:t>
+        </w:r>
+        <w:r>
+          <w:rPr>
             <w:rFonts w:hint="eastAsia"/>
             <w:noProof/>
+            <w:webHidden/>
           </w:rPr>
           <w:tab/>
         </w:r>
         <w:r>
           <w:rPr>
-            <w:rStyle w:val="aff4"/>
-            <w:noProof/>
-            <w:lang w:eastAsia="zh-CN"/>
-          </w:rPr>
-          <w:t>同初始软件开发计划</w:t>
-        </w:r>
-        <w:r>
-          <w:rPr>
             <w:rFonts w:hint="eastAsia"/>
             <w:noProof/>
             <w:webHidden/>
           </w:rPr>
-          <w:tab/>
+          <w:fldChar w:fldCharType="begin"/>
         </w:r>
         <w:r>
           <w:rPr>
@@ -2200,7 +2323,14 @@
             <w:noProof/>
             <w:webHidden/>
           </w:rPr>
-          <w:fldChar w:fldCharType="begin"/>
+          <w:instrText xml:space="preserve"> </w:instrText>
+        </w:r>
+        <w:r>
+          <w:rPr>
+            <w:noProof/>
+            <w:webHidden/>
+          </w:rPr>
+          <w:instrText>PAGEREF _Toc242801567 \h</w:instrText>
         </w:r>
         <w:r>
           <w:rPr>
@@ -2212,18 +2342,10 @@
         </w:r>
         <w:r>
           <w:rPr>
-            <w:noProof/>
-            <w:webHidden/>
-          </w:rPr>
-          <w:instrText>PAGEREF _Toc242801067 \h</w:instrText>
-        </w:r>
-        <w:r>
-          <w:rPr>
             <w:rFonts w:hint="eastAsia"/>
             <w:noProof/>
             <w:webHidden/>
           </w:rPr>
-          <w:instrText xml:space="preserve"> </w:instrText>
         </w:r>
         <w:r>
           <w:rPr>
@@ -2231,13 +2353,6 @@
             <w:noProof/>
             <w:webHidden/>
           </w:rPr>
-        </w:r>
-        <w:r>
-          <w:rPr>
-            <w:rFonts w:hint="eastAsia"/>
-            <w:noProof/>
-            <w:webHidden/>
-          </w:rPr>
           <w:fldChar w:fldCharType="separate"/>
         </w:r>
         <w:r>
@@ -2245,7 +2360,7 @@
             <w:noProof/>
             <w:webHidden/>
           </w:rPr>
-          <w:t>9</w:t>
+          <w:t>12</w:t>
         </w:r>
         <w:r>
           <w:rPr>
@@ -2265,11 +2380,16 @@
         </w:tabs>
         <w:ind w:left="960"/>
         <w:rPr>
-          <w:rFonts w:hint="eastAsia"/>
+          <w:rFonts w:asciiTheme="minorHAnsi" w:eastAsiaTheme="minorEastAsia" w:hAnsiTheme="minorHAnsi" w:hint="eastAsia"/>
           <w:noProof/>
+          <w:kern w:val="2"/>
+          <w:sz w:val="22"/>
+          <w:szCs w:val="24"/>
+          <w:lang w:eastAsia="zh-CN"/>
+          <w14:ligatures w14:val="standardContextual"/>
         </w:rPr>
       </w:pPr>
-      <w:hyperlink w:anchor="_Toc242801068" w:history="1">
+      <w:hyperlink w:anchor="_Toc242801568" w:history="1">
         <w:r>
           <w:rPr>
             <w:rStyle w:val="aff4"/>
@@ -2313,7 +2433,7 @@
             <w:noProof/>
             <w:webHidden/>
           </w:rPr>
-          <w:instrText>PAGEREF _Toc242801068 \h</w:instrText>
+          <w:instrText>PAGEREF _Toc242801568 \h</w:instrText>
         </w:r>
         <w:r>
           <w:rPr>
@@ -2343,7 +2463,7 @@
             <w:noProof/>
             <w:webHidden/>
           </w:rPr>
-          <w:t>9</w:t>
+          <w:t>12</w:t>
         </w:r>
         <w:r>
           <w:rPr>
@@ -2363,11 +2483,16 @@
         </w:tabs>
         <w:ind w:left="960"/>
         <w:rPr>
-          <w:rFonts w:hint="eastAsia"/>
+          <w:rFonts w:asciiTheme="minorHAnsi" w:eastAsiaTheme="minorEastAsia" w:hAnsiTheme="minorHAnsi" w:hint="eastAsia"/>
           <w:noProof/>
+          <w:kern w:val="2"/>
+          <w:sz w:val="22"/>
+          <w:szCs w:val="24"/>
+          <w:lang w:eastAsia="zh-CN"/>
+          <w14:ligatures w14:val="standardContextual"/>
         </w:rPr>
       </w:pPr>
-      <w:hyperlink w:anchor="_Toc242801069" w:history="1">
+      <w:hyperlink w:anchor="_Toc242801569" w:history="1">
         <w:r>
           <w:rPr>
             <w:rStyle w:val="aff4"/>
@@ -2411,7 +2536,7 @@
             <w:noProof/>
             <w:webHidden/>
           </w:rPr>
-          <w:instrText>PAGEREF _Toc242801069 \h</w:instrText>
+          <w:instrText>PAGEREF _Toc242801569 \h</w:instrText>
         </w:r>
         <w:r>
           <w:rPr>
@@ -2441,7 +2566,7 @@
             <w:noProof/>
             <w:webHidden/>
           </w:rPr>
-          <w:t>9</w:t>
+          <w:t>12</w:t>
         </w:r>
         <w:r>
           <w:rPr>
@@ -2461,11 +2586,16 @@
         </w:tabs>
         <w:ind w:left="960"/>
         <w:rPr>
-          <w:rFonts w:hint="eastAsia"/>
+          <w:rFonts w:asciiTheme="minorHAnsi" w:eastAsiaTheme="minorEastAsia" w:hAnsiTheme="minorHAnsi" w:hint="eastAsia"/>
           <w:noProof/>
+          <w:kern w:val="2"/>
+          <w:sz w:val="22"/>
+          <w:szCs w:val="24"/>
+          <w:lang w:eastAsia="zh-CN"/>
+          <w14:ligatures w14:val="standardContextual"/>
         </w:rPr>
       </w:pPr>
-      <w:hyperlink w:anchor="_Toc242801070" w:history="1">
+      <w:hyperlink w:anchor="_Toc242801570" w:history="1">
         <w:r>
           <w:rPr>
             <w:rStyle w:val="aff4"/>
@@ -2509,7 +2639,7 @@
             <w:noProof/>
             <w:webHidden/>
           </w:rPr>
-          <w:instrText>PAGEREF _Toc242801070 \h</w:instrText>
+          <w:instrText>PAGEREF _Toc242801570 \h</w:instrText>
         </w:r>
         <w:r>
           <w:rPr>
@@ -2539,7 +2669,7 @@
             <w:noProof/>
             <w:webHidden/>
           </w:rPr>
-          <w:t>9</w:t>
+          <w:t>12</w:t>
         </w:r>
         <w:r>
           <w:rPr>
@@ -2559,11 +2689,16 @@
         </w:tabs>
         <w:ind w:left="960"/>
         <w:rPr>
-          <w:rFonts w:hint="eastAsia"/>
+          <w:rFonts w:asciiTheme="minorHAnsi" w:eastAsiaTheme="minorEastAsia" w:hAnsiTheme="minorHAnsi" w:hint="eastAsia"/>
           <w:noProof/>
+          <w:kern w:val="2"/>
+          <w:sz w:val="22"/>
+          <w:szCs w:val="24"/>
+          <w:lang w:eastAsia="zh-CN"/>
+          <w14:ligatures w14:val="standardContextual"/>
         </w:rPr>
       </w:pPr>
-      <w:hyperlink w:anchor="_Toc242801071" w:history="1">
+      <w:hyperlink w:anchor="_Toc242801571" w:history="1">
         <w:r>
           <w:rPr>
             <w:rStyle w:val="aff4"/>
@@ -2607,7 +2742,7 @@
             <w:noProof/>
             <w:webHidden/>
           </w:rPr>
-          <w:instrText>PAGEREF _Toc242801071 \h</w:instrText>
+          <w:instrText>PAGEREF _Toc242801571 \h</w:instrText>
         </w:r>
         <w:r>
           <w:rPr>
@@ -2637,7 +2772,7 @@
             <w:noProof/>
             <w:webHidden/>
           </w:rPr>
-          <w:t>9</w:t>
+          <w:t>13</w:t>
         </w:r>
         <w:r>
           <w:rPr>
@@ -2657,11 +2792,16 @@
         </w:tabs>
         <w:ind w:left="480"/>
         <w:rPr>
-          <w:rFonts w:hint="eastAsia"/>
+          <w:rFonts w:asciiTheme="minorHAnsi" w:eastAsiaTheme="minorEastAsia" w:hAnsiTheme="minorHAnsi" w:hint="eastAsia"/>
           <w:noProof/>
+          <w:kern w:val="2"/>
+          <w:sz w:val="22"/>
+          <w:szCs w:val="24"/>
+          <w:lang w:eastAsia="zh-CN"/>
+          <w14:ligatures w14:val="standardContextual"/>
         </w:rPr>
       </w:pPr>
-      <w:hyperlink w:anchor="_Toc242801072" w:history="1">
+      <w:hyperlink w:anchor="_Toc242801572" w:history="1">
         <w:r>
           <w:rPr>
             <w:rStyle w:val="aff4"/>
@@ -2705,7 +2845,7 @@
             <w:noProof/>
             <w:webHidden/>
           </w:rPr>
-          <w:instrText>PAGEREF _Toc242801072 \h</w:instrText>
+          <w:instrText>PAGEREF _Toc242801572 \h</w:instrText>
         </w:r>
         <w:r>
           <w:rPr>
@@ -2735,7 +2875,7 @@
             <w:noProof/>
             <w:webHidden/>
           </w:rPr>
-          <w:t>9</w:t>
+          <w:t>13</w:t>
         </w:r>
         <w:r>
           <w:rPr>
@@ -2755,11 +2895,16 @@
         </w:tabs>
         <w:ind w:left="480"/>
         <w:rPr>
-          <w:rFonts w:hint="eastAsia"/>
+          <w:rFonts w:asciiTheme="minorHAnsi" w:eastAsiaTheme="minorEastAsia" w:hAnsiTheme="minorHAnsi" w:hint="eastAsia"/>
           <w:noProof/>
+          <w:kern w:val="2"/>
+          <w:sz w:val="22"/>
+          <w:szCs w:val="24"/>
+          <w:lang w:eastAsia="zh-CN"/>
+          <w14:ligatures w14:val="standardContextual"/>
         </w:rPr>
       </w:pPr>
-      <w:hyperlink w:anchor="_Toc242801073" w:history="1">
+      <w:hyperlink w:anchor="_Toc242801573" w:history="1">
         <w:r>
           <w:rPr>
             <w:rStyle w:val="aff4"/>
@@ -2803,7 +2948,7 @@
             <w:noProof/>
             <w:webHidden/>
           </w:rPr>
-          <w:instrText>PAGEREF _Toc242801073 \h</w:instrText>
+          <w:instrText>PAGEREF _Toc242801573 \h</w:instrText>
         </w:r>
         <w:r>
           <w:rPr>
@@ -2833,7 +2978,7 @@
             <w:noProof/>
             <w:webHidden/>
           </w:rPr>
-          <w:t>9</w:t>
+          <w:t>13</w:t>
         </w:r>
         <w:r>
           <w:rPr>
@@ -2852,11 +2997,16 @@
           <w:tab w:val="right" w:leader="dot" w:pos="8828"/>
         </w:tabs>
         <w:rPr>
-          <w:rFonts w:hint="eastAsia"/>
+          <w:rFonts w:asciiTheme="minorHAnsi" w:eastAsiaTheme="minorEastAsia" w:hAnsiTheme="minorHAnsi" w:hint="eastAsia"/>
           <w:noProof/>
+          <w:kern w:val="2"/>
+          <w:sz w:val="22"/>
+          <w:szCs w:val="24"/>
+          <w:lang w:eastAsia="zh-CN"/>
+          <w14:ligatures w14:val="standardContextual"/>
         </w:rPr>
       </w:pPr>
-      <w:hyperlink w:anchor="_Toc242801074" w:history="1">
+      <w:hyperlink w:anchor="_Toc242801574" w:history="1">
         <w:r>
           <w:rPr>
             <w:rStyle w:val="aff4"/>
@@ -2900,7 +3050,7 @@
             <w:noProof/>
             <w:webHidden/>
           </w:rPr>
-          <w:instrText>PAGEREF _Toc242801074 \h</w:instrText>
+          <w:instrText>PAGEREF _Toc242801574 \h</w:instrText>
         </w:r>
         <w:r>
           <w:rPr>
@@ -2930,7 +3080,7 @@
             <w:noProof/>
             <w:webHidden/>
           </w:rPr>
-          <w:t>10</w:t>
+          <w:t>13</w:t>
         </w:r>
         <w:r>
           <w:rPr>
@@ -2950,11 +3100,16 @@
         </w:tabs>
         <w:ind w:left="480"/>
         <w:rPr>
-          <w:rFonts w:hint="eastAsia"/>
+          <w:rFonts w:asciiTheme="minorHAnsi" w:eastAsiaTheme="minorEastAsia" w:hAnsiTheme="minorHAnsi" w:hint="eastAsia"/>
           <w:noProof/>
+          <w:kern w:val="2"/>
+          <w:sz w:val="22"/>
+          <w:szCs w:val="24"/>
+          <w:lang w:eastAsia="zh-CN"/>
+          <w14:ligatures w14:val="standardContextual"/>
         </w:rPr>
       </w:pPr>
-      <w:hyperlink w:anchor="_Toc242801075" w:history="1">
+      <w:hyperlink w:anchor="_Toc242801575" w:history="1">
         <w:r>
           <w:rPr>
             <w:rStyle w:val="aff4"/>
@@ -2998,7 +3153,7 @@
             <w:noProof/>
             <w:webHidden/>
           </w:rPr>
-          <w:instrText>PAGEREF _Toc242801075 \h</w:instrText>
+          <w:instrText>PAGEREF _Toc242801575 \h</w:instrText>
         </w:r>
         <w:r>
           <w:rPr>
@@ -3028,7 +3183,7 @@
             <w:noProof/>
             <w:webHidden/>
           </w:rPr>
-          <w:t>10</w:t>
+          <w:t>13</w:t>
         </w:r>
         <w:r>
           <w:rPr>
@@ -3048,11 +3203,16 @@
         </w:tabs>
         <w:ind w:left="480"/>
         <w:rPr>
-          <w:rFonts w:hint="eastAsia"/>
+          <w:rFonts w:asciiTheme="minorHAnsi" w:eastAsiaTheme="minorEastAsia" w:hAnsiTheme="minorHAnsi" w:hint="eastAsia"/>
           <w:noProof/>
+          <w:kern w:val="2"/>
+          <w:sz w:val="22"/>
+          <w:szCs w:val="24"/>
+          <w:lang w:eastAsia="zh-CN"/>
+          <w14:ligatures w14:val="standardContextual"/>
         </w:rPr>
       </w:pPr>
-      <w:hyperlink w:anchor="_Toc242801076" w:history="1">
+      <w:hyperlink w:anchor="_Toc242801576" w:history="1">
         <w:r>
           <w:rPr>
             <w:rStyle w:val="aff4"/>
@@ -3096,7 +3256,7 @@
             <w:noProof/>
             <w:webHidden/>
           </w:rPr>
-          <w:instrText>PAGEREF _Toc242801076 \h</w:instrText>
+          <w:instrText>PAGEREF _Toc242801576 \h</w:instrText>
         </w:r>
         <w:r>
           <w:rPr>
@@ -3126,7 +3286,7 @@
             <w:noProof/>
             <w:webHidden/>
           </w:rPr>
-          <w:t>10</w:t>
+          <w:t>13</w:t>
         </w:r>
         <w:r>
           <w:rPr>
@@ -3145,11 +3305,16 @@
           <w:tab w:val="right" w:leader="dot" w:pos="8828"/>
         </w:tabs>
         <w:rPr>
-          <w:rFonts w:hint="eastAsia"/>
+          <w:rFonts w:asciiTheme="minorHAnsi" w:eastAsiaTheme="minorEastAsia" w:hAnsiTheme="minorHAnsi" w:hint="eastAsia"/>
           <w:noProof/>
+          <w:kern w:val="2"/>
+          <w:sz w:val="22"/>
+          <w:szCs w:val="24"/>
+          <w:lang w:eastAsia="zh-CN"/>
+          <w14:ligatures w14:val="standardContextual"/>
         </w:rPr>
       </w:pPr>
-      <w:hyperlink w:anchor="_Toc242801077" w:history="1">
+      <w:hyperlink w:anchor="_Toc242801577" w:history="1">
         <w:r>
           <w:rPr>
             <w:rStyle w:val="aff4"/>
@@ -3193,7 +3358,7 @@
             <w:noProof/>
             <w:webHidden/>
           </w:rPr>
-          <w:instrText>PAGEREF _Toc242801077 \h</w:instrText>
+          <w:instrText>PAGEREF _Toc242801577 \h</w:instrText>
         </w:r>
         <w:r>
           <w:rPr>
@@ -3223,7 +3388,7 @@
             <w:noProof/>
             <w:webHidden/>
           </w:rPr>
-          <w:t>10</w:t>
+          <w:t>14</w:t>
         </w:r>
         <w:r>
           <w:rPr>
@@ -3243,11 +3408,16 @@
         </w:tabs>
         <w:ind w:left="480"/>
         <w:rPr>
-          <w:rFonts w:hint="eastAsia"/>
+          <w:rFonts w:asciiTheme="minorHAnsi" w:eastAsiaTheme="minorEastAsia" w:hAnsiTheme="minorHAnsi" w:hint="eastAsia"/>
           <w:noProof/>
+          <w:kern w:val="2"/>
+          <w:sz w:val="22"/>
+          <w:szCs w:val="24"/>
+          <w:lang w:eastAsia="zh-CN"/>
+          <w14:ligatures w14:val="standardContextual"/>
         </w:rPr>
       </w:pPr>
-      <w:hyperlink w:anchor="_Toc242801078" w:history="1">
+      <w:hyperlink w:anchor="_Toc242801578" w:history="1">
         <w:r>
           <w:rPr>
             <w:rStyle w:val="aff4"/>
@@ -3291,7 +3461,7 @@
             <w:noProof/>
             <w:webHidden/>
           </w:rPr>
-          <w:instrText>PAGEREF _Toc242801078 \h</w:instrText>
+          <w:instrText>PAGEREF _Toc242801578 \h</w:instrText>
         </w:r>
         <w:r>
           <w:rPr>
@@ -3321,7 +3491,7 @@
             <w:noProof/>
             <w:webHidden/>
           </w:rPr>
-          <w:t>10</w:t>
+          <w:t>14</w:t>
         </w:r>
         <w:r>
           <w:rPr>
@@ -3341,11 +3511,16 @@
         </w:tabs>
         <w:ind w:left="480"/>
         <w:rPr>
-          <w:rFonts w:hint="eastAsia"/>
+          <w:rFonts w:asciiTheme="minorHAnsi" w:eastAsiaTheme="minorEastAsia" w:hAnsiTheme="minorHAnsi" w:hint="eastAsia"/>
           <w:noProof/>
+          <w:kern w:val="2"/>
+          <w:sz w:val="22"/>
+          <w:szCs w:val="24"/>
+          <w:lang w:eastAsia="zh-CN"/>
+          <w14:ligatures w14:val="standardContextual"/>
         </w:rPr>
       </w:pPr>
-      <w:hyperlink w:anchor="_Toc242801079" w:history="1">
+      <w:hyperlink w:anchor="_Toc242801579" w:history="1">
         <w:r>
           <w:rPr>
             <w:rStyle w:val="aff4"/>
@@ -3389,7 +3564,7 @@
             <w:noProof/>
             <w:webHidden/>
           </w:rPr>
-          <w:instrText>PAGEREF _Toc242801079 \h</w:instrText>
+          <w:instrText>PAGEREF _Toc242801579 \h</w:instrText>
         </w:r>
         <w:r>
           <w:rPr>
@@ -3419,7 +3594,7 @@
             <w:noProof/>
             <w:webHidden/>
           </w:rPr>
-          <w:t>11</w:t>
+          <w:t>14</w:t>
         </w:r>
         <w:r>
           <w:rPr>
@@ -3441,7 +3616,7 @@
       <w:pPr>
         <w:pStyle w:val="1"/>
       </w:pPr>
-      <w:bookmarkStart w:id="0" w:name="_Toc242801046"/>
+      <w:bookmarkStart w:id="0" w:name="_Toc242801546"/>
       <w:r>
         <w:t xml:space="preserve">1. </w:t>
       </w:r>
@@ -3454,7 +3629,7 @@
       <w:pPr>
         <w:pStyle w:val="21"/>
       </w:pPr>
-      <w:bookmarkStart w:id="1" w:name="_Toc242801047"/>
+      <w:bookmarkStart w:id="1" w:name="_Toc242801547"/>
       <w:r>
         <w:t xml:space="preserve">1.1 </w:t>
       </w:r>
@@ -3481,7 +3656,7 @@
       <w:pPr>
         <w:pStyle w:val="1"/>
       </w:pPr>
-      <w:bookmarkStart w:id="2" w:name="_Toc242801048"/>
+      <w:bookmarkStart w:id="2" w:name="_Toc242801548"/>
       <w:r>
         <w:lastRenderedPageBreak/>
         <w:t xml:space="preserve">2. </w:t>
@@ -3495,7 +3670,7 @@
       <w:pPr>
         <w:pStyle w:val="21"/>
       </w:pPr>
-      <w:bookmarkStart w:id="3" w:name="_Toc242801049"/>
+      <w:bookmarkStart w:id="3" w:name="_Toc242801549"/>
       <w:r>
         <w:t xml:space="preserve">2.1 </w:t>
       </w:r>
@@ -3526,7 +3701,7 @@
       <w:pPr>
         <w:pStyle w:val="21"/>
       </w:pPr>
-      <w:bookmarkStart w:id="4" w:name="_Toc242801050"/>
+      <w:bookmarkStart w:id="4" w:name="_Toc242801550"/>
       <w:r>
         <w:t xml:space="preserve">2.2 </w:t>
       </w:r>
@@ -3544,10 +3719,234 @@
       </w:r>
     </w:p>
     <w:p>
+      <w:r>
+        <w:rPr>
+          <w:b/>
+          <w:sz w:val="21"/>
+        </w:rPr>
+        <w:t>项目经理（陈麒元）</w:t>
+      </w:r>
+      <w:r>
+        <w:rPr>
+          <w:b/>
+          <w:sz w:val="21"/>
+        </w:rPr>
+        <w:t>——</w:t>
+      </w:r>
+      <w:r>
+        <w:rPr>
+          <w:b/>
+          <w:sz w:val="21"/>
+        </w:rPr>
+        <w:t>对项目整体负责，组织计划、评审、集成与对外交付，下设：</w:t>
+      </w:r>
+    </w:p>
+    <w:p>
+      <w:r>
+        <w:rPr>
+          <w:sz w:val="21"/>
+        </w:rPr>
+        <w:t xml:space="preserve">  </w:t>
+      </w:r>
+      <w:r>
+        <w:rPr>
+          <w:sz w:val="21"/>
+        </w:rPr>
+        <w:t>系统分析员（宋嘉幸）：需求分析、用例建模、需求基线</w:t>
+      </w:r>
+    </w:p>
+    <w:p>
+      <w:r>
+        <w:rPr>
+          <w:sz w:val="21"/>
+        </w:rPr>
+        <w:t xml:space="preserve">  </w:t>
+      </w:r>
+      <w:r>
+        <w:rPr>
+          <w:sz w:val="21"/>
+        </w:rPr>
+        <w:t>设计员（窦源泽）：架构、数据库、</w:t>
+      </w:r>
+      <w:r>
+        <w:rPr>
+          <w:sz w:val="21"/>
+        </w:rPr>
+        <w:t xml:space="preserve">API </w:t>
+      </w:r>
+      <w:r>
+        <w:rPr>
+          <w:sz w:val="21"/>
+        </w:rPr>
+        <w:t>设计及后端实现</w:t>
+      </w:r>
+    </w:p>
+    <w:p>
+      <w:r>
+        <w:rPr>
+          <w:sz w:val="21"/>
+        </w:rPr>
+        <w:t xml:space="preserve">  </w:t>
+      </w:r>
+      <w:r>
+        <w:rPr>
+          <w:sz w:val="21"/>
+        </w:rPr>
+        <w:t>界面设计员（林星）：界面原型、前端页面、用户手册</w:t>
+      </w:r>
+    </w:p>
+    <w:p>
+      <w:r>
+        <w:rPr>
+          <w:sz w:val="21"/>
+        </w:rPr>
+        <w:t xml:space="preserve">  </w:t>
+      </w:r>
+      <w:r>
+        <w:rPr>
+          <w:sz w:val="21"/>
+        </w:rPr>
+        <w:t>测试经理（常子衡）：测试计划</w:t>
+      </w:r>
+      <w:r>
+        <w:rPr>
+          <w:sz w:val="21"/>
+        </w:rPr>
+        <w:t>/</w:t>
+      </w:r>
+      <w:r>
+        <w:rPr>
+          <w:sz w:val="21"/>
+        </w:rPr>
+        <w:t>设计</w:t>
+      </w:r>
+      <w:r>
+        <w:rPr>
+          <w:sz w:val="21"/>
+        </w:rPr>
+        <w:t>/</w:t>
+      </w:r>
+      <w:r>
+        <w:rPr>
+          <w:sz w:val="21"/>
+        </w:rPr>
+        <w:t>执行、缺陷跟踪</w:t>
+      </w:r>
+    </w:p>
+    <w:p>
+      <w:r>
+        <w:rPr>
+          <w:sz w:val="21"/>
+        </w:rPr>
+        <w:t xml:space="preserve">  </w:t>
+      </w:r>
+      <w:r>
+        <w:rPr>
+          <w:sz w:val="21"/>
+        </w:rPr>
+        <w:t>配置经理（钟姝伶）：配置管理、分支策略、</w:t>
+      </w:r>
+      <w:r>
+        <w:rPr>
+          <w:sz w:val="21"/>
+        </w:rPr>
+        <w:t>CI</w:t>
+      </w:r>
+      <w:r>
+        <w:rPr>
+          <w:sz w:val="21"/>
+        </w:rPr>
+        <w:t>、基线、</w:t>
+      </w:r>
+      <w:r>
+        <w:rPr>
+          <w:sz w:val="21"/>
+        </w:rPr>
+        <w:t>Release</w:t>
+      </w:r>
+    </w:p>
+    <w:p>
+      <w:r>
+        <w:rPr>
+          <w:sz w:val="21"/>
+        </w:rPr>
+        <w:t>协作关系：各角色每周例会向项目经理汇报；需求</w:t>
+      </w:r>
+      <w:r>
+        <w:rPr>
+          <w:sz w:val="21"/>
+        </w:rPr>
+        <w:t>→</w:t>
+      </w:r>
+      <w:r>
+        <w:rPr>
+          <w:sz w:val="21"/>
+        </w:rPr>
+        <w:t>设计</w:t>
+      </w:r>
+      <w:r>
+        <w:rPr>
+          <w:sz w:val="21"/>
+        </w:rPr>
+        <w:t>→</w:t>
+      </w:r>
+      <w:r>
+        <w:rPr>
+          <w:sz w:val="21"/>
+        </w:rPr>
+        <w:t>开发</w:t>
+      </w:r>
+      <w:r>
+        <w:rPr>
+          <w:sz w:val="21"/>
+        </w:rPr>
+        <w:t>→</w:t>
+      </w:r>
+      <w:r>
+        <w:rPr>
+          <w:sz w:val="21"/>
+        </w:rPr>
+        <w:t>测试</w:t>
+      </w:r>
+      <w:r>
+        <w:rPr>
+          <w:sz w:val="21"/>
+        </w:rPr>
+        <w:t>→</w:t>
+      </w:r>
+      <w:r>
+        <w:rPr>
+          <w:sz w:val="21"/>
+        </w:rPr>
+        <w:t>配置按</w:t>
+      </w:r>
+      <w:r>
+        <w:rPr>
+          <w:sz w:val="21"/>
+        </w:rPr>
+        <w:t xml:space="preserve"> RUP </w:t>
+      </w:r>
+      <w:r>
+        <w:rPr>
+          <w:sz w:val="21"/>
+        </w:rPr>
+        <w:t>阶段文档交接，</w:t>
+      </w:r>
+    </w:p>
+    <w:p>
+      <w:r>
+        <w:rPr>
+          <w:sz w:val="21"/>
+        </w:rPr>
+        <w:t>项目经理负责集成与评审组织，保证核心功能闭环可演示。</w:t>
+      </w:r>
+    </w:p>
+    <w:p/>
+    <w:p>
       <w:pPr>
         <w:pStyle w:val="21"/>
       </w:pPr>
-      <w:bookmarkStart w:id="5" w:name="_Toc242801051"/>
+      <w:bookmarkStart w:id="5" w:name="_Toc242801551"/>
       <w:r>
         <w:t xml:space="preserve">2.3 </w:t>
       </w:r>
@@ -4302,6 +4701,7 @@
               <w:rPr>
                 <w:sz w:val="21"/>
               </w:rPr>
+              <w:lastRenderedPageBreak/>
               <w:t>用户手册</w:t>
             </w:r>
           </w:p>
@@ -4497,7 +4897,7 @@
       <w:pPr>
         <w:pStyle w:val="21"/>
       </w:pPr>
-      <w:bookmarkStart w:id="6" w:name="_Toc242801052"/>
+      <w:bookmarkStart w:id="6" w:name="_Toc242801552"/>
       <w:r>
         <w:t xml:space="preserve">2.4 </w:t>
       </w:r>
@@ -4815,9 +5215,8 @@
       <w:pPr>
         <w:pStyle w:val="1"/>
       </w:pPr>
-      <w:bookmarkStart w:id="7" w:name="_Toc242801053"/>
-      <w:r>
-        <w:lastRenderedPageBreak/>
+      <w:bookmarkStart w:id="7" w:name="_Toc242801553"/>
+      <w:r>
         <w:t xml:space="preserve">3. </w:t>
       </w:r>
       <w:r>
@@ -4829,7 +5228,7 @@
       <w:pPr>
         <w:pStyle w:val="21"/>
       </w:pPr>
-      <w:bookmarkStart w:id="8" w:name="_Toc242801054"/>
+      <w:bookmarkStart w:id="8" w:name="_Toc242801554"/>
       <w:r>
         <w:t xml:space="preserve">3.1 </w:t>
       </w:r>
@@ -4850,7 +5249,7 @@
       <w:pPr>
         <w:pStyle w:val="21"/>
       </w:pPr>
-      <w:bookmarkStart w:id="9" w:name="_Toc242801055"/>
+      <w:bookmarkStart w:id="9" w:name="_Toc242801555"/>
       <w:r>
         <w:t xml:space="preserve">3.2 </w:t>
       </w:r>
@@ -4871,7 +5270,7 @@
       <w:pPr>
         <w:pStyle w:val="21"/>
       </w:pPr>
-      <w:bookmarkStart w:id="10" w:name="_Toc242801056"/>
+      <w:bookmarkStart w:id="10" w:name="_Toc242801556"/>
       <w:r>
         <w:t xml:space="preserve">3.3 </w:t>
       </w:r>
@@ -4879,6 +5278,909 @@
         <w:t>角色与职责</w:t>
       </w:r>
       <w:bookmarkEnd w:id="10"/>
+    </w:p>
+    <w:tbl>
+      <w:tblPr>
+        <w:tblStyle w:val="af4"/>
+        <w:tblW w:w="0" w:type="auto"/>
+        <w:tblLook w:val="04A0" w:firstRow="1" w:lastRow="0" w:firstColumn="1" w:lastColumn="0" w:noHBand="0" w:noVBand="1"/>
+      </w:tblPr>
+      <w:tblGrid>
+        <w:gridCol w:w="1768"/>
+        <w:gridCol w:w="1768"/>
+        <w:gridCol w:w="1768"/>
+        <w:gridCol w:w="1768"/>
+        <w:gridCol w:w="1768"/>
+      </w:tblGrid>
+      <w:tr>
+        <w:tc>
+          <w:tcPr>
+            <w:tcW w:w="1768" w:type="dxa"/>
+          </w:tcPr>
+          <w:p>
+            <w:r>
+              <w:rPr>
+                <w:b/>
+                <w:sz w:val="18"/>
+              </w:rPr>
+              <w:t>角色</w:t>
+            </w:r>
+          </w:p>
+        </w:tc>
+        <w:tc>
+          <w:tcPr>
+            <w:tcW w:w="1768" w:type="dxa"/>
+          </w:tcPr>
+          <w:p>
+            <w:r>
+              <w:rPr>
+                <w:b/>
+                <w:sz w:val="18"/>
+              </w:rPr>
+              <w:t>负责人</w:t>
+            </w:r>
+          </w:p>
+        </w:tc>
+        <w:tc>
+          <w:tcPr>
+            <w:tcW w:w="1768" w:type="dxa"/>
+          </w:tcPr>
+          <w:p>
+            <w:r>
+              <w:rPr>
+                <w:b/>
+                <w:sz w:val="18"/>
+              </w:rPr>
+              <w:t>主要职责</w:t>
+            </w:r>
+          </w:p>
+        </w:tc>
+        <w:tc>
+          <w:tcPr>
+            <w:tcW w:w="1768" w:type="dxa"/>
+          </w:tcPr>
+          <w:p>
+            <w:r>
+              <w:rPr>
+                <w:b/>
+                <w:sz w:val="18"/>
+              </w:rPr>
+              <w:t>主要交付物</w:t>
+            </w:r>
+          </w:p>
+        </w:tc>
+        <w:tc>
+          <w:tcPr>
+            <w:tcW w:w="1768" w:type="dxa"/>
+          </w:tcPr>
+          <w:p>
+            <w:r>
+              <w:rPr>
+                <w:b/>
+                <w:sz w:val="18"/>
+              </w:rPr>
+              <w:t>权值</w:t>
+            </w:r>
+          </w:p>
+        </w:tc>
+      </w:tr>
+      <w:tr>
+        <w:tc>
+          <w:tcPr>
+            <w:tcW w:w="1768" w:type="dxa"/>
+          </w:tcPr>
+          <w:p>
+            <w:r>
+              <w:rPr>
+                <w:sz w:val="18"/>
+              </w:rPr>
+              <w:t>项目经理</w:t>
+            </w:r>
+          </w:p>
+        </w:tc>
+        <w:tc>
+          <w:tcPr>
+            <w:tcW w:w="1768" w:type="dxa"/>
+          </w:tcPr>
+          <w:p>
+            <w:r>
+              <w:rPr>
+                <w:sz w:val="18"/>
+              </w:rPr>
+              <w:t>陈麒元</w:t>
+            </w:r>
+          </w:p>
+        </w:tc>
+        <w:tc>
+          <w:tcPr>
+            <w:tcW w:w="1768" w:type="dxa"/>
+          </w:tcPr>
+          <w:p>
+            <w:r>
+              <w:rPr>
+                <w:sz w:val="18"/>
+              </w:rPr>
+              <w:t>计划、排期、进度跟踪、风险管理、</w:t>
+            </w:r>
+            <w:r>
+              <w:rPr>
+                <w:sz w:val="18"/>
+              </w:rPr>
+              <w:t xml:space="preserve">PR </w:t>
+            </w:r>
+            <w:r>
+              <w:rPr>
+                <w:sz w:val="18"/>
+              </w:rPr>
+              <w:t>审核、集成与答辩统筹</w:t>
+            </w:r>
+          </w:p>
+        </w:tc>
+        <w:tc>
+          <w:tcPr>
+            <w:tcW w:w="1768" w:type="dxa"/>
+          </w:tcPr>
+          <w:p>
+            <w:r>
+              <w:rPr>
+                <w:sz w:val="18"/>
+              </w:rPr>
+              <w:t>初始</w:t>
+            </w:r>
+            <w:r>
+              <w:rPr>
+                <w:sz w:val="18"/>
+              </w:rPr>
+              <w:t>/</w:t>
+            </w:r>
+            <w:r>
+              <w:rPr>
+                <w:sz w:val="18"/>
+              </w:rPr>
+              <w:t>详细软件项目计划、会议纪要、风险清单、答辩</w:t>
+            </w:r>
+            <w:r>
+              <w:rPr>
+                <w:sz w:val="18"/>
+              </w:rPr>
+              <w:t xml:space="preserve"> PPT</w:t>
+            </w:r>
+          </w:p>
+        </w:tc>
+        <w:tc>
+          <w:tcPr>
+            <w:tcW w:w="1768" w:type="dxa"/>
+          </w:tcPr>
+          <w:p>
+            <w:r>
+              <w:rPr>
+                <w:sz w:val="18"/>
+              </w:rPr>
+              <w:t>10</w:t>
+            </w:r>
+          </w:p>
+        </w:tc>
+      </w:tr>
+      <w:tr>
+        <w:tc>
+          <w:tcPr>
+            <w:tcW w:w="1768" w:type="dxa"/>
+          </w:tcPr>
+          <w:p>
+            <w:r>
+              <w:rPr>
+                <w:sz w:val="18"/>
+              </w:rPr>
+              <w:t>系统分析员</w:t>
+            </w:r>
+          </w:p>
+        </w:tc>
+        <w:tc>
+          <w:tcPr>
+            <w:tcW w:w="1768" w:type="dxa"/>
+          </w:tcPr>
+          <w:p>
+            <w:r>
+              <w:rPr>
+                <w:sz w:val="18"/>
+              </w:rPr>
+              <w:t>宋嘉幸</w:t>
+            </w:r>
+          </w:p>
+        </w:tc>
+        <w:tc>
+          <w:tcPr>
+            <w:tcW w:w="1768" w:type="dxa"/>
+          </w:tcPr>
+          <w:p>
+            <w:r>
+              <w:rPr>
+                <w:sz w:val="18"/>
+              </w:rPr>
+              <w:t>需求调研、用例建模、补充规约、需求基线管理、拆解</w:t>
+            </w:r>
+            <w:r>
+              <w:rPr>
+                <w:sz w:val="18"/>
+              </w:rPr>
+              <w:t xml:space="preserve"> REQ Issue</w:t>
+            </w:r>
+          </w:p>
+        </w:tc>
+        <w:tc>
+          <w:tcPr>
+            <w:tcW w:w="1768" w:type="dxa"/>
+          </w:tcPr>
+          <w:p>
+            <w:r>
+              <w:rPr>
+                <w:sz w:val="18"/>
+              </w:rPr>
+              <w:t>软件需求规范、用例图</w:t>
+            </w:r>
+            <w:r>
+              <w:rPr>
+                <w:sz w:val="18"/>
+              </w:rPr>
+              <w:t>/</w:t>
+            </w:r>
+            <w:r>
+              <w:rPr>
+                <w:sz w:val="18"/>
+              </w:rPr>
+              <w:t>用例规约</w:t>
+            </w:r>
+            <w:r>
+              <w:rPr>
+                <w:sz w:val="18"/>
+              </w:rPr>
+              <w:t>/</w:t>
+            </w:r>
+            <w:r>
+              <w:rPr>
+                <w:sz w:val="18"/>
+              </w:rPr>
+              <w:t>补充规约</w:t>
+            </w:r>
+          </w:p>
+        </w:tc>
+        <w:tc>
+          <w:tcPr>
+            <w:tcW w:w="1768" w:type="dxa"/>
+          </w:tcPr>
+          <w:p>
+            <w:r>
+              <w:rPr>
+                <w:sz w:val="18"/>
+              </w:rPr>
+              <w:t>8</w:t>
+            </w:r>
+          </w:p>
+        </w:tc>
+      </w:tr>
+      <w:tr>
+        <w:tc>
+          <w:tcPr>
+            <w:tcW w:w="1768" w:type="dxa"/>
+          </w:tcPr>
+          <w:p>
+            <w:r>
+              <w:rPr>
+                <w:sz w:val="18"/>
+              </w:rPr>
+              <w:t>设计员</w:t>
+            </w:r>
+          </w:p>
+        </w:tc>
+        <w:tc>
+          <w:tcPr>
+            <w:tcW w:w="1768" w:type="dxa"/>
+          </w:tcPr>
+          <w:p>
+            <w:r>
+              <w:rPr>
+                <w:sz w:val="18"/>
+              </w:rPr>
+              <w:t>窦源泽</w:t>
+            </w:r>
+          </w:p>
+        </w:tc>
+        <w:tc>
+          <w:tcPr>
+            <w:tcW w:w="1768" w:type="dxa"/>
+          </w:tcPr>
+          <w:p>
+            <w:r>
+              <w:rPr>
+                <w:sz w:val="18"/>
+              </w:rPr>
+              <w:t>架构设计、数据库设计、</w:t>
+            </w:r>
+            <w:r>
+              <w:rPr>
+                <w:sz w:val="18"/>
+              </w:rPr>
+              <w:t xml:space="preserve">API </w:t>
+            </w:r>
+            <w:r>
+              <w:rPr>
+                <w:sz w:val="18"/>
+              </w:rPr>
+              <w:t>设计、</w:t>
+            </w:r>
+            <w:r>
+              <w:rPr>
+                <w:sz w:val="18"/>
+              </w:rPr>
+              <w:lastRenderedPageBreak/>
+              <w:t>后端核心实现、设计文档</w:t>
+            </w:r>
+          </w:p>
+        </w:tc>
+        <w:tc>
+          <w:tcPr>
+            <w:tcW w:w="1768" w:type="dxa"/>
+          </w:tcPr>
+          <w:p>
+            <w:r>
+              <w:rPr>
+                <w:sz w:val="18"/>
+              </w:rPr>
+              <w:lastRenderedPageBreak/>
+              <w:t>设计文档、</w:t>
+            </w:r>
+            <w:r>
+              <w:rPr>
+                <w:sz w:val="18"/>
+              </w:rPr>
+              <w:t xml:space="preserve">ER </w:t>
+            </w:r>
+            <w:r>
+              <w:rPr>
+                <w:sz w:val="18"/>
+              </w:rPr>
+              <w:t>图</w:t>
+            </w:r>
+            <w:r>
+              <w:rPr>
+                <w:sz w:val="18"/>
+              </w:rPr>
+              <w:t xml:space="preserve">/API </w:t>
+            </w:r>
+            <w:r>
+              <w:rPr>
+                <w:sz w:val="18"/>
+              </w:rPr>
+              <w:t>文档、后端代</w:t>
+            </w:r>
+            <w:r>
+              <w:rPr>
+                <w:sz w:val="18"/>
+              </w:rPr>
+              <w:lastRenderedPageBreak/>
+              <w:t>码、</w:t>
+            </w:r>
+            <w:r>
+              <w:rPr>
+                <w:sz w:val="18"/>
+              </w:rPr>
+              <w:t>db/init.sql</w:t>
+            </w:r>
+          </w:p>
+        </w:tc>
+        <w:tc>
+          <w:tcPr>
+            <w:tcW w:w="1768" w:type="dxa"/>
+          </w:tcPr>
+          <w:p>
+            <w:r>
+              <w:rPr>
+                <w:sz w:val="18"/>
+              </w:rPr>
+              <w:lastRenderedPageBreak/>
+              <w:t>8</w:t>
+            </w:r>
+          </w:p>
+        </w:tc>
+      </w:tr>
+      <w:tr>
+        <w:tc>
+          <w:tcPr>
+            <w:tcW w:w="1768" w:type="dxa"/>
+          </w:tcPr>
+          <w:p>
+            <w:r>
+              <w:rPr>
+                <w:sz w:val="18"/>
+              </w:rPr>
+              <w:t>测试经理</w:t>
+            </w:r>
+          </w:p>
+        </w:tc>
+        <w:tc>
+          <w:tcPr>
+            <w:tcW w:w="1768" w:type="dxa"/>
+          </w:tcPr>
+          <w:p>
+            <w:r>
+              <w:rPr>
+                <w:sz w:val="18"/>
+              </w:rPr>
+              <w:t>常子衡</w:t>
+            </w:r>
+          </w:p>
+        </w:tc>
+        <w:tc>
+          <w:tcPr>
+            <w:tcW w:w="1768" w:type="dxa"/>
+          </w:tcPr>
+          <w:p>
+            <w:r>
+              <w:rPr>
+                <w:sz w:val="18"/>
+              </w:rPr>
+              <w:t>测试计划与设计、测试执行、缺陷跟踪、冒烟</w:t>
+            </w:r>
+            <w:r>
+              <w:rPr>
+                <w:sz w:val="18"/>
+              </w:rPr>
+              <w:t>/</w:t>
+            </w:r>
+            <w:r>
+              <w:rPr>
+                <w:sz w:val="18"/>
+              </w:rPr>
+              <w:t>回归测试、测试报告</w:t>
+            </w:r>
+          </w:p>
+        </w:tc>
+        <w:tc>
+          <w:tcPr>
+            <w:tcW w:w="1768" w:type="dxa"/>
+          </w:tcPr>
+          <w:p>
+            <w:r>
+              <w:rPr>
+                <w:sz w:val="18"/>
+              </w:rPr>
+              <w:t>软件测试计划、软件测试设计、测试报告、缺陷列表</w:t>
+            </w:r>
+          </w:p>
+        </w:tc>
+        <w:tc>
+          <w:tcPr>
+            <w:tcW w:w="1768" w:type="dxa"/>
+          </w:tcPr>
+          <w:p>
+            <w:r>
+              <w:rPr>
+                <w:sz w:val="18"/>
+              </w:rPr>
+              <w:t>8</w:t>
+            </w:r>
+          </w:p>
+        </w:tc>
+      </w:tr>
+      <w:tr>
+        <w:tc>
+          <w:tcPr>
+            <w:tcW w:w="1768" w:type="dxa"/>
+          </w:tcPr>
+          <w:p>
+            <w:r>
+              <w:rPr>
+                <w:sz w:val="18"/>
+              </w:rPr>
+              <w:t>配置经理</w:t>
+            </w:r>
+          </w:p>
+        </w:tc>
+        <w:tc>
+          <w:tcPr>
+            <w:tcW w:w="1768" w:type="dxa"/>
+          </w:tcPr>
+          <w:p>
+            <w:r>
+              <w:rPr>
+                <w:sz w:val="18"/>
+              </w:rPr>
+              <w:t>钟姝伶</w:t>
+            </w:r>
+          </w:p>
+        </w:tc>
+        <w:tc>
+          <w:tcPr>
+            <w:tcW w:w="1768" w:type="dxa"/>
+          </w:tcPr>
+          <w:p>
+            <w:r>
+              <w:rPr>
+                <w:sz w:val="18"/>
+              </w:rPr>
+              <w:t>配置管理计划、分支策略、</w:t>
+            </w:r>
+            <w:r>
+              <w:rPr>
+                <w:sz w:val="18"/>
+              </w:rPr>
+              <w:t>CI</w:t>
+            </w:r>
+            <w:r>
+              <w:rPr>
+                <w:sz w:val="18"/>
+              </w:rPr>
+              <w:t>、基线维护、</w:t>
+            </w:r>
+            <w:r>
+              <w:rPr>
+                <w:sz w:val="18"/>
+              </w:rPr>
+              <w:t>Release</w:t>
+            </w:r>
+            <w:r>
+              <w:rPr>
+                <w:sz w:val="18"/>
+              </w:rPr>
+              <w:t>、后端工具模块</w:t>
+            </w:r>
+          </w:p>
+        </w:tc>
+        <w:tc>
+          <w:tcPr>
+            <w:tcW w:w="1768" w:type="dxa"/>
+          </w:tcPr>
+          <w:p>
+            <w:r>
+              <w:rPr>
+                <w:sz w:val="18"/>
+              </w:rPr>
+              <w:t>配置管理计划、</w:t>
+            </w:r>
+            <w:r>
+              <w:rPr>
+                <w:sz w:val="18"/>
+              </w:rPr>
+              <w:t>ci.yml</w:t>
+            </w:r>
+            <w:r>
+              <w:rPr>
+                <w:sz w:val="18"/>
+              </w:rPr>
+              <w:t>、</w:t>
+            </w:r>
+            <w:r>
+              <w:rPr>
+                <w:sz w:val="18"/>
+              </w:rPr>
+              <w:t>docker-compose.yml</w:t>
+            </w:r>
+            <w:r>
+              <w:rPr>
+                <w:sz w:val="18"/>
+              </w:rPr>
+              <w:t>、</w:t>
+            </w:r>
+            <w:r>
+              <w:rPr>
+                <w:sz w:val="18"/>
+              </w:rPr>
+              <w:t>Release Notes</w:t>
+            </w:r>
+          </w:p>
+        </w:tc>
+        <w:tc>
+          <w:tcPr>
+            <w:tcW w:w="1768" w:type="dxa"/>
+          </w:tcPr>
+          <w:p>
+            <w:r>
+              <w:rPr>
+                <w:sz w:val="18"/>
+              </w:rPr>
+              <w:t>8</w:t>
+            </w:r>
+          </w:p>
+        </w:tc>
+      </w:tr>
+      <w:tr>
+        <w:tc>
+          <w:tcPr>
+            <w:tcW w:w="1768" w:type="dxa"/>
+          </w:tcPr>
+          <w:p>
+            <w:r>
+              <w:rPr>
+                <w:sz w:val="18"/>
+              </w:rPr>
+              <w:t>界面设计员</w:t>
+            </w:r>
+          </w:p>
+        </w:tc>
+        <w:tc>
+          <w:tcPr>
+            <w:tcW w:w="1768" w:type="dxa"/>
+          </w:tcPr>
+          <w:p>
+            <w:r>
+              <w:rPr>
+                <w:sz w:val="18"/>
+              </w:rPr>
+              <w:t>林星</w:t>
+            </w:r>
+          </w:p>
+        </w:tc>
+        <w:tc>
+          <w:tcPr>
+            <w:tcW w:w="1768" w:type="dxa"/>
+          </w:tcPr>
+          <w:p>
+            <w:r>
+              <w:rPr>
+                <w:sz w:val="18"/>
+              </w:rPr>
+              <w:t>界面原型、</w:t>
+            </w:r>
+            <w:r>
+              <w:rPr>
+                <w:sz w:val="18"/>
+              </w:rPr>
+              <w:t xml:space="preserve">UI </w:t>
+            </w:r>
+            <w:r>
+              <w:rPr>
+                <w:sz w:val="18"/>
+              </w:rPr>
+              <w:t>规范、前端全部页面、用户手册</w:t>
+            </w:r>
+          </w:p>
+        </w:tc>
+        <w:tc>
+          <w:tcPr>
+            <w:tcW w:w="1768" w:type="dxa"/>
+          </w:tcPr>
+          <w:p>
+            <w:r>
+              <w:rPr>
+                <w:sz w:val="18"/>
+              </w:rPr>
+              <w:t>用户界面原型、前端代码、用户手册</w:t>
+            </w:r>
+          </w:p>
+        </w:tc>
+        <w:tc>
+          <w:tcPr>
+            <w:tcW w:w="1768" w:type="dxa"/>
+          </w:tcPr>
+          <w:p>
+            <w:r>
+              <w:rPr>
+                <w:sz w:val="18"/>
+              </w:rPr>
+              <w:t>8</w:t>
+            </w:r>
+          </w:p>
+        </w:tc>
+      </w:tr>
+      <w:tr>
+        <w:tc>
+          <w:tcPr>
+            <w:tcW w:w="1768" w:type="dxa"/>
+          </w:tcPr>
+          <w:p>
+            <w:r>
+              <w:rPr>
+                <w:sz w:val="18"/>
+              </w:rPr>
+              <w:t>（可分配）程序员</w:t>
+            </w:r>
+            <w:r>
+              <w:rPr>
+                <w:sz w:val="18"/>
+              </w:rPr>
+              <w:t>/</w:t>
+            </w:r>
+            <w:r>
+              <w:rPr>
+                <w:sz w:val="18"/>
+              </w:rPr>
+              <w:t>测试员</w:t>
+            </w:r>
+          </w:p>
+        </w:tc>
+        <w:tc>
+          <w:tcPr>
+            <w:tcW w:w="1768" w:type="dxa"/>
+          </w:tcPr>
+          <w:p>
+            <w:r>
+              <w:rPr>
+                <w:sz w:val="18"/>
+              </w:rPr>
+              <w:t>视任务分配</w:t>
+            </w:r>
+          </w:p>
+        </w:tc>
+        <w:tc>
+          <w:tcPr>
+            <w:tcW w:w="1768" w:type="dxa"/>
+          </w:tcPr>
+          <w:p>
+            <w:r>
+              <w:rPr>
+                <w:sz w:val="18"/>
+              </w:rPr>
+              <w:t>承担编码实现与测试执行的临时角色，增加过程评估权值</w:t>
+            </w:r>
+          </w:p>
+        </w:tc>
+        <w:tc>
+          <w:tcPr>
+            <w:tcW w:w="1768" w:type="dxa"/>
+          </w:tcPr>
+          <w:p>
+            <w:r>
+              <w:rPr>
+                <w:sz w:val="18"/>
+              </w:rPr>
+              <w:t>对应代码与测试产物</w:t>
+            </w:r>
+          </w:p>
+        </w:tc>
+        <w:tc>
+          <w:tcPr>
+            <w:tcW w:w="1768" w:type="dxa"/>
+          </w:tcPr>
+          <w:p>
+            <w:r>
+              <w:rPr>
+                <w:sz w:val="18"/>
+              </w:rPr>
+              <w:t>按分配</w:t>
+            </w:r>
+          </w:p>
+        </w:tc>
+      </w:tr>
+    </w:tbl>
+    <w:p>
+      <w:r>
+        <w:rPr>
+          <w:sz w:val="21"/>
+        </w:rPr>
+        <w:t>人力资源分配说明：团队成员共</w:t>
+      </w:r>
+      <w:r>
+        <w:rPr>
+          <w:sz w:val="21"/>
+        </w:rPr>
+        <w:t xml:space="preserve"> 6 </w:t>
+      </w:r>
+      <w:r>
+        <w:rPr>
+          <w:sz w:val="21"/>
+        </w:rPr>
+        <w:t>人，全程全职投入。项目经理对最终交付负责，按周在</w:t>
+      </w:r>
+      <w:r>
+        <w:rPr>
+          <w:sz w:val="21"/>
+        </w:rPr>
+        <w:t xml:space="preserve">GitHub Projects </w:t>
+      </w:r>
+      <w:r>
+        <w:rPr>
+          <w:sz w:val="21"/>
+        </w:rPr>
+        <w:t>下达任务并跟踪；各角色在精化</w:t>
+      </w:r>
+      <w:r>
+        <w:rPr>
+          <w:sz w:val="21"/>
+        </w:rPr>
+        <w:t>/</w:t>
+      </w:r>
+      <w:r>
+        <w:rPr>
+          <w:sz w:val="21"/>
+        </w:rPr>
+        <w:t>构建阶段的高峰并行。工作量占比估算：需求与设计约</w:t>
+      </w:r>
+      <w:r>
+        <w:rPr>
+          <w:sz w:val="21"/>
+        </w:rPr>
+        <w:t xml:space="preserve"> 30%</w:t>
+      </w:r>
+      <w:r>
+        <w:rPr>
+          <w:sz w:val="21"/>
+        </w:rPr>
+        <w:t>，编码实现约</w:t>
+      </w:r>
+      <w:r>
+        <w:rPr>
+          <w:sz w:val="21"/>
+        </w:rPr>
+        <w:t xml:space="preserve"> 45%</w:t>
+      </w:r>
+      <w:r>
+        <w:rPr>
+          <w:sz w:val="21"/>
+        </w:rPr>
+        <w:t>，测试约</w:t>
+      </w:r>
+      <w:r>
+        <w:rPr>
+          <w:sz w:val="21"/>
+        </w:rPr>
+        <w:t xml:space="preserve"> 15%</w:t>
+      </w:r>
+      <w:r>
+        <w:rPr>
+          <w:sz w:val="21"/>
+        </w:rPr>
+        <w:t>，配置与文档约</w:t>
+      </w:r>
+      <w:r>
+        <w:rPr>
+          <w:sz w:val="21"/>
+        </w:rPr>
+        <w:t xml:space="preserve"> 10%</w:t>
+      </w:r>
+      <w:r>
+        <w:rPr>
+          <w:sz w:val="21"/>
+        </w:rPr>
+        <w:t>。若考核评估需要，可为编码</w:t>
+      </w:r>
+      <w:r>
+        <w:rPr>
+          <w:sz w:val="21"/>
+        </w:rPr>
+        <w:t>/</w:t>
+      </w:r>
+      <w:r>
+        <w:rPr>
+          <w:sz w:val="21"/>
+        </w:rPr>
+        <w:t>测试阶段分配</w:t>
+      </w:r>
+      <w:r>
+        <w:rPr>
+          <w:sz w:val="21"/>
+        </w:rPr>
+        <w:t>“</w:t>
+      </w:r>
+      <w:r>
+        <w:rPr>
+          <w:sz w:val="21"/>
+        </w:rPr>
+        <w:t>程序员</w:t>
+      </w:r>
+      <w:r>
+        <w:rPr>
+          <w:sz w:val="21"/>
+        </w:rPr>
+        <w:t>”“</w:t>
+      </w:r>
+      <w:r>
+        <w:rPr>
+          <w:sz w:val="21"/>
+        </w:rPr>
+        <w:t>测试员</w:t>
+      </w:r>
+      <w:r>
+        <w:rPr>
+          <w:sz w:val="21"/>
+        </w:rPr>
+        <w:t>”</w:t>
+      </w:r>
+      <w:r>
+        <w:rPr>
+          <w:sz w:val="21"/>
+        </w:rPr>
+        <w:t>角色并分配相应权值。</w:t>
+      </w:r>
     </w:p>
     <w:tbl>
       <w:tblPr>
@@ -5342,8 +6644,9 @@
       <w:pPr>
         <w:pStyle w:val="1"/>
       </w:pPr>
-      <w:bookmarkStart w:id="11" w:name="_Toc242801057"/>
-      <w:r>
+      <w:bookmarkStart w:id="11" w:name="_Toc242801557"/>
+      <w:r>
+        <w:lastRenderedPageBreak/>
         <w:t xml:space="preserve">4. </w:t>
       </w:r>
       <w:r>
@@ -5355,7 +6658,7 @@
       <w:pPr>
         <w:pStyle w:val="21"/>
       </w:pPr>
-      <w:bookmarkStart w:id="12" w:name="_Toc242801058"/>
+      <w:bookmarkStart w:id="12" w:name="_Toc242801558"/>
       <w:r>
         <w:t xml:space="preserve">4.1 </w:t>
       </w:r>
@@ -5438,9 +6741,8 @@
       <w:pPr>
         <w:pStyle w:val="21"/>
       </w:pPr>
-      <w:bookmarkStart w:id="13" w:name="_Toc242801059"/>
-      <w:r>
-        <w:lastRenderedPageBreak/>
+      <w:bookmarkStart w:id="13" w:name="_Toc242801559"/>
+      <w:r>
         <w:t xml:space="preserve">4.2 </w:t>
       </w:r>
       <w:r>
@@ -5452,7 +6754,7 @@
       <w:pPr>
         <w:pStyle w:val="31"/>
       </w:pPr>
-      <w:bookmarkStart w:id="14" w:name="_Toc242801060"/>
+      <w:bookmarkStart w:id="14" w:name="_Toc242801560"/>
       <w:r>
         <w:t xml:space="preserve">4.2.1 </w:t>
       </w:r>
@@ -5640,6 +6942,7 @@
         <w:ind w:left="850"/>
       </w:pPr>
       <w:r>
+        <w:lastRenderedPageBreak/>
         <w:t xml:space="preserve">3.2 </w:t>
       </w:r>
       <w:r>
@@ -5706,7 +7009,6 @@
         <w:ind w:left="850"/>
       </w:pPr>
       <w:r>
-        <w:lastRenderedPageBreak/>
         <w:t xml:space="preserve">4.2 </w:t>
       </w:r>
       <w:r>
@@ -5902,6 +7204,7 @@
         <w:ind w:left="850"/>
       </w:pPr>
       <w:r>
+        <w:lastRenderedPageBreak/>
         <w:t xml:space="preserve">7.1 </w:t>
       </w:r>
       <w:r>
@@ -5965,7 +7268,6 @@
           <w:noProof/>
           <w:szCs w:val="24"/>
         </w:rPr>
-        <w:lastRenderedPageBreak/>
         <w:drawing>
           <wp:inline distT="0" distB="0" distL="114300" distR="114300" wp14:anchorId="4CE77094" wp14:editId="65D6BA9A">
             <wp:extent cx="6690360" cy="1969135"/>
@@ -6431,11 +7733,2889 @@
         <w:t>v1.0</w:t>
       </w:r>
     </w:p>
+    <w:tbl>
+      <w:tblPr>
+        <w:tblStyle w:val="af4"/>
+        <w:tblW w:w="0" w:type="auto"/>
+        <w:tblLook w:val="04A0" w:firstRow="1" w:lastRow="0" w:firstColumn="1" w:lastColumn="0" w:noHBand="0" w:noVBand="1"/>
+      </w:tblPr>
+      <w:tblGrid>
+        <w:gridCol w:w="1768"/>
+        <w:gridCol w:w="1768"/>
+        <w:gridCol w:w="1768"/>
+        <w:gridCol w:w="1768"/>
+        <w:gridCol w:w="1768"/>
+      </w:tblGrid>
+      <w:tr>
+        <w:tc>
+          <w:tcPr>
+            <w:tcW w:w="1768" w:type="dxa"/>
+          </w:tcPr>
+          <w:p>
+            <w:r>
+              <w:rPr>
+                <w:b/>
+                <w:sz w:val="18"/>
+              </w:rPr>
+              <w:t>任务编号</w:t>
+            </w:r>
+          </w:p>
+        </w:tc>
+        <w:tc>
+          <w:tcPr>
+            <w:tcW w:w="1768" w:type="dxa"/>
+          </w:tcPr>
+          <w:p>
+            <w:r>
+              <w:rPr>
+                <w:b/>
+                <w:sz w:val="18"/>
+              </w:rPr>
+              <w:t>任务名称</w:t>
+            </w:r>
+          </w:p>
+        </w:tc>
+        <w:tc>
+          <w:tcPr>
+            <w:tcW w:w="1768" w:type="dxa"/>
+          </w:tcPr>
+          <w:p>
+            <w:r>
+              <w:rPr>
+                <w:b/>
+                <w:sz w:val="18"/>
+              </w:rPr>
+              <w:t>负责人</w:t>
+            </w:r>
+          </w:p>
+        </w:tc>
+        <w:tc>
+          <w:tcPr>
+            <w:tcW w:w="1768" w:type="dxa"/>
+          </w:tcPr>
+          <w:p>
+            <w:r>
+              <w:rPr>
+                <w:b/>
+                <w:sz w:val="18"/>
+              </w:rPr>
+              <w:t>工期</w:t>
+            </w:r>
+          </w:p>
+        </w:tc>
+        <w:tc>
+          <w:tcPr>
+            <w:tcW w:w="1768" w:type="dxa"/>
+          </w:tcPr>
+          <w:p>
+            <w:r>
+              <w:rPr>
+                <w:b/>
+                <w:sz w:val="18"/>
+              </w:rPr>
+              <w:t>交付物</w:t>
+            </w:r>
+          </w:p>
+        </w:tc>
+      </w:tr>
+      <w:tr>
+        <w:tc>
+          <w:tcPr>
+            <w:tcW w:w="1768" w:type="dxa"/>
+          </w:tcPr>
+          <w:p>
+            <w:r>
+              <w:rPr>
+                <w:sz w:val="18"/>
+              </w:rPr>
+              <w:t>1.1</w:t>
+            </w:r>
+          </w:p>
+        </w:tc>
+        <w:tc>
+          <w:tcPr>
+            <w:tcW w:w="1768" w:type="dxa"/>
+          </w:tcPr>
+          <w:p>
+            <w:r>
+              <w:rPr>
+                <w:sz w:val="18"/>
+              </w:rPr>
+              <w:t>初始计划</w:t>
+            </w:r>
+          </w:p>
+        </w:tc>
+        <w:tc>
+          <w:tcPr>
+            <w:tcW w:w="1768" w:type="dxa"/>
+          </w:tcPr>
+          <w:p>
+            <w:r>
+              <w:rPr>
+                <w:sz w:val="18"/>
+              </w:rPr>
+              <w:t>陈麒元</w:t>
+            </w:r>
+          </w:p>
+        </w:tc>
+        <w:tc>
+          <w:tcPr>
+            <w:tcW w:w="1768" w:type="dxa"/>
+          </w:tcPr>
+          <w:p>
+            <w:r>
+              <w:rPr>
+                <w:sz w:val="18"/>
+              </w:rPr>
+              <w:t>第</w:t>
+            </w:r>
+            <w:r>
+              <w:rPr>
+                <w:sz w:val="18"/>
+              </w:rPr>
+              <w:t xml:space="preserve"> 1 </w:t>
+            </w:r>
+            <w:r>
+              <w:rPr>
+                <w:sz w:val="18"/>
+              </w:rPr>
+              <w:t>周</w:t>
+            </w:r>
+          </w:p>
+        </w:tc>
+        <w:tc>
+          <w:tcPr>
+            <w:tcW w:w="1768" w:type="dxa"/>
+          </w:tcPr>
+          <w:p>
+            <w:r>
+              <w:rPr>
+                <w:sz w:val="18"/>
+              </w:rPr>
+              <w:t>初始软件开发计划</w:t>
+            </w:r>
+          </w:p>
+        </w:tc>
+      </w:tr>
+      <w:tr>
+        <w:tc>
+          <w:tcPr>
+            <w:tcW w:w="1768" w:type="dxa"/>
+          </w:tcPr>
+          <w:p>
+            <w:r>
+              <w:rPr>
+                <w:sz w:val="18"/>
+              </w:rPr>
+              <w:t>1.2</w:t>
+            </w:r>
+          </w:p>
+        </w:tc>
+        <w:tc>
+          <w:tcPr>
+            <w:tcW w:w="1768" w:type="dxa"/>
+          </w:tcPr>
+          <w:p>
+            <w:r>
+              <w:rPr>
+                <w:sz w:val="18"/>
+              </w:rPr>
+              <w:t>详细计划</w:t>
+            </w:r>
+          </w:p>
+        </w:tc>
+        <w:tc>
+          <w:tcPr>
+            <w:tcW w:w="1768" w:type="dxa"/>
+          </w:tcPr>
+          <w:p>
+            <w:r>
+              <w:rPr>
+                <w:sz w:val="18"/>
+              </w:rPr>
+              <w:t>陈麒元</w:t>
+            </w:r>
+          </w:p>
+        </w:tc>
+        <w:tc>
+          <w:tcPr>
+            <w:tcW w:w="1768" w:type="dxa"/>
+          </w:tcPr>
+          <w:p>
+            <w:r>
+              <w:rPr>
+                <w:sz w:val="18"/>
+              </w:rPr>
+              <w:t>第</w:t>
+            </w:r>
+            <w:r>
+              <w:rPr>
+                <w:sz w:val="18"/>
+              </w:rPr>
+              <w:t xml:space="preserve"> 3 </w:t>
+            </w:r>
+            <w:r>
+              <w:rPr>
+                <w:sz w:val="18"/>
+              </w:rPr>
+              <w:t>周</w:t>
+            </w:r>
+          </w:p>
+        </w:tc>
+        <w:tc>
+          <w:tcPr>
+            <w:tcW w:w="1768" w:type="dxa"/>
+          </w:tcPr>
+          <w:p>
+            <w:r>
+              <w:rPr>
+                <w:sz w:val="18"/>
+              </w:rPr>
+              <w:t>详细软件开发计划</w:t>
+            </w:r>
+          </w:p>
+        </w:tc>
+      </w:tr>
+      <w:tr>
+        <w:tc>
+          <w:tcPr>
+            <w:tcW w:w="1768" w:type="dxa"/>
+          </w:tcPr>
+          <w:p>
+            <w:r>
+              <w:rPr>
+                <w:sz w:val="18"/>
+              </w:rPr>
+              <w:t>1.3</w:t>
+            </w:r>
+          </w:p>
+        </w:tc>
+        <w:tc>
+          <w:tcPr>
+            <w:tcW w:w="1768" w:type="dxa"/>
+          </w:tcPr>
+          <w:p>
+            <w:r>
+              <w:rPr>
+                <w:sz w:val="18"/>
+              </w:rPr>
+              <w:t>周例会</w:t>
+            </w:r>
+          </w:p>
+        </w:tc>
+        <w:tc>
+          <w:tcPr>
+            <w:tcW w:w="1768" w:type="dxa"/>
+          </w:tcPr>
+          <w:p>
+            <w:r>
+              <w:rPr>
+                <w:sz w:val="18"/>
+              </w:rPr>
+              <w:t>陈麒元</w:t>
+            </w:r>
+          </w:p>
+        </w:tc>
+        <w:tc>
+          <w:tcPr>
+            <w:tcW w:w="1768" w:type="dxa"/>
+          </w:tcPr>
+          <w:p>
+            <w:r>
+              <w:rPr>
+                <w:sz w:val="18"/>
+              </w:rPr>
+              <w:t>每周</w:t>
+            </w:r>
+          </w:p>
+        </w:tc>
+        <w:tc>
+          <w:tcPr>
+            <w:tcW w:w="1768" w:type="dxa"/>
+          </w:tcPr>
+          <w:p>
+            <w:r>
+              <w:rPr>
+                <w:sz w:val="18"/>
+              </w:rPr>
+              <w:t>会议纪要</w:t>
+            </w:r>
+          </w:p>
+        </w:tc>
+      </w:tr>
+      <w:tr>
+        <w:tc>
+          <w:tcPr>
+            <w:tcW w:w="1768" w:type="dxa"/>
+          </w:tcPr>
+          <w:p>
+            <w:r>
+              <w:rPr>
+                <w:sz w:val="18"/>
+              </w:rPr>
+              <w:lastRenderedPageBreak/>
+              <w:t>1.4</w:t>
+            </w:r>
+          </w:p>
+        </w:tc>
+        <w:tc>
+          <w:tcPr>
+            <w:tcW w:w="1768" w:type="dxa"/>
+          </w:tcPr>
+          <w:p>
+            <w:r>
+              <w:rPr>
+                <w:sz w:val="18"/>
+              </w:rPr>
+              <w:t>风险跟踪</w:t>
+            </w:r>
+          </w:p>
+        </w:tc>
+        <w:tc>
+          <w:tcPr>
+            <w:tcW w:w="1768" w:type="dxa"/>
+          </w:tcPr>
+          <w:p>
+            <w:r>
+              <w:rPr>
+                <w:sz w:val="18"/>
+              </w:rPr>
+              <w:t>陈麒元</w:t>
+            </w:r>
+          </w:p>
+        </w:tc>
+        <w:tc>
+          <w:tcPr>
+            <w:tcW w:w="1768" w:type="dxa"/>
+          </w:tcPr>
+          <w:p>
+            <w:r>
+              <w:rPr>
+                <w:sz w:val="18"/>
+              </w:rPr>
+              <w:t>全程</w:t>
+            </w:r>
+          </w:p>
+        </w:tc>
+        <w:tc>
+          <w:tcPr>
+            <w:tcW w:w="1768" w:type="dxa"/>
+          </w:tcPr>
+          <w:p>
+            <w:r>
+              <w:rPr>
+                <w:sz w:val="18"/>
+              </w:rPr>
+              <w:t>风险清单</w:t>
+            </w:r>
+          </w:p>
+        </w:tc>
+      </w:tr>
+      <w:tr>
+        <w:tc>
+          <w:tcPr>
+            <w:tcW w:w="1768" w:type="dxa"/>
+          </w:tcPr>
+          <w:p>
+            <w:r>
+              <w:rPr>
+                <w:sz w:val="18"/>
+              </w:rPr>
+              <w:t>1.5</w:t>
+            </w:r>
+          </w:p>
+        </w:tc>
+        <w:tc>
+          <w:tcPr>
+            <w:tcW w:w="1768" w:type="dxa"/>
+          </w:tcPr>
+          <w:p>
+            <w:r>
+              <w:rPr>
+                <w:sz w:val="18"/>
+              </w:rPr>
+              <w:t>答辩准备</w:t>
+            </w:r>
+          </w:p>
+        </w:tc>
+        <w:tc>
+          <w:tcPr>
+            <w:tcW w:w="1768" w:type="dxa"/>
+          </w:tcPr>
+          <w:p>
+            <w:r>
+              <w:rPr>
+                <w:sz w:val="18"/>
+              </w:rPr>
+              <w:t>陈麒元</w:t>
+            </w:r>
+          </w:p>
+        </w:tc>
+        <w:tc>
+          <w:tcPr>
+            <w:tcW w:w="1768" w:type="dxa"/>
+          </w:tcPr>
+          <w:p>
+            <w:r>
+              <w:rPr>
+                <w:sz w:val="18"/>
+              </w:rPr>
+              <w:t>第</w:t>
+            </w:r>
+            <w:r>
+              <w:rPr>
+                <w:sz w:val="18"/>
+              </w:rPr>
+              <w:t xml:space="preserve"> 10 </w:t>
+            </w:r>
+            <w:r>
+              <w:rPr>
+                <w:sz w:val="18"/>
+              </w:rPr>
+              <w:t>周</w:t>
+            </w:r>
+          </w:p>
+        </w:tc>
+        <w:tc>
+          <w:tcPr>
+            <w:tcW w:w="1768" w:type="dxa"/>
+          </w:tcPr>
+          <w:p>
+            <w:r>
+              <w:rPr>
+                <w:sz w:val="18"/>
+              </w:rPr>
+              <w:t>答辩</w:t>
+            </w:r>
+            <w:r>
+              <w:rPr>
+                <w:sz w:val="18"/>
+              </w:rPr>
+              <w:t xml:space="preserve"> PPT</w:t>
+            </w:r>
+          </w:p>
+        </w:tc>
+      </w:tr>
+      <w:tr>
+        <w:tc>
+          <w:tcPr>
+            <w:tcW w:w="1768" w:type="dxa"/>
+          </w:tcPr>
+          <w:p>
+            <w:r>
+              <w:rPr>
+                <w:sz w:val="18"/>
+              </w:rPr>
+              <w:t>2.1</w:t>
+            </w:r>
+          </w:p>
+        </w:tc>
+        <w:tc>
+          <w:tcPr>
+            <w:tcW w:w="1768" w:type="dxa"/>
+          </w:tcPr>
+          <w:p>
+            <w:r>
+              <w:rPr>
+                <w:sz w:val="18"/>
+              </w:rPr>
+              <w:t>需求调研</w:t>
+            </w:r>
+          </w:p>
+        </w:tc>
+        <w:tc>
+          <w:tcPr>
+            <w:tcW w:w="1768" w:type="dxa"/>
+          </w:tcPr>
+          <w:p>
+            <w:r>
+              <w:rPr>
+                <w:sz w:val="18"/>
+              </w:rPr>
+              <w:t>宋嘉幸</w:t>
+            </w:r>
+          </w:p>
+        </w:tc>
+        <w:tc>
+          <w:tcPr>
+            <w:tcW w:w="1768" w:type="dxa"/>
+          </w:tcPr>
+          <w:p>
+            <w:r>
+              <w:rPr>
+                <w:sz w:val="18"/>
+              </w:rPr>
+              <w:t>第</w:t>
+            </w:r>
+            <w:r>
+              <w:rPr>
+                <w:sz w:val="18"/>
+              </w:rPr>
+              <w:t xml:space="preserve"> 1 </w:t>
+            </w:r>
+            <w:r>
+              <w:rPr>
+                <w:sz w:val="18"/>
+              </w:rPr>
+              <w:t>周</w:t>
+            </w:r>
+          </w:p>
+        </w:tc>
+        <w:tc>
+          <w:tcPr>
+            <w:tcW w:w="1768" w:type="dxa"/>
+          </w:tcPr>
+          <w:p>
+            <w:r>
+              <w:rPr>
+                <w:sz w:val="18"/>
+              </w:rPr>
+              <w:t>调研记录</w:t>
+            </w:r>
+          </w:p>
+        </w:tc>
+      </w:tr>
+      <w:tr>
+        <w:tc>
+          <w:tcPr>
+            <w:tcW w:w="1768" w:type="dxa"/>
+          </w:tcPr>
+          <w:p>
+            <w:r>
+              <w:rPr>
+                <w:sz w:val="18"/>
+              </w:rPr>
+              <w:t>2.2</w:t>
+            </w:r>
+          </w:p>
+        </w:tc>
+        <w:tc>
+          <w:tcPr>
+            <w:tcW w:w="1768" w:type="dxa"/>
+          </w:tcPr>
+          <w:p>
+            <w:r>
+              <w:rPr>
+                <w:sz w:val="18"/>
+              </w:rPr>
+              <w:t>用例图</w:t>
+            </w:r>
+          </w:p>
+        </w:tc>
+        <w:tc>
+          <w:tcPr>
+            <w:tcW w:w="1768" w:type="dxa"/>
+          </w:tcPr>
+          <w:p>
+            <w:r>
+              <w:rPr>
+                <w:sz w:val="18"/>
+              </w:rPr>
+              <w:t>宋嘉幸</w:t>
+            </w:r>
+          </w:p>
+        </w:tc>
+        <w:tc>
+          <w:tcPr>
+            <w:tcW w:w="1768" w:type="dxa"/>
+          </w:tcPr>
+          <w:p>
+            <w:r>
+              <w:rPr>
+                <w:sz w:val="18"/>
+              </w:rPr>
+              <w:t>第</w:t>
+            </w:r>
+            <w:r>
+              <w:rPr>
+                <w:sz w:val="18"/>
+              </w:rPr>
+              <w:t xml:space="preserve"> 2 </w:t>
+            </w:r>
+            <w:r>
+              <w:rPr>
+                <w:sz w:val="18"/>
+              </w:rPr>
+              <w:t>周</w:t>
+            </w:r>
+          </w:p>
+        </w:tc>
+        <w:tc>
+          <w:tcPr>
+            <w:tcW w:w="1768" w:type="dxa"/>
+          </w:tcPr>
+          <w:p>
+            <w:r>
+              <w:rPr>
+                <w:sz w:val="18"/>
+              </w:rPr>
+              <w:t>用例图</w:t>
+            </w:r>
+          </w:p>
+        </w:tc>
+      </w:tr>
+      <w:tr>
+        <w:tc>
+          <w:tcPr>
+            <w:tcW w:w="1768" w:type="dxa"/>
+          </w:tcPr>
+          <w:p>
+            <w:r>
+              <w:rPr>
+                <w:sz w:val="18"/>
+              </w:rPr>
+              <w:t>2.3</w:t>
+            </w:r>
+          </w:p>
+        </w:tc>
+        <w:tc>
+          <w:tcPr>
+            <w:tcW w:w="1768" w:type="dxa"/>
+          </w:tcPr>
+          <w:p>
+            <w:r>
+              <w:rPr>
+                <w:sz w:val="18"/>
+              </w:rPr>
+              <w:t>用例规约</w:t>
+            </w:r>
+          </w:p>
+        </w:tc>
+        <w:tc>
+          <w:tcPr>
+            <w:tcW w:w="1768" w:type="dxa"/>
+          </w:tcPr>
+          <w:p>
+            <w:r>
+              <w:rPr>
+                <w:sz w:val="18"/>
+              </w:rPr>
+              <w:t>宋嘉幸</w:t>
+            </w:r>
+          </w:p>
+        </w:tc>
+        <w:tc>
+          <w:tcPr>
+            <w:tcW w:w="1768" w:type="dxa"/>
+          </w:tcPr>
+          <w:p>
+            <w:r>
+              <w:rPr>
+                <w:sz w:val="18"/>
+              </w:rPr>
+              <w:t>第</w:t>
+            </w:r>
+            <w:r>
+              <w:rPr>
+                <w:sz w:val="18"/>
+              </w:rPr>
+              <w:t xml:space="preserve"> 2 </w:t>
+            </w:r>
+            <w:r>
+              <w:rPr>
+                <w:sz w:val="18"/>
+              </w:rPr>
+              <w:t>周</w:t>
+            </w:r>
+          </w:p>
+        </w:tc>
+        <w:tc>
+          <w:tcPr>
+            <w:tcW w:w="1768" w:type="dxa"/>
+          </w:tcPr>
+          <w:p>
+            <w:r>
+              <w:rPr>
+                <w:sz w:val="18"/>
+              </w:rPr>
+              <w:t>用例规约</w:t>
+            </w:r>
+          </w:p>
+        </w:tc>
+      </w:tr>
+      <w:tr>
+        <w:tc>
+          <w:tcPr>
+            <w:tcW w:w="1768" w:type="dxa"/>
+          </w:tcPr>
+          <w:p>
+            <w:r>
+              <w:rPr>
+                <w:sz w:val="18"/>
+              </w:rPr>
+              <w:t>2.4</w:t>
+            </w:r>
+          </w:p>
+        </w:tc>
+        <w:tc>
+          <w:tcPr>
+            <w:tcW w:w="1768" w:type="dxa"/>
+          </w:tcPr>
+          <w:p>
+            <w:r>
+              <w:rPr>
+                <w:sz w:val="18"/>
+              </w:rPr>
+              <w:t>补充规约</w:t>
+            </w:r>
+          </w:p>
+        </w:tc>
+        <w:tc>
+          <w:tcPr>
+            <w:tcW w:w="1768" w:type="dxa"/>
+          </w:tcPr>
+          <w:p>
+            <w:r>
+              <w:rPr>
+                <w:sz w:val="18"/>
+              </w:rPr>
+              <w:t>宋嘉幸</w:t>
+            </w:r>
+          </w:p>
+        </w:tc>
+        <w:tc>
+          <w:tcPr>
+            <w:tcW w:w="1768" w:type="dxa"/>
+          </w:tcPr>
+          <w:p>
+            <w:r>
+              <w:rPr>
+                <w:sz w:val="18"/>
+              </w:rPr>
+              <w:t>第</w:t>
+            </w:r>
+            <w:r>
+              <w:rPr>
+                <w:sz w:val="18"/>
+              </w:rPr>
+              <w:t xml:space="preserve"> 2 </w:t>
+            </w:r>
+            <w:r>
+              <w:rPr>
+                <w:sz w:val="18"/>
+              </w:rPr>
+              <w:t>周</w:t>
+            </w:r>
+          </w:p>
+        </w:tc>
+        <w:tc>
+          <w:tcPr>
+            <w:tcW w:w="1768" w:type="dxa"/>
+          </w:tcPr>
+          <w:p>
+            <w:r>
+              <w:rPr>
+                <w:sz w:val="18"/>
+              </w:rPr>
+              <w:t>补充规约</w:t>
+            </w:r>
+          </w:p>
+        </w:tc>
+      </w:tr>
+      <w:tr>
+        <w:tc>
+          <w:tcPr>
+            <w:tcW w:w="1768" w:type="dxa"/>
+          </w:tcPr>
+          <w:p>
+            <w:r>
+              <w:rPr>
+                <w:sz w:val="18"/>
+              </w:rPr>
+              <w:t>2.5</w:t>
+            </w:r>
+          </w:p>
+        </w:tc>
+        <w:tc>
+          <w:tcPr>
+            <w:tcW w:w="1768" w:type="dxa"/>
+          </w:tcPr>
+          <w:p>
+            <w:r>
+              <w:rPr>
+                <w:sz w:val="18"/>
+              </w:rPr>
+              <w:t>需求评审</w:t>
+            </w:r>
+          </w:p>
+        </w:tc>
+        <w:tc>
+          <w:tcPr>
+            <w:tcW w:w="1768" w:type="dxa"/>
+          </w:tcPr>
+          <w:p>
+            <w:r>
+              <w:rPr>
+                <w:sz w:val="18"/>
+              </w:rPr>
+              <w:t>全员</w:t>
+            </w:r>
+          </w:p>
+        </w:tc>
+        <w:tc>
+          <w:tcPr>
+            <w:tcW w:w="1768" w:type="dxa"/>
+          </w:tcPr>
+          <w:p>
+            <w:r>
+              <w:rPr>
+                <w:sz w:val="18"/>
+              </w:rPr>
+              <w:t>第</w:t>
+            </w:r>
+            <w:r>
+              <w:rPr>
+                <w:sz w:val="18"/>
+              </w:rPr>
+              <w:t xml:space="preserve"> 3 </w:t>
+            </w:r>
+            <w:r>
+              <w:rPr>
+                <w:sz w:val="18"/>
+              </w:rPr>
+              <w:t>周</w:t>
+            </w:r>
+          </w:p>
+        </w:tc>
+        <w:tc>
+          <w:tcPr>
+            <w:tcW w:w="1768" w:type="dxa"/>
+          </w:tcPr>
+          <w:p>
+            <w:r>
+              <w:rPr>
+                <w:sz w:val="18"/>
+              </w:rPr>
+              <w:t>评审记录</w:t>
+            </w:r>
+          </w:p>
+        </w:tc>
+      </w:tr>
+      <w:tr>
+        <w:tc>
+          <w:tcPr>
+            <w:tcW w:w="1768" w:type="dxa"/>
+          </w:tcPr>
+          <w:p>
+            <w:r>
+              <w:rPr>
+                <w:sz w:val="18"/>
+              </w:rPr>
+              <w:t>3.1</w:t>
+            </w:r>
+          </w:p>
+        </w:tc>
+        <w:tc>
+          <w:tcPr>
+            <w:tcW w:w="1768" w:type="dxa"/>
+          </w:tcPr>
+          <w:p>
+            <w:r>
+              <w:rPr>
+                <w:sz w:val="18"/>
+              </w:rPr>
+              <w:t>架构设计</w:t>
+            </w:r>
+          </w:p>
+        </w:tc>
+        <w:tc>
+          <w:tcPr>
+            <w:tcW w:w="1768" w:type="dxa"/>
+          </w:tcPr>
+          <w:p>
+            <w:r>
+              <w:rPr>
+                <w:sz w:val="18"/>
+              </w:rPr>
+              <w:t>窦源泽</w:t>
+            </w:r>
+          </w:p>
+        </w:tc>
+        <w:tc>
+          <w:tcPr>
+            <w:tcW w:w="1768" w:type="dxa"/>
+          </w:tcPr>
+          <w:p>
+            <w:r>
+              <w:rPr>
+                <w:sz w:val="18"/>
+              </w:rPr>
+              <w:t>第</w:t>
+            </w:r>
+            <w:r>
+              <w:rPr>
+                <w:sz w:val="18"/>
+              </w:rPr>
+              <w:t xml:space="preserve"> 3 </w:t>
+            </w:r>
+            <w:r>
+              <w:rPr>
+                <w:sz w:val="18"/>
+              </w:rPr>
+              <w:t>周</w:t>
+            </w:r>
+          </w:p>
+        </w:tc>
+        <w:tc>
+          <w:tcPr>
+            <w:tcW w:w="1768" w:type="dxa"/>
+          </w:tcPr>
+          <w:p>
+            <w:r>
+              <w:rPr>
+                <w:sz w:val="18"/>
+              </w:rPr>
+              <w:t>架构图</w:t>
+            </w:r>
+          </w:p>
+        </w:tc>
+      </w:tr>
+      <w:tr>
+        <w:tc>
+          <w:tcPr>
+            <w:tcW w:w="1768" w:type="dxa"/>
+          </w:tcPr>
+          <w:p>
+            <w:r>
+              <w:rPr>
+                <w:sz w:val="18"/>
+              </w:rPr>
+              <w:t>3.2</w:t>
+            </w:r>
+          </w:p>
+        </w:tc>
+        <w:tc>
+          <w:tcPr>
+            <w:tcW w:w="1768" w:type="dxa"/>
+          </w:tcPr>
+          <w:p>
+            <w:r>
+              <w:rPr>
+                <w:sz w:val="18"/>
+              </w:rPr>
+              <w:t>数据库设计</w:t>
+            </w:r>
+          </w:p>
+        </w:tc>
+        <w:tc>
+          <w:tcPr>
+            <w:tcW w:w="1768" w:type="dxa"/>
+          </w:tcPr>
+          <w:p>
+            <w:r>
+              <w:rPr>
+                <w:sz w:val="18"/>
+              </w:rPr>
+              <w:t>窦源泽</w:t>
+            </w:r>
+          </w:p>
+        </w:tc>
+        <w:tc>
+          <w:tcPr>
+            <w:tcW w:w="1768" w:type="dxa"/>
+          </w:tcPr>
+          <w:p>
+            <w:r>
+              <w:rPr>
+                <w:sz w:val="18"/>
+              </w:rPr>
+              <w:t>第</w:t>
+            </w:r>
+            <w:r>
+              <w:rPr>
+                <w:sz w:val="18"/>
+              </w:rPr>
+              <w:t xml:space="preserve"> 3 </w:t>
+            </w:r>
+            <w:r>
+              <w:rPr>
+                <w:sz w:val="18"/>
+              </w:rPr>
+              <w:t>周</w:t>
+            </w:r>
+          </w:p>
+        </w:tc>
+        <w:tc>
+          <w:tcPr>
+            <w:tcW w:w="1768" w:type="dxa"/>
+          </w:tcPr>
+          <w:p>
+            <w:r>
+              <w:rPr>
+                <w:sz w:val="18"/>
+              </w:rPr>
+              <w:t xml:space="preserve">ER </w:t>
+            </w:r>
+            <w:r>
+              <w:rPr>
+                <w:sz w:val="18"/>
+              </w:rPr>
+              <w:t>图、</w:t>
+            </w:r>
+            <w:r>
+              <w:rPr>
+                <w:sz w:val="18"/>
+              </w:rPr>
+              <w:t>init.sql</w:t>
+            </w:r>
+          </w:p>
+        </w:tc>
+      </w:tr>
+      <w:tr>
+        <w:tc>
+          <w:tcPr>
+            <w:tcW w:w="1768" w:type="dxa"/>
+          </w:tcPr>
+          <w:p>
+            <w:r>
+              <w:rPr>
+                <w:sz w:val="18"/>
+              </w:rPr>
+              <w:t>3.3</w:t>
+            </w:r>
+          </w:p>
+        </w:tc>
+        <w:tc>
+          <w:tcPr>
+            <w:tcW w:w="1768" w:type="dxa"/>
+          </w:tcPr>
+          <w:p>
+            <w:r>
+              <w:rPr>
+                <w:sz w:val="18"/>
+              </w:rPr>
+              <w:t xml:space="preserve">API </w:t>
+            </w:r>
+            <w:r>
+              <w:rPr>
+                <w:sz w:val="18"/>
+              </w:rPr>
+              <w:t>设计</w:t>
+            </w:r>
+          </w:p>
+        </w:tc>
+        <w:tc>
+          <w:tcPr>
+            <w:tcW w:w="1768" w:type="dxa"/>
+          </w:tcPr>
+          <w:p>
+            <w:r>
+              <w:rPr>
+                <w:sz w:val="18"/>
+              </w:rPr>
+              <w:t>窦源泽</w:t>
+            </w:r>
+          </w:p>
+        </w:tc>
+        <w:tc>
+          <w:tcPr>
+            <w:tcW w:w="1768" w:type="dxa"/>
+          </w:tcPr>
+          <w:p>
+            <w:r>
+              <w:rPr>
+                <w:sz w:val="18"/>
+              </w:rPr>
+              <w:t>第</w:t>
+            </w:r>
+            <w:r>
+              <w:rPr>
+                <w:sz w:val="18"/>
+              </w:rPr>
+              <w:t xml:space="preserve"> 3 </w:t>
+            </w:r>
+            <w:r>
+              <w:rPr>
+                <w:sz w:val="18"/>
+              </w:rPr>
+              <w:t>周</w:t>
+            </w:r>
+          </w:p>
+        </w:tc>
+        <w:tc>
+          <w:tcPr>
+            <w:tcW w:w="1768" w:type="dxa"/>
+          </w:tcPr>
+          <w:p>
+            <w:r>
+              <w:rPr>
+                <w:sz w:val="18"/>
+              </w:rPr>
+              <w:t xml:space="preserve">OpenAPI </w:t>
+            </w:r>
+            <w:r>
+              <w:rPr>
+                <w:sz w:val="18"/>
+              </w:rPr>
+              <w:t>文档</w:t>
+            </w:r>
+          </w:p>
+        </w:tc>
+      </w:tr>
+      <w:tr>
+        <w:tc>
+          <w:tcPr>
+            <w:tcW w:w="1768" w:type="dxa"/>
+          </w:tcPr>
+          <w:p>
+            <w:r>
+              <w:rPr>
+                <w:sz w:val="18"/>
+              </w:rPr>
+              <w:t>3.4</w:t>
+            </w:r>
+          </w:p>
+        </w:tc>
+        <w:tc>
+          <w:tcPr>
+            <w:tcW w:w="1768" w:type="dxa"/>
+          </w:tcPr>
+          <w:p>
+            <w:r>
+              <w:rPr>
+                <w:sz w:val="18"/>
+              </w:rPr>
+              <w:t>界面原型</w:t>
+            </w:r>
+          </w:p>
+        </w:tc>
+        <w:tc>
+          <w:tcPr>
+            <w:tcW w:w="1768" w:type="dxa"/>
+          </w:tcPr>
+          <w:p>
+            <w:r>
+              <w:rPr>
+                <w:sz w:val="18"/>
+              </w:rPr>
+              <w:t>林星</w:t>
+            </w:r>
+          </w:p>
+        </w:tc>
+        <w:tc>
+          <w:tcPr>
+            <w:tcW w:w="1768" w:type="dxa"/>
+          </w:tcPr>
+          <w:p>
+            <w:r>
+              <w:rPr>
+                <w:sz w:val="18"/>
+              </w:rPr>
+              <w:t>第</w:t>
+            </w:r>
+            <w:r>
+              <w:rPr>
+                <w:sz w:val="18"/>
+              </w:rPr>
+              <w:t xml:space="preserve"> 2 </w:t>
+            </w:r>
+            <w:r>
+              <w:rPr>
+                <w:sz w:val="18"/>
+              </w:rPr>
+              <w:t>周</w:t>
+            </w:r>
+          </w:p>
+        </w:tc>
+        <w:tc>
+          <w:tcPr>
+            <w:tcW w:w="1768" w:type="dxa"/>
+          </w:tcPr>
+          <w:p>
+            <w:r>
+              <w:rPr>
+                <w:sz w:val="18"/>
+              </w:rPr>
+              <w:t>界面原型</w:t>
+            </w:r>
+          </w:p>
+        </w:tc>
+      </w:tr>
+      <w:tr>
+        <w:tc>
+          <w:tcPr>
+            <w:tcW w:w="1768" w:type="dxa"/>
+          </w:tcPr>
+          <w:p>
+            <w:r>
+              <w:rPr>
+                <w:sz w:val="18"/>
+              </w:rPr>
+              <w:t>3.5</w:t>
+            </w:r>
+          </w:p>
+        </w:tc>
+        <w:tc>
+          <w:tcPr>
+            <w:tcW w:w="1768" w:type="dxa"/>
+          </w:tcPr>
+          <w:p>
+            <w:r>
+              <w:rPr>
+                <w:sz w:val="18"/>
+              </w:rPr>
+              <w:t>设计评审</w:t>
+            </w:r>
+          </w:p>
+        </w:tc>
+        <w:tc>
+          <w:tcPr>
+            <w:tcW w:w="1768" w:type="dxa"/>
+          </w:tcPr>
+          <w:p>
+            <w:r>
+              <w:rPr>
+                <w:sz w:val="18"/>
+              </w:rPr>
+              <w:t>全员</w:t>
+            </w:r>
+          </w:p>
+        </w:tc>
+        <w:tc>
+          <w:tcPr>
+            <w:tcW w:w="1768" w:type="dxa"/>
+          </w:tcPr>
+          <w:p>
+            <w:r>
+              <w:rPr>
+                <w:sz w:val="18"/>
+              </w:rPr>
+              <w:t>第</w:t>
+            </w:r>
+            <w:r>
+              <w:rPr>
+                <w:sz w:val="18"/>
+              </w:rPr>
+              <w:t xml:space="preserve"> 3 </w:t>
+            </w:r>
+            <w:r>
+              <w:rPr>
+                <w:sz w:val="18"/>
+              </w:rPr>
+              <w:t>周</w:t>
+            </w:r>
+          </w:p>
+        </w:tc>
+        <w:tc>
+          <w:tcPr>
+            <w:tcW w:w="1768" w:type="dxa"/>
+          </w:tcPr>
+          <w:p>
+            <w:r>
+              <w:rPr>
+                <w:sz w:val="18"/>
+              </w:rPr>
+              <w:t>评审记录</w:t>
+            </w:r>
+          </w:p>
+        </w:tc>
+      </w:tr>
+      <w:tr>
+        <w:tc>
+          <w:tcPr>
+            <w:tcW w:w="1768" w:type="dxa"/>
+          </w:tcPr>
+          <w:p>
+            <w:r>
+              <w:rPr>
+                <w:sz w:val="18"/>
+              </w:rPr>
+              <w:t>4.1</w:t>
+            </w:r>
+          </w:p>
+        </w:tc>
+        <w:tc>
+          <w:tcPr>
+            <w:tcW w:w="1768" w:type="dxa"/>
+          </w:tcPr>
+          <w:p>
+            <w:r>
+              <w:rPr>
+                <w:sz w:val="18"/>
+              </w:rPr>
+              <w:t>后端用户权限</w:t>
+            </w:r>
+          </w:p>
+        </w:tc>
+        <w:tc>
+          <w:tcPr>
+            <w:tcW w:w="1768" w:type="dxa"/>
+          </w:tcPr>
+          <w:p>
+            <w:r>
+              <w:rPr>
+                <w:sz w:val="18"/>
+              </w:rPr>
+              <w:t>陈麒元</w:t>
+            </w:r>
+          </w:p>
+        </w:tc>
+        <w:tc>
+          <w:tcPr>
+            <w:tcW w:w="1768" w:type="dxa"/>
+          </w:tcPr>
+          <w:p>
+            <w:r>
+              <w:rPr>
+                <w:sz w:val="18"/>
+              </w:rPr>
+              <w:t>第</w:t>
+            </w:r>
+            <w:r>
+              <w:rPr>
+                <w:sz w:val="18"/>
+              </w:rPr>
+              <w:t xml:space="preserve"> 4 </w:t>
+            </w:r>
+            <w:r>
+              <w:rPr>
+                <w:sz w:val="18"/>
+              </w:rPr>
+              <w:t>周</w:t>
+            </w:r>
+          </w:p>
+        </w:tc>
+        <w:tc>
+          <w:tcPr>
+            <w:tcW w:w="1768" w:type="dxa"/>
+          </w:tcPr>
+          <w:p>
+            <w:r>
+              <w:rPr>
+                <w:sz w:val="18"/>
+              </w:rPr>
+              <w:t>代码</w:t>
+            </w:r>
+          </w:p>
+        </w:tc>
+      </w:tr>
+      <w:tr>
+        <w:tc>
+          <w:tcPr>
+            <w:tcW w:w="1768" w:type="dxa"/>
+          </w:tcPr>
+          <w:p>
+            <w:r>
+              <w:rPr>
+                <w:sz w:val="18"/>
+              </w:rPr>
+              <w:t>4.2</w:t>
+            </w:r>
+          </w:p>
+        </w:tc>
+        <w:tc>
+          <w:tcPr>
+            <w:tcW w:w="1768" w:type="dxa"/>
+          </w:tcPr>
+          <w:p>
+            <w:r>
+              <w:rPr>
+                <w:sz w:val="18"/>
+              </w:rPr>
+              <w:t>后端工具管理</w:t>
+            </w:r>
+          </w:p>
+        </w:tc>
+        <w:tc>
+          <w:tcPr>
+            <w:tcW w:w="1768" w:type="dxa"/>
+          </w:tcPr>
+          <w:p>
+            <w:r>
+              <w:rPr>
+                <w:sz w:val="18"/>
+              </w:rPr>
+              <w:t>窦源泽</w:t>
+            </w:r>
+          </w:p>
+        </w:tc>
+        <w:tc>
+          <w:tcPr>
+            <w:tcW w:w="1768" w:type="dxa"/>
+          </w:tcPr>
+          <w:p>
+            <w:r>
+              <w:rPr>
+                <w:sz w:val="18"/>
+              </w:rPr>
+              <w:t>第</w:t>
+            </w:r>
+            <w:r>
+              <w:rPr>
+                <w:sz w:val="18"/>
+              </w:rPr>
+              <w:t xml:space="preserve"> 4—5 </w:t>
+            </w:r>
+            <w:r>
+              <w:rPr>
+                <w:sz w:val="18"/>
+              </w:rPr>
+              <w:t>周</w:t>
+            </w:r>
+          </w:p>
+        </w:tc>
+        <w:tc>
+          <w:tcPr>
+            <w:tcW w:w="1768" w:type="dxa"/>
+          </w:tcPr>
+          <w:p>
+            <w:r>
+              <w:rPr>
+                <w:sz w:val="18"/>
+              </w:rPr>
+              <w:t>代码</w:t>
+            </w:r>
+          </w:p>
+        </w:tc>
+      </w:tr>
+      <w:tr>
+        <w:tc>
+          <w:tcPr>
+            <w:tcW w:w="1768" w:type="dxa"/>
+          </w:tcPr>
+          <w:p>
+            <w:r>
+              <w:rPr>
+                <w:sz w:val="18"/>
+              </w:rPr>
+              <w:t>4.3</w:t>
+            </w:r>
+          </w:p>
+        </w:tc>
+        <w:tc>
+          <w:tcPr>
+            <w:tcW w:w="1768" w:type="dxa"/>
+          </w:tcPr>
+          <w:p>
+            <w:r>
+              <w:rPr>
+                <w:sz w:val="18"/>
+              </w:rPr>
+              <w:t>后端订单管理</w:t>
+            </w:r>
+          </w:p>
+        </w:tc>
+        <w:tc>
+          <w:tcPr>
+            <w:tcW w:w="1768" w:type="dxa"/>
+          </w:tcPr>
+          <w:p>
+            <w:r>
+              <w:rPr>
+                <w:sz w:val="18"/>
+              </w:rPr>
+              <w:t>陈麒元</w:t>
+            </w:r>
+          </w:p>
+        </w:tc>
+        <w:tc>
+          <w:tcPr>
+            <w:tcW w:w="1768" w:type="dxa"/>
+          </w:tcPr>
+          <w:p>
+            <w:r>
+              <w:rPr>
+                <w:sz w:val="18"/>
+              </w:rPr>
+              <w:t>第</w:t>
+            </w:r>
+            <w:r>
+              <w:rPr>
+                <w:sz w:val="18"/>
+              </w:rPr>
+              <w:t xml:space="preserve"> 5—6 </w:t>
+            </w:r>
+            <w:r>
+              <w:rPr>
+                <w:sz w:val="18"/>
+              </w:rPr>
+              <w:t>周</w:t>
+            </w:r>
+          </w:p>
+        </w:tc>
+        <w:tc>
+          <w:tcPr>
+            <w:tcW w:w="1768" w:type="dxa"/>
+          </w:tcPr>
+          <w:p>
+            <w:r>
+              <w:rPr>
+                <w:sz w:val="18"/>
+              </w:rPr>
+              <w:t>代码</w:t>
+            </w:r>
+          </w:p>
+        </w:tc>
+      </w:tr>
+      <w:tr>
+        <w:tc>
+          <w:tcPr>
+            <w:tcW w:w="1768" w:type="dxa"/>
+          </w:tcPr>
+          <w:p>
+            <w:r>
+              <w:rPr>
+                <w:sz w:val="18"/>
+              </w:rPr>
+              <w:t>4.4</w:t>
+            </w:r>
+          </w:p>
+        </w:tc>
+        <w:tc>
+          <w:tcPr>
+            <w:tcW w:w="1768" w:type="dxa"/>
+          </w:tcPr>
+          <w:p>
+            <w:r>
+              <w:rPr>
+                <w:sz w:val="18"/>
+              </w:rPr>
+              <w:t>后端评价信用</w:t>
+            </w:r>
+          </w:p>
+        </w:tc>
+        <w:tc>
+          <w:tcPr>
+            <w:tcW w:w="1768" w:type="dxa"/>
+          </w:tcPr>
+          <w:p>
+            <w:r>
+              <w:rPr>
+                <w:sz w:val="18"/>
+              </w:rPr>
+              <w:t>钟姝伶</w:t>
+            </w:r>
+          </w:p>
+        </w:tc>
+        <w:tc>
+          <w:tcPr>
+            <w:tcW w:w="1768" w:type="dxa"/>
+          </w:tcPr>
+          <w:p>
+            <w:r>
+              <w:rPr>
+                <w:sz w:val="18"/>
+              </w:rPr>
+              <w:t>第</w:t>
+            </w:r>
+            <w:r>
+              <w:rPr>
+                <w:sz w:val="18"/>
+              </w:rPr>
+              <w:t xml:space="preserve"> 6 </w:t>
+            </w:r>
+            <w:r>
+              <w:rPr>
+                <w:sz w:val="18"/>
+              </w:rPr>
+              <w:t>周</w:t>
+            </w:r>
+          </w:p>
+        </w:tc>
+        <w:tc>
+          <w:tcPr>
+            <w:tcW w:w="1768" w:type="dxa"/>
+          </w:tcPr>
+          <w:p>
+            <w:r>
+              <w:rPr>
+                <w:sz w:val="18"/>
+              </w:rPr>
+              <w:t>代码</w:t>
+            </w:r>
+          </w:p>
+        </w:tc>
+      </w:tr>
+      <w:tr>
+        <w:tc>
+          <w:tcPr>
+            <w:tcW w:w="1768" w:type="dxa"/>
+          </w:tcPr>
+          <w:p>
+            <w:r>
+              <w:rPr>
+                <w:sz w:val="18"/>
+              </w:rPr>
+              <w:t>4.5</w:t>
+            </w:r>
+          </w:p>
+        </w:tc>
+        <w:tc>
+          <w:tcPr>
+            <w:tcW w:w="1768" w:type="dxa"/>
+          </w:tcPr>
+          <w:p>
+            <w:r>
+              <w:rPr>
+                <w:sz w:val="18"/>
+              </w:rPr>
+              <w:t>前端页面</w:t>
+            </w:r>
+          </w:p>
+        </w:tc>
+        <w:tc>
+          <w:tcPr>
+            <w:tcW w:w="1768" w:type="dxa"/>
+          </w:tcPr>
+          <w:p>
+            <w:r>
+              <w:rPr>
+                <w:sz w:val="18"/>
+              </w:rPr>
+              <w:t>林星</w:t>
+            </w:r>
+          </w:p>
+        </w:tc>
+        <w:tc>
+          <w:tcPr>
+            <w:tcW w:w="1768" w:type="dxa"/>
+          </w:tcPr>
+          <w:p>
+            <w:r>
+              <w:rPr>
+                <w:sz w:val="18"/>
+              </w:rPr>
+              <w:t>第</w:t>
+            </w:r>
+            <w:r>
+              <w:rPr>
+                <w:sz w:val="18"/>
+              </w:rPr>
+              <w:t xml:space="preserve"> 4—7 </w:t>
+            </w:r>
+            <w:r>
+              <w:rPr>
+                <w:sz w:val="18"/>
+              </w:rPr>
+              <w:t>周</w:t>
+            </w:r>
+          </w:p>
+        </w:tc>
+        <w:tc>
+          <w:tcPr>
+            <w:tcW w:w="1768" w:type="dxa"/>
+          </w:tcPr>
+          <w:p>
+            <w:r>
+              <w:rPr>
+                <w:sz w:val="18"/>
+              </w:rPr>
+              <w:t>代码</w:t>
+            </w:r>
+          </w:p>
+        </w:tc>
+      </w:tr>
+      <w:tr>
+        <w:tc>
+          <w:tcPr>
+            <w:tcW w:w="1768" w:type="dxa"/>
+          </w:tcPr>
+          <w:p>
+            <w:r>
+              <w:rPr>
+                <w:sz w:val="18"/>
+              </w:rPr>
+              <w:t>4.6</w:t>
+            </w:r>
+          </w:p>
+        </w:tc>
+        <w:tc>
+          <w:tcPr>
+            <w:tcW w:w="1768" w:type="dxa"/>
+          </w:tcPr>
+          <w:p>
+            <w:r>
+              <w:rPr>
+                <w:sz w:val="18"/>
+              </w:rPr>
+              <w:t>前后端联调</w:t>
+            </w:r>
+          </w:p>
+        </w:tc>
+        <w:tc>
+          <w:tcPr>
+            <w:tcW w:w="1768" w:type="dxa"/>
+          </w:tcPr>
+          <w:p>
+            <w:r>
+              <w:rPr>
+                <w:sz w:val="18"/>
+              </w:rPr>
+              <w:t>全员</w:t>
+            </w:r>
+          </w:p>
+        </w:tc>
+        <w:tc>
+          <w:tcPr>
+            <w:tcW w:w="1768" w:type="dxa"/>
+          </w:tcPr>
+          <w:p>
+            <w:r>
+              <w:rPr>
+                <w:sz w:val="18"/>
+              </w:rPr>
+              <w:t>第</w:t>
+            </w:r>
+            <w:r>
+              <w:rPr>
+                <w:sz w:val="18"/>
+              </w:rPr>
+              <w:t xml:space="preserve"> 7 </w:t>
+            </w:r>
+            <w:r>
+              <w:rPr>
+                <w:sz w:val="18"/>
+              </w:rPr>
+              <w:t>周</w:t>
+            </w:r>
+          </w:p>
+        </w:tc>
+        <w:tc>
+          <w:tcPr>
+            <w:tcW w:w="1768" w:type="dxa"/>
+          </w:tcPr>
+          <w:p>
+            <w:r>
+              <w:rPr>
+                <w:sz w:val="18"/>
+              </w:rPr>
+              <w:t>联调版本</w:t>
+            </w:r>
+          </w:p>
+        </w:tc>
+      </w:tr>
+      <w:tr>
+        <w:tc>
+          <w:tcPr>
+            <w:tcW w:w="1768" w:type="dxa"/>
+          </w:tcPr>
+          <w:p>
+            <w:r>
+              <w:rPr>
+                <w:sz w:val="18"/>
+              </w:rPr>
+              <w:t>5.1</w:t>
+            </w:r>
+          </w:p>
+        </w:tc>
+        <w:tc>
+          <w:tcPr>
+            <w:tcW w:w="1768" w:type="dxa"/>
+          </w:tcPr>
+          <w:p>
+            <w:r>
+              <w:rPr>
+                <w:sz w:val="18"/>
+              </w:rPr>
+              <w:t>测试计划</w:t>
+            </w:r>
+          </w:p>
+        </w:tc>
+        <w:tc>
+          <w:tcPr>
+            <w:tcW w:w="1768" w:type="dxa"/>
+          </w:tcPr>
+          <w:p>
+            <w:r>
+              <w:rPr>
+                <w:sz w:val="18"/>
+              </w:rPr>
+              <w:t>常子衡</w:t>
+            </w:r>
+          </w:p>
+        </w:tc>
+        <w:tc>
+          <w:tcPr>
+            <w:tcW w:w="1768" w:type="dxa"/>
+          </w:tcPr>
+          <w:p>
+            <w:r>
+              <w:rPr>
+                <w:sz w:val="18"/>
+              </w:rPr>
+              <w:t>第</w:t>
+            </w:r>
+            <w:r>
+              <w:rPr>
+                <w:sz w:val="18"/>
+              </w:rPr>
+              <w:t xml:space="preserve"> 4 </w:t>
+            </w:r>
+            <w:r>
+              <w:rPr>
+                <w:sz w:val="18"/>
+              </w:rPr>
+              <w:t>周</w:t>
+            </w:r>
+          </w:p>
+        </w:tc>
+        <w:tc>
+          <w:tcPr>
+            <w:tcW w:w="1768" w:type="dxa"/>
+          </w:tcPr>
+          <w:p>
+            <w:r>
+              <w:rPr>
+                <w:sz w:val="18"/>
+              </w:rPr>
+              <w:t>软件测试计划</w:t>
+            </w:r>
+          </w:p>
+        </w:tc>
+      </w:tr>
+      <w:tr>
+        <w:tc>
+          <w:tcPr>
+            <w:tcW w:w="1768" w:type="dxa"/>
+          </w:tcPr>
+          <w:p>
+            <w:r>
+              <w:rPr>
+                <w:sz w:val="18"/>
+              </w:rPr>
+              <w:t>5.2</w:t>
+            </w:r>
+          </w:p>
+        </w:tc>
+        <w:tc>
+          <w:tcPr>
+            <w:tcW w:w="1768" w:type="dxa"/>
+          </w:tcPr>
+          <w:p>
+            <w:r>
+              <w:rPr>
+                <w:sz w:val="18"/>
+              </w:rPr>
+              <w:t>测试设计</w:t>
+            </w:r>
+          </w:p>
+        </w:tc>
+        <w:tc>
+          <w:tcPr>
+            <w:tcW w:w="1768" w:type="dxa"/>
+          </w:tcPr>
+          <w:p>
+            <w:r>
+              <w:rPr>
+                <w:sz w:val="18"/>
+              </w:rPr>
+              <w:t>常子衡</w:t>
+            </w:r>
+          </w:p>
+        </w:tc>
+        <w:tc>
+          <w:tcPr>
+            <w:tcW w:w="1768" w:type="dxa"/>
+          </w:tcPr>
+          <w:p>
+            <w:r>
+              <w:rPr>
+                <w:sz w:val="18"/>
+              </w:rPr>
+              <w:t>第</w:t>
+            </w:r>
+            <w:r>
+              <w:rPr>
+                <w:sz w:val="18"/>
+              </w:rPr>
+              <w:t xml:space="preserve"> 4 </w:t>
+            </w:r>
+            <w:r>
+              <w:rPr>
+                <w:sz w:val="18"/>
+              </w:rPr>
+              <w:t>周</w:t>
+            </w:r>
+          </w:p>
+        </w:tc>
+        <w:tc>
+          <w:tcPr>
+            <w:tcW w:w="1768" w:type="dxa"/>
+          </w:tcPr>
+          <w:p>
+            <w:r>
+              <w:rPr>
+                <w:sz w:val="18"/>
+              </w:rPr>
+              <w:t>软件测试设计</w:t>
+            </w:r>
+          </w:p>
+        </w:tc>
+      </w:tr>
+      <w:tr>
+        <w:tc>
+          <w:tcPr>
+            <w:tcW w:w="1768" w:type="dxa"/>
+          </w:tcPr>
+          <w:p>
+            <w:r>
+              <w:rPr>
+                <w:sz w:val="18"/>
+              </w:rPr>
+              <w:t>5.3</w:t>
+            </w:r>
+          </w:p>
+        </w:tc>
+        <w:tc>
+          <w:tcPr>
+            <w:tcW w:w="1768" w:type="dxa"/>
+          </w:tcPr>
+          <w:p>
+            <w:r>
+              <w:rPr>
+                <w:sz w:val="18"/>
+              </w:rPr>
+              <w:t>执行测试</w:t>
+            </w:r>
+          </w:p>
+        </w:tc>
+        <w:tc>
+          <w:tcPr>
+            <w:tcW w:w="1768" w:type="dxa"/>
+          </w:tcPr>
+          <w:p>
+            <w:r>
+              <w:rPr>
+                <w:sz w:val="18"/>
+              </w:rPr>
+              <w:t>常子衡</w:t>
+            </w:r>
+          </w:p>
+        </w:tc>
+        <w:tc>
+          <w:tcPr>
+            <w:tcW w:w="1768" w:type="dxa"/>
+          </w:tcPr>
+          <w:p>
+            <w:r>
+              <w:rPr>
+                <w:sz w:val="18"/>
+              </w:rPr>
+              <w:t>第</w:t>
+            </w:r>
+            <w:r>
+              <w:rPr>
+                <w:sz w:val="18"/>
+              </w:rPr>
+              <w:t xml:space="preserve"> 5—8 </w:t>
+            </w:r>
+            <w:r>
+              <w:rPr>
+                <w:sz w:val="18"/>
+              </w:rPr>
+              <w:t>周</w:t>
+            </w:r>
+          </w:p>
+        </w:tc>
+        <w:tc>
+          <w:tcPr>
+            <w:tcW w:w="1768" w:type="dxa"/>
+          </w:tcPr>
+          <w:p>
+            <w:r>
+              <w:rPr>
+                <w:sz w:val="18"/>
+              </w:rPr>
+              <w:t>测试执行记录</w:t>
+            </w:r>
+          </w:p>
+        </w:tc>
+      </w:tr>
+      <w:tr>
+        <w:tc>
+          <w:tcPr>
+            <w:tcW w:w="1768" w:type="dxa"/>
+          </w:tcPr>
+          <w:p>
+            <w:r>
+              <w:rPr>
+                <w:sz w:val="18"/>
+              </w:rPr>
+              <w:t>5.4</w:t>
+            </w:r>
+          </w:p>
+        </w:tc>
+        <w:tc>
+          <w:tcPr>
+            <w:tcW w:w="1768" w:type="dxa"/>
+          </w:tcPr>
+          <w:p>
+            <w:r>
+              <w:rPr>
+                <w:sz w:val="18"/>
+              </w:rPr>
+              <w:t>缺陷跟踪</w:t>
+            </w:r>
+          </w:p>
+        </w:tc>
+        <w:tc>
+          <w:tcPr>
+            <w:tcW w:w="1768" w:type="dxa"/>
+          </w:tcPr>
+          <w:p>
+            <w:r>
+              <w:rPr>
+                <w:sz w:val="18"/>
+              </w:rPr>
+              <w:t>常子衡</w:t>
+            </w:r>
+          </w:p>
+        </w:tc>
+        <w:tc>
+          <w:tcPr>
+            <w:tcW w:w="1768" w:type="dxa"/>
+          </w:tcPr>
+          <w:p>
+            <w:r>
+              <w:rPr>
+                <w:sz w:val="18"/>
+              </w:rPr>
+              <w:t>全程</w:t>
+            </w:r>
+          </w:p>
+        </w:tc>
+        <w:tc>
+          <w:tcPr>
+            <w:tcW w:w="1768" w:type="dxa"/>
+          </w:tcPr>
+          <w:p>
+            <w:r>
+              <w:rPr>
+                <w:sz w:val="18"/>
+              </w:rPr>
+              <w:t>缺陷列表</w:t>
+            </w:r>
+          </w:p>
+        </w:tc>
+      </w:tr>
+      <w:tr>
+        <w:tc>
+          <w:tcPr>
+            <w:tcW w:w="1768" w:type="dxa"/>
+          </w:tcPr>
+          <w:p>
+            <w:r>
+              <w:rPr>
+                <w:sz w:val="18"/>
+              </w:rPr>
+              <w:t>5.5</w:t>
+            </w:r>
+          </w:p>
+        </w:tc>
+        <w:tc>
+          <w:tcPr>
+            <w:tcW w:w="1768" w:type="dxa"/>
+          </w:tcPr>
+          <w:p>
+            <w:r>
+              <w:rPr>
+                <w:sz w:val="18"/>
+              </w:rPr>
+              <w:t>测试报告</w:t>
+            </w:r>
+          </w:p>
+        </w:tc>
+        <w:tc>
+          <w:tcPr>
+            <w:tcW w:w="1768" w:type="dxa"/>
+          </w:tcPr>
+          <w:p>
+            <w:r>
+              <w:rPr>
+                <w:sz w:val="18"/>
+              </w:rPr>
+              <w:t>常子衡</w:t>
+            </w:r>
+          </w:p>
+        </w:tc>
+        <w:tc>
+          <w:tcPr>
+            <w:tcW w:w="1768" w:type="dxa"/>
+          </w:tcPr>
+          <w:p>
+            <w:r>
+              <w:rPr>
+                <w:sz w:val="18"/>
+              </w:rPr>
+              <w:t>第</w:t>
+            </w:r>
+            <w:r>
+              <w:rPr>
+                <w:sz w:val="18"/>
+              </w:rPr>
+              <w:t xml:space="preserve"> 8 </w:t>
+            </w:r>
+            <w:r>
+              <w:rPr>
+                <w:sz w:val="18"/>
+              </w:rPr>
+              <w:t>周</w:t>
+            </w:r>
+          </w:p>
+        </w:tc>
+        <w:tc>
+          <w:tcPr>
+            <w:tcW w:w="1768" w:type="dxa"/>
+          </w:tcPr>
+          <w:p>
+            <w:r>
+              <w:rPr>
+                <w:sz w:val="18"/>
+              </w:rPr>
+              <w:t>测试报告</w:t>
+            </w:r>
+          </w:p>
+        </w:tc>
+      </w:tr>
+      <w:tr>
+        <w:tc>
+          <w:tcPr>
+            <w:tcW w:w="1768" w:type="dxa"/>
+          </w:tcPr>
+          <w:p>
+            <w:r>
+              <w:rPr>
+                <w:sz w:val="18"/>
+              </w:rPr>
+              <w:t>6.1</w:t>
+            </w:r>
+          </w:p>
+        </w:tc>
+        <w:tc>
+          <w:tcPr>
+            <w:tcW w:w="1768" w:type="dxa"/>
+          </w:tcPr>
+          <w:p>
+            <w:r>
+              <w:rPr>
+                <w:sz w:val="18"/>
+              </w:rPr>
+              <w:t>配置管理计划</w:t>
+            </w:r>
+          </w:p>
+        </w:tc>
+        <w:tc>
+          <w:tcPr>
+            <w:tcW w:w="1768" w:type="dxa"/>
+          </w:tcPr>
+          <w:p>
+            <w:r>
+              <w:rPr>
+                <w:sz w:val="18"/>
+              </w:rPr>
+              <w:t>钟姝伶</w:t>
+            </w:r>
+          </w:p>
+        </w:tc>
+        <w:tc>
+          <w:tcPr>
+            <w:tcW w:w="1768" w:type="dxa"/>
+          </w:tcPr>
+          <w:p>
+            <w:r>
+              <w:rPr>
+                <w:sz w:val="18"/>
+              </w:rPr>
+              <w:t>第</w:t>
+            </w:r>
+            <w:r>
+              <w:rPr>
+                <w:sz w:val="18"/>
+              </w:rPr>
+              <w:t xml:space="preserve"> 3 </w:t>
+            </w:r>
+            <w:r>
+              <w:rPr>
+                <w:sz w:val="18"/>
+              </w:rPr>
+              <w:t>周</w:t>
+            </w:r>
+          </w:p>
+        </w:tc>
+        <w:tc>
+          <w:tcPr>
+            <w:tcW w:w="1768" w:type="dxa"/>
+          </w:tcPr>
+          <w:p>
+            <w:r>
+              <w:rPr>
+                <w:sz w:val="18"/>
+              </w:rPr>
+              <w:t>配置管理计划</w:t>
+            </w:r>
+          </w:p>
+        </w:tc>
+      </w:tr>
+      <w:tr>
+        <w:tc>
+          <w:tcPr>
+            <w:tcW w:w="1768" w:type="dxa"/>
+          </w:tcPr>
+          <w:p>
+            <w:r>
+              <w:rPr>
+                <w:sz w:val="18"/>
+              </w:rPr>
+              <w:t>6.2</w:t>
+            </w:r>
+          </w:p>
+        </w:tc>
+        <w:tc>
+          <w:tcPr>
+            <w:tcW w:w="1768" w:type="dxa"/>
+          </w:tcPr>
+          <w:p>
+            <w:r>
+              <w:rPr>
+                <w:sz w:val="18"/>
+              </w:rPr>
+              <w:t>仓库与分支</w:t>
+            </w:r>
+          </w:p>
+        </w:tc>
+        <w:tc>
+          <w:tcPr>
+            <w:tcW w:w="1768" w:type="dxa"/>
+          </w:tcPr>
+          <w:p>
+            <w:r>
+              <w:rPr>
+                <w:sz w:val="18"/>
+              </w:rPr>
+              <w:t>钟姝伶</w:t>
+            </w:r>
+          </w:p>
+        </w:tc>
+        <w:tc>
+          <w:tcPr>
+            <w:tcW w:w="1768" w:type="dxa"/>
+          </w:tcPr>
+          <w:p>
+            <w:r>
+              <w:rPr>
+                <w:sz w:val="18"/>
+              </w:rPr>
+              <w:t>第</w:t>
+            </w:r>
+            <w:r>
+              <w:rPr>
+                <w:sz w:val="18"/>
+              </w:rPr>
+              <w:t xml:space="preserve"> 1 </w:t>
+            </w:r>
+            <w:r>
+              <w:rPr>
+                <w:sz w:val="18"/>
+              </w:rPr>
+              <w:t>周起</w:t>
+            </w:r>
+          </w:p>
+        </w:tc>
+        <w:tc>
+          <w:tcPr>
+            <w:tcW w:w="1768" w:type="dxa"/>
+          </w:tcPr>
+          <w:p>
+            <w:r>
+              <w:rPr>
+                <w:sz w:val="18"/>
+              </w:rPr>
+              <w:t xml:space="preserve">GitHub </w:t>
+            </w:r>
+            <w:r>
+              <w:rPr>
+                <w:sz w:val="18"/>
+              </w:rPr>
+              <w:t>配置库</w:t>
+            </w:r>
+          </w:p>
+        </w:tc>
+      </w:tr>
+      <w:tr>
+        <w:tc>
+          <w:tcPr>
+            <w:tcW w:w="1768" w:type="dxa"/>
+          </w:tcPr>
+          <w:p>
+            <w:r>
+              <w:rPr>
+                <w:sz w:val="18"/>
+              </w:rPr>
+              <w:t>6.3</w:t>
+            </w:r>
+          </w:p>
+        </w:tc>
+        <w:tc>
+          <w:tcPr>
+            <w:tcW w:w="1768" w:type="dxa"/>
+          </w:tcPr>
+          <w:p>
+            <w:r>
+              <w:rPr>
+                <w:sz w:val="18"/>
+              </w:rPr>
+              <w:t>CI</w:t>
+            </w:r>
+          </w:p>
+        </w:tc>
+        <w:tc>
+          <w:tcPr>
+            <w:tcW w:w="1768" w:type="dxa"/>
+          </w:tcPr>
+          <w:p>
+            <w:r>
+              <w:rPr>
+                <w:sz w:val="18"/>
+              </w:rPr>
+              <w:t>钟姝伶</w:t>
+            </w:r>
+          </w:p>
+        </w:tc>
+        <w:tc>
+          <w:tcPr>
+            <w:tcW w:w="1768" w:type="dxa"/>
+          </w:tcPr>
+          <w:p>
+            <w:r>
+              <w:rPr>
+                <w:sz w:val="18"/>
+              </w:rPr>
+              <w:t>第</w:t>
+            </w:r>
+            <w:r>
+              <w:rPr>
+                <w:sz w:val="18"/>
+              </w:rPr>
+              <w:t xml:space="preserve"> 4 </w:t>
+            </w:r>
+            <w:r>
+              <w:rPr>
+                <w:sz w:val="18"/>
+              </w:rPr>
+              <w:t>周</w:t>
+            </w:r>
+          </w:p>
+        </w:tc>
+        <w:tc>
+          <w:tcPr>
+            <w:tcW w:w="1768" w:type="dxa"/>
+          </w:tcPr>
+          <w:p>
+            <w:r>
+              <w:rPr>
+                <w:sz w:val="18"/>
+              </w:rPr>
+              <w:t>ci.yml</w:t>
+            </w:r>
+            <w:r>
+              <w:rPr>
+                <w:sz w:val="18"/>
+              </w:rPr>
+              <w:t>、构建记录</w:t>
+            </w:r>
+          </w:p>
+        </w:tc>
+      </w:tr>
+      <w:tr>
+        <w:tc>
+          <w:tcPr>
+            <w:tcW w:w="1768" w:type="dxa"/>
+          </w:tcPr>
+          <w:p>
+            <w:r>
+              <w:rPr>
+                <w:sz w:val="18"/>
+              </w:rPr>
+              <w:t>6.4</w:t>
+            </w:r>
+          </w:p>
+        </w:tc>
+        <w:tc>
+          <w:tcPr>
+            <w:tcW w:w="1768" w:type="dxa"/>
+          </w:tcPr>
+          <w:p>
+            <w:r>
+              <w:rPr>
+                <w:sz w:val="18"/>
+              </w:rPr>
+              <w:t>Docker Compose</w:t>
+            </w:r>
+          </w:p>
+        </w:tc>
+        <w:tc>
+          <w:tcPr>
+            <w:tcW w:w="1768" w:type="dxa"/>
+          </w:tcPr>
+          <w:p>
+            <w:r>
+              <w:rPr>
+                <w:sz w:val="18"/>
+              </w:rPr>
+              <w:t>钟姝伶</w:t>
+            </w:r>
+          </w:p>
+        </w:tc>
+        <w:tc>
+          <w:tcPr>
+            <w:tcW w:w="1768" w:type="dxa"/>
+          </w:tcPr>
+          <w:p>
+            <w:r>
+              <w:rPr>
+                <w:sz w:val="18"/>
+              </w:rPr>
+              <w:t>第</w:t>
+            </w:r>
+            <w:r>
+              <w:rPr>
+                <w:sz w:val="18"/>
+              </w:rPr>
+              <w:t xml:space="preserve"> 5 </w:t>
+            </w:r>
+            <w:r>
+              <w:rPr>
+                <w:sz w:val="18"/>
+              </w:rPr>
+              <w:t>周</w:t>
+            </w:r>
+          </w:p>
+        </w:tc>
+        <w:tc>
+          <w:tcPr>
+            <w:tcW w:w="1768" w:type="dxa"/>
+          </w:tcPr>
+          <w:p>
+            <w:r>
+              <w:rPr>
+                <w:sz w:val="18"/>
+              </w:rPr>
+              <w:t>docker-compose.yml</w:t>
+            </w:r>
+          </w:p>
+        </w:tc>
+      </w:tr>
+      <w:tr>
+        <w:tc>
+          <w:tcPr>
+            <w:tcW w:w="1768" w:type="dxa"/>
+          </w:tcPr>
+          <w:p>
+            <w:r>
+              <w:rPr>
+                <w:sz w:val="18"/>
+              </w:rPr>
+              <w:t>6.5</w:t>
+            </w:r>
+          </w:p>
+        </w:tc>
+        <w:tc>
+          <w:tcPr>
+            <w:tcW w:w="1768" w:type="dxa"/>
+          </w:tcPr>
+          <w:p>
+            <w:r>
+              <w:rPr>
+                <w:sz w:val="18"/>
+              </w:rPr>
+              <w:t>发布</w:t>
+            </w:r>
+            <w:r>
+              <w:rPr>
+                <w:sz w:val="18"/>
+              </w:rPr>
+              <w:t xml:space="preserve"> v1.0</w:t>
+            </w:r>
+          </w:p>
+        </w:tc>
+        <w:tc>
+          <w:tcPr>
+            <w:tcW w:w="1768" w:type="dxa"/>
+          </w:tcPr>
+          <w:p>
+            <w:r>
+              <w:rPr>
+                <w:sz w:val="18"/>
+              </w:rPr>
+              <w:t>钟姝伶</w:t>
+            </w:r>
+          </w:p>
+        </w:tc>
+        <w:tc>
+          <w:tcPr>
+            <w:tcW w:w="1768" w:type="dxa"/>
+          </w:tcPr>
+          <w:p>
+            <w:r>
+              <w:rPr>
+                <w:sz w:val="18"/>
+              </w:rPr>
+              <w:t>第</w:t>
+            </w:r>
+            <w:r>
+              <w:rPr>
+                <w:sz w:val="18"/>
+              </w:rPr>
+              <w:t xml:space="preserve"> 9 </w:t>
+            </w:r>
+            <w:r>
+              <w:rPr>
+                <w:sz w:val="18"/>
+              </w:rPr>
+              <w:t>周</w:t>
+            </w:r>
+          </w:p>
+        </w:tc>
+        <w:tc>
+          <w:tcPr>
+            <w:tcW w:w="1768" w:type="dxa"/>
+          </w:tcPr>
+          <w:p>
+            <w:r>
+              <w:rPr>
+                <w:sz w:val="18"/>
+              </w:rPr>
+              <w:t>v1.0 Release</w:t>
+            </w:r>
+          </w:p>
+        </w:tc>
+      </w:tr>
+      <w:tr>
+        <w:tc>
+          <w:tcPr>
+            <w:tcW w:w="1768" w:type="dxa"/>
+          </w:tcPr>
+          <w:p>
+            <w:r>
+              <w:rPr>
+                <w:sz w:val="18"/>
+              </w:rPr>
+              <w:t>7.1</w:t>
+            </w:r>
+          </w:p>
+        </w:tc>
+        <w:tc>
+          <w:tcPr>
+            <w:tcW w:w="1768" w:type="dxa"/>
+          </w:tcPr>
+          <w:p>
+            <w:r>
+              <w:rPr>
+                <w:sz w:val="18"/>
+              </w:rPr>
+              <w:t>用户手册</w:t>
+            </w:r>
+          </w:p>
+        </w:tc>
+        <w:tc>
+          <w:tcPr>
+            <w:tcW w:w="1768" w:type="dxa"/>
+          </w:tcPr>
+          <w:p>
+            <w:r>
+              <w:rPr>
+                <w:sz w:val="18"/>
+              </w:rPr>
+              <w:t>林星</w:t>
+            </w:r>
+          </w:p>
+        </w:tc>
+        <w:tc>
+          <w:tcPr>
+            <w:tcW w:w="1768" w:type="dxa"/>
+          </w:tcPr>
+          <w:p>
+            <w:r>
+              <w:rPr>
+                <w:sz w:val="18"/>
+              </w:rPr>
+              <w:t>第</w:t>
+            </w:r>
+            <w:r>
+              <w:rPr>
+                <w:sz w:val="18"/>
+              </w:rPr>
+              <w:t xml:space="preserve"> 9 </w:t>
+            </w:r>
+            <w:r>
+              <w:rPr>
+                <w:sz w:val="18"/>
+              </w:rPr>
+              <w:t>周</w:t>
+            </w:r>
+          </w:p>
+        </w:tc>
+        <w:tc>
+          <w:tcPr>
+            <w:tcW w:w="1768" w:type="dxa"/>
+          </w:tcPr>
+          <w:p>
+            <w:r>
+              <w:rPr>
+                <w:sz w:val="18"/>
+              </w:rPr>
+              <w:t>用户手册</w:t>
+            </w:r>
+          </w:p>
+        </w:tc>
+      </w:tr>
+      <w:tr>
+        <w:tc>
+          <w:tcPr>
+            <w:tcW w:w="1768" w:type="dxa"/>
+          </w:tcPr>
+          <w:p>
+            <w:r>
+              <w:rPr>
+                <w:sz w:val="18"/>
+              </w:rPr>
+              <w:lastRenderedPageBreak/>
+              <w:t>7.2</w:t>
+            </w:r>
+          </w:p>
+        </w:tc>
+        <w:tc>
+          <w:tcPr>
+            <w:tcW w:w="1768" w:type="dxa"/>
+          </w:tcPr>
+          <w:p>
+            <w:r>
+              <w:rPr>
+                <w:sz w:val="18"/>
+              </w:rPr>
+              <w:t>验收测试</w:t>
+            </w:r>
+          </w:p>
+        </w:tc>
+        <w:tc>
+          <w:tcPr>
+            <w:tcW w:w="1768" w:type="dxa"/>
+          </w:tcPr>
+          <w:p>
+            <w:r>
+              <w:rPr>
+                <w:sz w:val="18"/>
+              </w:rPr>
+              <w:t>常子衡</w:t>
+            </w:r>
+          </w:p>
+        </w:tc>
+        <w:tc>
+          <w:tcPr>
+            <w:tcW w:w="1768" w:type="dxa"/>
+          </w:tcPr>
+          <w:p>
+            <w:r>
+              <w:rPr>
+                <w:sz w:val="18"/>
+              </w:rPr>
+              <w:t>第</w:t>
+            </w:r>
+            <w:r>
+              <w:rPr>
+                <w:sz w:val="18"/>
+              </w:rPr>
+              <w:t xml:space="preserve"> 8—9 </w:t>
+            </w:r>
+            <w:r>
+              <w:rPr>
+                <w:sz w:val="18"/>
+              </w:rPr>
+              <w:t>周</w:t>
+            </w:r>
+          </w:p>
+        </w:tc>
+        <w:tc>
+          <w:tcPr>
+            <w:tcW w:w="1768" w:type="dxa"/>
+          </w:tcPr>
+          <w:p>
+            <w:r>
+              <w:rPr>
+                <w:sz w:val="18"/>
+              </w:rPr>
+              <w:t>验收记录、测试报告</w:t>
+            </w:r>
+          </w:p>
+        </w:tc>
+      </w:tr>
+      <w:tr>
+        <w:tc>
+          <w:tcPr>
+            <w:tcW w:w="1768" w:type="dxa"/>
+          </w:tcPr>
+          <w:p>
+            <w:r>
+              <w:rPr>
+                <w:sz w:val="18"/>
+              </w:rPr>
+              <w:t>7.3</w:t>
+            </w:r>
+          </w:p>
+        </w:tc>
+        <w:tc>
+          <w:tcPr>
+            <w:tcW w:w="1768" w:type="dxa"/>
+          </w:tcPr>
+          <w:p>
+            <w:r>
+              <w:rPr>
+                <w:sz w:val="18"/>
+              </w:rPr>
+              <w:t>答辩</w:t>
+            </w:r>
+            <w:r>
+              <w:rPr>
+                <w:sz w:val="18"/>
+              </w:rPr>
+              <w:t xml:space="preserve"> PPT</w:t>
+            </w:r>
+          </w:p>
+        </w:tc>
+        <w:tc>
+          <w:tcPr>
+            <w:tcW w:w="1768" w:type="dxa"/>
+          </w:tcPr>
+          <w:p>
+            <w:r>
+              <w:rPr>
+                <w:sz w:val="18"/>
+              </w:rPr>
+              <w:t>陈麒元</w:t>
+            </w:r>
+          </w:p>
+        </w:tc>
+        <w:tc>
+          <w:tcPr>
+            <w:tcW w:w="1768" w:type="dxa"/>
+          </w:tcPr>
+          <w:p>
+            <w:r>
+              <w:rPr>
+                <w:sz w:val="18"/>
+              </w:rPr>
+              <w:t>第</w:t>
+            </w:r>
+            <w:r>
+              <w:rPr>
+                <w:sz w:val="18"/>
+              </w:rPr>
+              <w:t xml:space="preserve"> 10 </w:t>
+            </w:r>
+            <w:r>
+              <w:rPr>
+                <w:sz w:val="18"/>
+              </w:rPr>
+              <w:t>周</w:t>
+            </w:r>
+          </w:p>
+        </w:tc>
+        <w:tc>
+          <w:tcPr>
+            <w:tcW w:w="1768" w:type="dxa"/>
+          </w:tcPr>
+          <w:p>
+            <w:r>
+              <w:rPr>
+                <w:sz w:val="18"/>
+              </w:rPr>
+              <w:t>答辩</w:t>
+            </w:r>
+            <w:r>
+              <w:rPr>
+                <w:sz w:val="18"/>
+              </w:rPr>
+              <w:t xml:space="preserve"> PPT</w:t>
+            </w:r>
+          </w:p>
+        </w:tc>
+      </w:tr>
+      <w:tr>
+        <w:tc>
+          <w:tcPr>
+            <w:tcW w:w="1768" w:type="dxa"/>
+          </w:tcPr>
+          <w:p>
+            <w:r>
+              <w:rPr>
+                <w:sz w:val="18"/>
+              </w:rPr>
+              <w:t>7.4</w:t>
+            </w:r>
+          </w:p>
+        </w:tc>
+        <w:tc>
+          <w:tcPr>
+            <w:tcW w:w="1768" w:type="dxa"/>
+          </w:tcPr>
+          <w:p>
+            <w:r>
+              <w:rPr>
+                <w:sz w:val="18"/>
+              </w:rPr>
+              <w:t>项目总结</w:t>
+            </w:r>
+          </w:p>
+        </w:tc>
+        <w:tc>
+          <w:tcPr>
+            <w:tcW w:w="1768" w:type="dxa"/>
+          </w:tcPr>
+          <w:p>
+            <w:r>
+              <w:rPr>
+                <w:sz w:val="18"/>
+              </w:rPr>
+              <w:t>全员</w:t>
+            </w:r>
+          </w:p>
+        </w:tc>
+        <w:tc>
+          <w:tcPr>
+            <w:tcW w:w="1768" w:type="dxa"/>
+          </w:tcPr>
+          <w:p>
+            <w:r>
+              <w:rPr>
+                <w:sz w:val="18"/>
+              </w:rPr>
+              <w:t>第</w:t>
+            </w:r>
+            <w:r>
+              <w:rPr>
+                <w:sz w:val="18"/>
+              </w:rPr>
+              <w:t xml:space="preserve"> 10 </w:t>
+            </w:r>
+            <w:r>
+              <w:rPr>
+                <w:sz w:val="18"/>
+              </w:rPr>
+              <w:t>周</w:t>
+            </w:r>
+          </w:p>
+        </w:tc>
+        <w:tc>
+          <w:tcPr>
+            <w:tcW w:w="1768" w:type="dxa"/>
+          </w:tcPr>
+          <w:p>
+            <w:r>
+              <w:rPr>
+                <w:sz w:val="18"/>
+              </w:rPr>
+              <w:t>项目总结报告</w:t>
+            </w:r>
+          </w:p>
+        </w:tc>
+      </w:tr>
+    </w:tbl>
+    <w:p/>
     <w:p>
       <w:pPr>
         <w:pStyle w:val="31"/>
       </w:pPr>
-      <w:bookmarkStart w:id="15" w:name="_Toc242801061"/>
+      <w:bookmarkStart w:id="15" w:name="_Toc242801561"/>
       <w:r>
         <w:t xml:space="preserve">4.2.2 </w:t>
       </w:r>
@@ -6512,7 +10692,7 @@
       <w:pPr>
         <w:pStyle w:val="31"/>
       </w:pPr>
-      <w:bookmarkStart w:id="16" w:name="_Toc242801062"/>
+      <w:bookmarkStart w:id="16" w:name="_Toc242801562"/>
       <w:r>
         <w:t xml:space="preserve">4.2.3 </w:t>
       </w:r>
@@ -6537,7 +10717,6 @@
         <w:pStyle w:val="a0"/>
       </w:pPr>
       <w:r>
-        <w:lastRenderedPageBreak/>
         <w:t>v0.5 Beta</w:t>
       </w:r>
       <w:r>
@@ -6559,7 +10738,7 @@
       <w:pPr>
         <w:pStyle w:val="31"/>
       </w:pPr>
-      <w:bookmarkStart w:id="17" w:name="_Toc242801063"/>
+      <w:bookmarkStart w:id="17" w:name="_Toc242801563"/>
       <w:r>
         <w:t xml:space="preserve">4.2.4 </w:t>
       </w:r>
@@ -6568,6 +10747,1084 @@
       </w:r>
       <w:bookmarkEnd w:id="17"/>
     </w:p>
+    <w:tbl>
+      <w:tblPr>
+        <w:tblStyle w:val="af4"/>
+        <w:tblW w:w="0" w:type="auto"/>
+        <w:tblLook w:val="04A0" w:firstRow="1" w:lastRow="0" w:firstColumn="1" w:lastColumn="0" w:noHBand="0" w:noVBand="1"/>
+      </w:tblPr>
+      <w:tblGrid>
+        <w:gridCol w:w="2209"/>
+        <w:gridCol w:w="2209"/>
+        <w:gridCol w:w="2209"/>
+        <w:gridCol w:w="2209"/>
+      </w:tblGrid>
+      <w:tr>
+        <w:tc>
+          <w:tcPr>
+            <w:tcW w:w="2209" w:type="dxa"/>
+          </w:tcPr>
+          <w:p>
+            <w:r>
+              <w:rPr>
+                <w:b/>
+                <w:sz w:val="18"/>
+              </w:rPr>
+              <w:t>周次</w:t>
+            </w:r>
+          </w:p>
+        </w:tc>
+        <w:tc>
+          <w:tcPr>
+            <w:tcW w:w="2209" w:type="dxa"/>
+          </w:tcPr>
+          <w:p>
+            <w:r>
+              <w:rPr>
+                <w:b/>
+                <w:sz w:val="18"/>
+              </w:rPr>
+              <w:t>阶段</w:t>
+            </w:r>
+            <w:r>
+              <w:rPr>
+                <w:b/>
+                <w:sz w:val="18"/>
+              </w:rPr>
+              <w:t>/</w:t>
+            </w:r>
+            <w:r>
+              <w:rPr>
+                <w:b/>
+                <w:sz w:val="18"/>
+              </w:rPr>
+              <w:t>主要活动</w:t>
+            </w:r>
+          </w:p>
+        </w:tc>
+        <w:tc>
+          <w:tcPr>
+            <w:tcW w:w="2209" w:type="dxa"/>
+          </w:tcPr>
+          <w:p>
+            <w:r>
+              <w:rPr>
+                <w:b/>
+                <w:sz w:val="18"/>
+              </w:rPr>
+              <w:t>责任人</w:t>
+            </w:r>
+          </w:p>
+        </w:tc>
+        <w:tc>
+          <w:tcPr>
+            <w:tcW w:w="2209" w:type="dxa"/>
+          </w:tcPr>
+          <w:p>
+            <w:r>
+              <w:rPr>
+                <w:b/>
+                <w:sz w:val="18"/>
+              </w:rPr>
+              <w:t>里程碑</w:t>
+            </w:r>
+          </w:p>
+        </w:tc>
+      </w:tr>
+      <w:tr>
+        <w:tc>
+          <w:tcPr>
+            <w:tcW w:w="2209" w:type="dxa"/>
+          </w:tcPr>
+          <w:p>
+            <w:r>
+              <w:rPr>
+                <w:sz w:val="18"/>
+              </w:rPr>
+              <w:t>第</w:t>
+            </w:r>
+            <w:r>
+              <w:rPr>
+                <w:sz w:val="18"/>
+              </w:rPr>
+              <w:t xml:space="preserve"> 1 </w:t>
+            </w:r>
+            <w:r>
+              <w:rPr>
+                <w:sz w:val="18"/>
+              </w:rPr>
+              <w:t>周</w:t>
+            </w:r>
+          </w:p>
+        </w:tc>
+        <w:tc>
+          <w:tcPr>
+            <w:tcW w:w="2209" w:type="dxa"/>
+          </w:tcPr>
+          <w:p>
+            <w:r>
+              <w:rPr>
+                <w:sz w:val="18"/>
+              </w:rPr>
+              <w:t>先启：立项组队、需求调研、初始计划、仓库搭建</w:t>
+            </w:r>
+          </w:p>
+        </w:tc>
+        <w:tc>
+          <w:tcPr>
+            <w:tcW w:w="2209" w:type="dxa"/>
+          </w:tcPr>
+          <w:p>
+            <w:r>
+              <w:rPr>
+                <w:sz w:val="18"/>
+              </w:rPr>
+              <w:t>全员</w:t>
+            </w:r>
+            <w:r>
+              <w:rPr>
+                <w:sz w:val="18"/>
+              </w:rPr>
+              <w:t>/</w:t>
+            </w:r>
+            <w:r>
+              <w:rPr>
+                <w:sz w:val="18"/>
+              </w:rPr>
+              <w:t>陈麒元</w:t>
+            </w:r>
+          </w:p>
+        </w:tc>
+        <w:tc>
+          <w:tcPr>
+            <w:tcW w:w="2209" w:type="dxa"/>
+          </w:tcPr>
+          <w:p>
+            <w:r>
+              <w:rPr>
+                <w:sz w:val="18"/>
+              </w:rPr>
+              <w:t>初始计划</w:t>
+            </w:r>
+            <w:r>
+              <w:rPr>
+                <w:sz w:val="18"/>
+              </w:rPr>
+              <w:t xml:space="preserve"> v1.0</w:t>
+            </w:r>
+          </w:p>
+        </w:tc>
+      </w:tr>
+      <w:tr>
+        <w:tc>
+          <w:tcPr>
+            <w:tcW w:w="2209" w:type="dxa"/>
+          </w:tcPr>
+          <w:p>
+            <w:r>
+              <w:rPr>
+                <w:sz w:val="18"/>
+              </w:rPr>
+              <w:t>第</w:t>
+            </w:r>
+            <w:r>
+              <w:rPr>
+                <w:sz w:val="18"/>
+              </w:rPr>
+              <w:t xml:space="preserve"> 2 </w:t>
+            </w:r>
+            <w:r>
+              <w:rPr>
+                <w:sz w:val="18"/>
+              </w:rPr>
+              <w:t>周</w:t>
+            </w:r>
+          </w:p>
+        </w:tc>
+        <w:tc>
+          <w:tcPr>
+            <w:tcW w:w="2209" w:type="dxa"/>
+          </w:tcPr>
+          <w:p>
+            <w:r>
+              <w:rPr>
+                <w:sz w:val="18"/>
+              </w:rPr>
+              <w:t>精化：需求规范、用例、界面原型</w:t>
+            </w:r>
+          </w:p>
+        </w:tc>
+        <w:tc>
+          <w:tcPr>
+            <w:tcW w:w="2209" w:type="dxa"/>
+          </w:tcPr>
+          <w:p>
+            <w:r>
+              <w:rPr>
+                <w:sz w:val="18"/>
+              </w:rPr>
+              <w:t>宋嘉幸</w:t>
+            </w:r>
+            <w:r>
+              <w:rPr>
+                <w:sz w:val="18"/>
+              </w:rPr>
+              <w:t>/</w:t>
+            </w:r>
+            <w:r>
+              <w:rPr>
+                <w:sz w:val="18"/>
+              </w:rPr>
+              <w:t>林星</w:t>
+            </w:r>
+          </w:p>
+        </w:tc>
+        <w:tc>
+          <w:tcPr>
+            <w:tcW w:w="2209" w:type="dxa"/>
+          </w:tcPr>
+          <w:p>
+            <w:r>
+              <w:rPr>
+                <w:sz w:val="18"/>
+              </w:rPr>
+              <w:t>需求规范</w:t>
+            </w:r>
+          </w:p>
+        </w:tc>
+      </w:tr>
+      <w:tr>
+        <w:tc>
+          <w:tcPr>
+            <w:tcW w:w="2209" w:type="dxa"/>
+          </w:tcPr>
+          <w:p>
+            <w:r>
+              <w:rPr>
+                <w:sz w:val="18"/>
+              </w:rPr>
+              <w:t>第</w:t>
+            </w:r>
+            <w:r>
+              <w:rPr>
+                <w:sz w:val="18"/>
+              </w:rPr>
+              <w:t xml:space="preserve"> 3 </w:t>
+            </w:r>
+            <w:r>
+              <w:rPr>
+                <w:sz w:val="18"/>
+              </w:rPr>
+              <w:t>周</w:t>
+            </w:r>
+          </w:p>
+        </w:tc>
+        <w:tc>
+          <w:tcPr>
+            <w:tcW w:w="2209" w:type="dxa"/>
+          </w:tcPr>
+          <w:p>
+            <w:r>
+              <w:rPr>
+                <w:sz w:val="18"/>
+              </w:rPr>
+              <w:t>精化：详细计划、设计文档、数据库、</w:t>
+            </w:r>
+            <w:r>
+              <w:rPr>
+                <w:sz w:val="18"/>
+              </w:rPr>
+              <w:t>API</w:t>
+            </w:r>
+            <w:r>
+              <w:rPr>
+                <w:sz w:val="18"/>
+              </w:rPr>
+              <w:t>、配置管理计划</w:t>
+            </w:r>
+          </w:p>
+        </w:tc>
+        <w:tc>
+          <w:tcPr>
+            <w:tcW w:w="2209" w:type="dxa"/>
+          </w:tcPr>
+          <w:p>
+            <w:r>
+              <w:rPr>
+                <w:sz w:val="18"/>
+              </w:rPr>
+              <w:t>陈麒元</w:t>
+            </w:r>
+            <w:r>
+              <w:rPr>
+                <w:sz w:val="18"/>
+              </w:rPr>
+              <w:t>/</w:t>
+            </w:r>
+            <w:r>
+              <w:rPr>
+                <w:sz w:val="18"/>
+              </w:rPr>
+              <w:t>窦源泽</w:t>
+            </w:r>
+            <w:r>
+              <w:rPr>
+                <w:sz w:val="18"/>
+              </w:rPr>
+              <w:t>/</w:t>
+            </w:r>
+            <w:r>
+              <w:rPr>
+                <w:sz w:val="18"/>
+              </w:rPr>
+              <w:t>钟姝伶</w:t>
+            </w:r>
+          </w:p>
+        </w:tc>
+        <w:tc>
+          <w:tcPr>
+            <w:tcW w:w="2209" w:type="dxa"/>
+          </w:tcPr>
+          <w:p>
+            <w:r>
+              <w:rPr>
+                <w:sz w:val="18"/>
+              </w:rPr>
+              <w:t>设计基线、详细计划</w:t>
+            </w:r>
+          </w:p>
+        </w:tc>
+      </w:tr>
+      <w:tr>
+        <w:tc>
+          <w:tcPr>
+            <w:tcW w:w="2209" w:type="dxa"/>
+          </w:tcPr>
+          <w:p>
+            <w:r>
+              <w:rPr>
+                <w:sz w:val="18"/>
+              </w:rPr>
+              <w:t>第</w:t>
+            </w:r>
+            <w:r>
+              <w:rPr>
+                <w:sz w:val="18"/>
+              </w:rPr>
+              <w:t xml:space="preserve"> 4 </w:t>
+            </w:r>
+            <w:r>
+              <w:rPr>
+                <w:sz w:val="18"/>
+              </w:rPr>
+              <w:t>周</w:t>
+            </w:r>
+          </w:p>
+        </w:tc>
+        <w:tc>
+          <w:tcPr>
+            <w:tcW w:w="2209" w:type="dxa"/>
+          </w:tcPr>
+          <w:p>
+            <w:r>
+              <w:rPr>
+                <w:sz w:val="18"/>
+              </w:rPr>
+              <w:t>构建迭代</w:t>
+            </w:r>
+            <w:r>
+              <w:rPr>
+                <w:sz w:val="18"/>
+              </w:rPr>
+              <w:t>1</w:t>
+            </w:r>
+            <w:r>
+              <w:rPr>
+                <w:sz w:val="18"/>
+              </w:rPr>
+              <w:t>：用户</w:t>
+            </w:r>
+            <w:r>
+              <w:rPr>
+                <w:sz w:val="18"/>
+              </w:rPr>
+              <w:t>/</w:t>
+            </w:r>
+            <w:r>
+              <w:rPr>
+                <w:sz w:val="18"/>
+              </w:rPr>
+              <w:t>工具</w:t>
+            </w:r>
+            <w:r>
+              <w:rPr>
+                <w:sz w:val="18"/>
+              </w:rPr>
+              <w:t>/</w:t>
+            </w:r>
+            <w:r>
+              <w:rPr>
+                <w:sz w:val="18"/>
+              </w:rPr>
+              <w:t>订单后端、测试计划设</w:t>
+            </w:r>
+            <w:r>
+              <w:rPr>
+                <w:sz w:val="18"/>
+              </w:rPr>
+              <w:lastRenderedPageBreak/>
+              <w:t>计、</w:t>
+            </w:r>
+            <w:r>
+              <w:rPr>
+                <w:sz w:val="18"/>
+              </w:rPr>
+              <w:t>CI</w:t>
+            </w:r>
+          </w:p>
+        </w:tc>
+        <w:tc>
+          <w:tcPr>
+            <w:tcW w:w="2209" w:type="dxa"/>
+          </w:tcPr>
+          <w:p>
+            <w:r>
+              <w:rPr>
+                <w:sz w:val="18"/>
+              </w:rPr>
+              <w:lastRenderedPageBreak/>
+              <w:t>陈麒元</w:t>
+            </w:r>
+            <w:r>
+              <w:rPr>
+                <w:sz w:val="18"/>
+              </w:rPr>
+              <w:t>/</w:t>
+            </w:r>
+            <w:r>
+              <w:rPr>
+                <w:sz w:val="18"/>
+              </w:rPr>
+              <w:t>窦源泽</w:t>
+            </w:r>
+            <w:r>
+              <w:rPr>
+                <w:sz w:val="18"/>
+              </w:rPr>
+              <w:t>/</w:t>
+            </w:r>
+            <w:r>
+              <w:rPr>
+                <w:sz w:val="18"/>
+              </w:rPr>
+              <w:t>常子衡</w:t>
+            </w:r>
+            <w:r>
+              <w:rPr>
+                <w:sz w:val="18"/>
+              </w:rPr>
+              <w:t>/</w:t>
+            </w:r>
+            <w:r>
+              <w:rPr>
+                <w:sz w:val="18"/>
+              </w:rPr>
+              <w:t>钟姝伶</w:t>
+            </w:r>
+          </w:p>
+        </w:tc>
+        <w:tc>
+          <w:tcPr>
+            <w:tcW w:w="2209" w:type="dxa"/>
+          </w:tcPr>
+          <w:p>
+            <w:r>
+              <w:rPr>
+                <w:sz w:val="18"/>
+              </w:rPr>
+              <w:t>v0.1</w:t>
+            </w:r>
+          </w:p>
+        </w:tc>
+      </w:tr>
+      <w:tr>
+        <w:tc>
+          <w:tcPr>
+            <w:tcW w:w="2209" w:type="dxa"/>
+          </w:tcPr>
+          <w:p>
+            <w:r>
+              <w:rPr>
+                <w:sz w:val="18"/>
+              </w:rPr>
+              <w:t>第</w:t>
+            </w:r>
+            <w:r>
+              <w:rPr>
+                <w:sz w:val="18"/>
+              </w:rPr>
+              <w:t xml:space="preserve"> 5 </w:t>
+            </w:r>
+            <w:r>
+              <w:rPr>
+                <w:sz w:val="18"/>
+              </w:rPr>
+              <w:t>周</w:t>
+            </w:r>
+          </w:p>
+        </w:tc>
+        <w:tc>
+          <w:tcPr>
+            <w:tcW w:w="2209" w:type="dxa"/>
+          </w:tcPr>
+          <w:p>
+            <w:r>
+              <w:rPr>
+                <w:sz w:val="18"/>
+              </w:rPr>
+              <w:t>构建迭代</w:t>
+            </w:r>
+            <w:r>
+              <w:rPr>
+                <w:sz w:val="18"/>
+              </w:rPr>
+              <w:t>1</w:t>
+            </w:r>
+            <w:r>
+              <w:rPr>
+                <w:sz w:val="18"/>
+              </w:rPr>
+              <w:t>：前端页面、订单闭环联调、</w:t>
+            </w:r>
+            <w:r>
+              <w:rPr>
+                <w:sz w:val="18"/>
+              </w:rPr>
+              <w:t xml:space="preserve">Docker </w:t>
+            </w:r>
+            <w:r>
+              <w:rPr>
+                <w:sz w:val="18"/>
+              </w:rPr>
+              <w:t>化</w:t>
+            </w:r>
+          </w:p>
+        </w:tc>
+        <w:tc>
+          <w:tcPr>
+            <w:tcW w:w="2209" w:type="dxa"/>
+          </w:tcPr>
+          <w:p>
+            <w:r>
+              <w:rPr>
+                <w:sz w:val="18"/>
+              </w:rPr>
+              <w:t>林星</w:t>
+            </w:r>
+            <w:r>
+              <w:rPr>
+                <w:sz w:val="18"/>
+              </w:rPr>
+              <w:t>/</w:t>
+            </w:r>
+            <w:r>
+              <w:rPr>
+                <w:sz w:val="18"/>
+              </w:rPr>
+              <w:t>全员</w:t>
+            </w:r>
+          </w:p>
+        </w:tc>
+        <w:tc>
+          <w:tcPr>
+            <w:tcW w:w="2209" w:type="dxa"/>
+          </w:tcPr>
+          <w:p>
+            <w:r>
+              <w:rPr>
+                <w:sz w:val="18"/>
+              </w:rPr>
+              <w:t>内部演示版</w:t>
+            </w:r>
+            <w:r>
+              <w:rPr>
+                <w:sz w:val="18"/>
+              </w:rPr>
+              <w:t xml:space="preserve"> v0.1</w:t>
+            </w:r>
+          </w:p>
+        </w:tc>
+      </w:tr>
+      <w:tr>
+        <w:tc>
+          <w:tcPr>
+            <w:tcW w:w="2209" w:type="dxa"/>
+          </w:tcPr>
+          <w:p>
+            <w:r>
+              <w:rPr>
+                <w:sz w:val="18"/>
+              </w:rPr>
+              <w:t>第</w:t>
+            </w:r>
+            <w:r>
+              <w:rPr>
+                <w:sz w:val="18"/>
+              </w:rPr>
+              <w:t xml:space="preserve"> 6 </w:t>
+            </w:r>
+            <w:r>
+              <w:rPr>
+                <w:sz w:val="18"/>
+              </w:rPr>
+              <w:t>周</w:t>
+            </w:r>
+          </w:p>
+        </w:tc>
+        <w:tc>
+          <w:tcPr>
+            <w:tcW w:w="2209" w:type="dxa"/>
+          </w:tcPr>
+          <w:p>
+            <w:r>
+              <w:rPr>
+                <w:sz w:val="18"/>
+              </w:rPr>
+              <w:t>构建迭代</w:t>
+            </w:r>
+            <w:r>
+              <w:rPr>
+                <w:sz w:val="18"/>
+              </w:rPr>
+              <w:t>2</w:t>
+            </w:r>
+            <w:r>
+              <w:rPr>
+                <w:sz w:val="18"/>
+              </w:rPr>
+              <w:t>：评价信用、后台工具模块、缺陷修复</w:t>
+            </w:r>
+          </w:p>
+        </w:tc>
+        <w:tc>
+          <w:tcPr>
+            <w:tcW w:w="2209" w:type="dxa"/>
+          </w:tcPr>
+          <w:p>
+            <w:r>
+              <w:rPr>
+                <w:sz w:val="18"/>
+              </w:rPr>
+              <w:t>窦源泽</w:t>
+            </w:r>
+            <w:r>
+              <w:rPr>
+                <w:sz w:val="18"/>
+              </w:rPr>
+              <w:t>/</w:t>
+            </w:r>
+            <w:r>
+              <w:rPr>
+                <w:sz w:val="18"/>
+              </w:rPr>
+              <w:t>钟姝伶</w:t>
+            </w:r>
+            <w:r>
+              <w:rPr>
+                <w:sz w:val="18"/>
+              </w:rPr>
+              <w:t>/</w:t>
+            </w:r>
+            <w:r>
+              <w:rPr>
+                <w:sz w:val="18"/>
+              </w:rPr>
+              <w:t>常子衡</w:t>
+            </w:r>
+          </w:p>
+        </w:tc>
+        <w:tc>
+          <w:tcPr>
+            <w:tcW w:w="2209" w:type="dxa"/>
+          </w:tcPr>
+          <w:p>
+            <w:r>
+              <w:rPr>
+                <w:sz w:val="18"/>
+              </w:rPr>
+              <w:t>—</w:t>
+            </w:r>
+          </w:p>
+        </w:tc>
+      </w:tr>
+      <w:tr>
+        <w:tc>
+          <w:tcPr>
+            <w:tcW w:w="2209" w:type="dxa"/>
+          </w:tcPr>
+          <w:p>
+            <w:r>
+              <w:rPr>
+                <w:sz w:val="18"/>
+              </w:rPr>
+              <w:t>第</w:t>
+            </w:r>
+            <w:r>
+              <w:rPr>
+                <w:sz w:val="18"/>
+              </w:rPr>
+              <w:t xml:space="preserve"> 7 </w:t>
+            </w:r>
+            <w:r>
+              <w:rPr>
+                <w:sz w:val="18"/>
+              </w:rPr>
+              <w:t>周</w:t>
+            </w:r>
+          </w:p>
+        </w:tc>
+        <w:tc>
+          <w:tcPr>
+            <w:tcW w:w="2209" w:type="dxa"/>
+          </w:tcPr>
+          <w:p>
+            <w:r>
+              <w:rPr>
+                <w:sz w:val="18"/>
+              </w:rPr>
+              <w:t>构建迭代</w:t>
+            </w:r>
+            <w:r>
+              <w:rPr>
+                <w:sz w:val="18"/>
+              </w:rPr>
+              <w:t>2</w:t>
+            </w:r>
+            <w:r>
+              <w:rPr>
+                <w:sz w:val="18"/>
+              </w:rPr>
+              <w:t>：统计、前后端联调、冒烟测试</w:t>
+            </w:r>
+          </w:p>
+        </w:tc>
+        <w:tc>
+          <w:tcPr>
+            <w:tcW w:w="2209" w:type="dxa"/>
+          </w:tcPr>
+          <w:p>
+            <w:r>
+              <w:rPr>
+                <w:sz w:val="18"/>
+              </w:rPr>
+              <w:t>全员</w:t>
+            </w:r>
+          </w:p>
+        </w:tc>
+        <w:tc>
+          <w:tcPr>
+            <w:tcW w:w="2209" w:type="dxa"/>
+          </w:tcPr>
+          <w:p>
+            <w:r>
+              <w:rPr>
+                <w:sz w:val="18"/>
+              </w:rPr>
+              <w:t xml:space="preserve">Beta </w:t>
+            </w:r>
+            <w:r>
+              <w:rPr>
+                <w:sz w:val="18"/>
+              </w:rPr>
+              <w:t>版</w:t>
+            </w:r>
+            <w:r>
+              <w:rPr>
+                <w:sz w:val="18"/>
+              </w:rPr>
+              <w:t xml:space="preserve"> v0.5</w:t>
+            </w:r>
+          </w:p>
+        </w:tc>
+      </w:tr>
+      <w:tr>
+        <w:tc>
+          <w:tcPr>
+            <w:tcW w:w="2209" w:type="dxa"/>
+          </w:tcPr>
+          <w:p>
+            <w:r>
+              <w:rPr>
+                <w:sz w:val="18"/>
+              </w:rPr>
+              <w:t>第</w:t>
+            </w:r>
+            <w:r>
+              <w:rPr>
+                <w:sz w:val="18"/>
+              </w:rPr>
+              <w:t xml:space="preserve"> 8 </w:t>
+            </w:r>
+            <w:r>
+              <w:rPr>
+                <w:sz w:val="18"/>
+              </w:rPr>
+              <w:t>周</w:t>
+            </w:r>
+          </w:p>
+        </w:tc>
+        <w:tc>
+          <w:tcPr>
+            <w:tcW w:w="2209" w:type="dxa"/>
+          </w:tcPr>
+          <w:p>
+            <w:r>
+              <w:rPr>
+                <w:sz w:val="18"/>
+              </w:rPr>
+              <w:t>构建</w:t>
+            </w:r>
+            <w:r>
+              <w:rPr>
+                <w:sz w:val="18"/>
+              </w:rPr>
+              <w:t>—</w:t>
+            </w:r>
+            <w:r>
+              <w:rPr>
+                <w:sz w:val="18"/>
+              </w:rPr>
+              <w:t>产品化：测试执行、缺陷修复、测试报告</w:t>
+            </w:r>
+          </w:p>
+        </w:tc>
+        <w:tc>
+          <w:tcPr>
+            <w:tcW w:w="2209" w:type="dxa"/>
+          </w:tcPr>
+          <w:p>
+            <w:r>
+              <w:rPr>
+                <w:sz w:val="18"/>
+              </w:rPr>
+              <w:t>常子衡</w:t>
+            </w:r>
+            <w:r>
+              <w:rPr>
+                <w:sz w:val="18"/>
+              </w:rPr>
+              <w:t>/</w:t>
+            </w:r>
+            <w:r>
+              <w:rPr>
+                <w:sz w:val="18"/>
+              </w:rPr>
+              <w:t>全员</w:t>
+            </w:r>
+          </w:p>
+        </w:tc>
+        <w:tc>
+          <w:tcPr>
+            <w:tcW w:w="2209" w:type="dxa"/>
+          </w:tcPr>
+          <w:p>
+            <w:r>
+              <w:rPr>
+                <w:sz w:val="18"/>
+              </w:rPr>
+              <w:t>测试报告</w:t>
+            </w:r>
+          </w:p>
+        </w:tc>
+      </w:tr>
+      <w:tr>
+        <w:tc>
+          <w:tcPr>
+            <w:tcW w:w="2209" w:type="dxa"/>
+          </w:tcPr>
+          <w:p>
+            <w:r>
+              <w:rPr>
+                <w:sz w:val="18"/>
+              </w:rPr>
+              <w:t>第</w:t>
+            </w:r>
+            <w:r>
+              <w:rPr>
+                <w:sz w:val="18"/>
+              </w:rPr>
+              <w:t xml:space="preserve"> 9 </w:t>
+            </w:r>
+            <w:r>
+              <w:rPr>
+                <w:sz w:val="18"/>
+              </w:rPr>
+              <w:t>周</w:t>
+            </w:r>
+          </w:p>
+        </w:tc>
+        <w:tc>
+          <w:tcPr>
+            <w:tcW w:w="2209" w:type="dxa"/>
+          </w:tcPr>
+          <w:p>
+            <w:r>
+              <w:rPr>
+                <w:sz w:val="18"/>
+              </w:rPr>
+              <w:t>产品化：验收测试、用户手册、发布</w:t>
+            </w:r>
+            <w:r>
+              <w:rPr>
+                <w:sz w:val="18"/>
+              </w:rPr>
+              <w:t xml:space="preserve"> v1.0</w:t>
+            </w:r>
+          </w:p>
+        </w:tc>
+        <w:tc>
+          <w:tcPr>
+            <w:tcW w:w="2209" w:type="dxa"/>
+          </w:tcPr>
+          <w:p>
+            <w:r>
+              <w:rPr>
+                <w:sz w:val="18"/>
+              </w:rPr>
+              <w:t>常子衡</w:t>
+            </w:r>
+            <w:r>
+              <w:rPr>
+                <w:sz w:val="18"/>
+              </w:rPr>
+              <w:t>/</w:t>
+            </w:r>
+            <w:r>
+              <w:rPr>
+                <w:sz w:val="18"/>
+              </w:rPr>
+              <w:t>林星</w:t>
+            </w:r>
+            <w:r>
+              <w:rPr>
+                <w:sz w:val="18"/>
+              </w:rPr>
+              <w:t>/</w:t>
+            </w:r>
+            <w:r>
+              <w:rPr>
+                <w:sz w:val="18"/>
+              </w:rPr>
+              <w:t>钟姝伶</w:t>
+            </w:r>
+          </w:p>
+        </w:tc>
+        <w:tc>
+          <w:tcPr>
+            <w:tcW w:w="2209" w:type="dxa"/>
+          </w:tcPr>
+          <w:p>
+            <w:r>
+              <w:rPr>
+                <w:sz w:val="18"/>
+              </w:rPr>
+              <w:t>v1.0</w:t>
+            </w:r>
+          </w:p>
+        </w:tc>
+      </w:tr>
+      <w:tr>
+        <w:tc>
+          <w:tcPr>
+            <w:tcW w:w="2209" w:type="dxa"/>
+          </w:tcPr>
+          <w:p>
+            <w:r>
+              <w:rPr>
+                <w:sz w:val="18"/>
+              </w:rPr>
+              <w:t>第</w:t>
+            </w:r>
+            <w:r>
+              <w:rPr>
+                <w:sz w:val="18"/>
+              </w:rPr>
+              <w:t xml:space="preserve"> 10 </w:t>
+            </w:r>
+            <w:r>
+              <w:rPr>
+                <w:sz w:val="18"/>
+              </w:rPr>
+              <w:t>周</w:t>
+            </w:r>
+          </w:p>
+        </w:tc>
+        <w:tc>
+          <w:tcPr>
+            <w:tcW w:w="2209" w:type="dxa"/>
+          </w:tcPr>
+          <w:p>
+            <w:r>
+              <w:rPr>
+                <w:sz w:val="18"/>
+              </w:rPr>
+              <w:t>移交：答辩</w:t>
+            </w:r>
+            <w:r>
+              <w:rPr>
+                <w:sz w:val="18"/>
+              </w:rPr>
+              <w:t xml:space="preserve"> PPT</w:t>
+            </w:r>
+            <w:r>
+              <w:rPr>
+                <w:sz w:val="18"/>
+              </w:rPr>
+              <w:t>、项目总结、答辩</w:t>
+            </w:r>
+          </w:p>
+        </w:tc>
+        <w:tc>
+          <w:tcPr>
+            <w:tcW w:w="2209" w:type="dxa"/>
+          </w:tcPr>
+          <w:p>
+            <w:r>
+              <w:rPr>
+                <w:sz w:val="18"/>
+              </w:rPr>
+              <w:t>陈麒元</w:t>
+            </w:r>
+            <w:r>
+              <w:rPr>
+                <w:sz w:val="18"/>
+              </w:rPr>
+              <w:t>/</w:t>
+            </w:r>
+            <w:r>
+              <w:rPr>
+                <w:sz w:val="18"/>
+              </w:rPr>
+              <w:t>全员</w:t>
+            </w:r>
+          </w:p>
+        </w:tc>
+        <w:tc>
+          <w:tcPr>
+            <w:tcW w:w="2209" w:type="dxa"/>
+          </w:tcPr>
+          <w:p>
+            <w:r>
+              <w:rPr>
+                <w:sz w:val="18"/>
+              </w:rPr>
+              <w:t>项目验收</w:t>
+            </w:r>
+          </w:p>
+        </w:tc>
+      </w:tr>
+    </w:tbl>
+    <w:p/>
     <w:tbl>
       <w:tblPr>
         <w:tblStyle w:val="af4"/>
@@ -8820,8 +14077,9 @@
       <w:pPr>
         <w:pStyle w:val="21"/>
       </w:pPr>
-      <w:bookmarkStart w:id="18" w:name="_Toc242801064"/>
-      <w:r>
+      <w:bookmarkStart w:id="18" w:name="_Toc242801564"/>
+      <w:r>
+        <w:lastRenderedPageBreak/>
         <w:t xml:space="preserve">4.3 </w:t>
       </w:r>
       <w:r>
@@ -8841,7 +14099,7 @@
       <w:pPr>
         <w:pStyle w:val="21"/>
       </w:pPr>
-      <w:bookmarkStart w:id="19" w:name="_Toc242801065"/>
+      <w:bookmarkStart w:id="19" w:name="_Toc242801565"/>
       <w:r>
         <w:t xml:space="preserve">4.4 </w:t>
       </w:r>
@@ -8854,7 +14112,7 @@
       <w:pPr>
         <w:pStyle w:val="31"/>
       </w:pPr>
-      <w:bookmarkStart w:id="20" w:name="_Toc242801066"/>
+      <w:bookmarkStart w:id="20" w:name="_Toc242801566"/>
       <w:r>
         <w:t xml:space="preserve">4.4.1 </w:t>
       </w:r>
@@ -8879,9 +14137,8 @@
           <w:lang w:eastAsia="zh-CN"/>
         </w:rPr>
       </w:pPr>
-      <w:bookmarkStart w:id="21" w:name="_Toc242801067"/>
-      <w:r>
-        <w:lastRenderedPageBreak/>
+      <w:bookmarkStart w:id="21" w:name="_Toc242801567"/>
+      <w:r>
         <w:t xml:space="preserve">4.4.2 </w:t>
       </w:r>
       <w:r>
@@ -8914,7 +14171,7 @@
       <w:pPr>
         <w:pStyle w:val="31"/>
       </w:pPr>
-      <w:bookmarkStart w:id="22" w:name="_Toc242801068"/>
+      <w:bookmarkStart w:id="22" w:name="_Toc242801568"/>
       <w:r>
         <w:t xml:space="preserve">4.4.3 </w:t>
       </w:r>
@@ -8935,7 +14192,7 @@
       <w:pPr>
         <w:pStyle w:val="31"/>
       </w:pPr>
-      <w:bookmarkStart w:id="23" w:name="_Toc242801069"/>
+      <w:bookmarkStart w:id="23" w:name="_Toc242801569"/>
       <w:r>
         <w:t xml:space="preserve">4.4.4 </w:t>
       </w:r>
@@ -9018,7 +14275,7 @@
       <w:pPr>
         <w:pStyle w:val="31"/>
       </w:pPr>
-      <w:bookmarkStart w:id="24" w:name="_Toc242801070"/>
+      <w:bookmarkStart w:id="24" w:name="_Toc242801570"/>
       <w:r>
         <w:t xml:space="preserve">4.4.5 </w:t>
       </w:r>
@@ -9067,8 +14324,9 @@
       <w:pPr>
         <w:pStyle w:val="31"/>
       </w:pPr>
-      <w:bookmarkStart w:id="25" w:name="_Toc242801071"/>
-      <w:r>
+      <w:bookmarkStart w:id="25" w:name="_Toc242801571"/>
+      <w:r>
+        <w:lastRenderedPageBreak/>
         <w:t xml:space="preserve">4.4.6 </w:t>
       </w:r>
       <w:r>
@@ -9088,7 +14346,7 @@
       <w:pPr>
         <w:pStyle w:val="21"/>
       </w:pPr>
-      <w:bookmarkStart w:id="26" w:name="_Toc242801072"/>
+      <w:bookmarkStart w:id="26" w:name="_Toc242801572"/>
       <w:r>
         <w:t xml:space="preserve">4.5 </w:t>
       </w:r>
@@ -9109,7 +14367,7 @@
       <w:pPr>
         <w:pStyle w:val="21"/>
       </w:pPr>
-      <w:bookmarkStart w:id="27" w:name="_Toc242801073"/>
+      <w:bookmarkStart w:id="27" w:name="_Toc242801573"/>
       <w:r>
         <w:t xml:space="preserve">4.6 </w:t>
       </w:r>
@@ -9157,7 +14415,6 @@
         <w:pStyle w:val="a0"/>
       </w:pPr>
       <w:r>
-        <w:lastRenderedPageBreak/>
         <w:t>配置经理整理配置库和</w:t>
       </w:r>
       <w:r>
@@ -9179,7 +14436,7 @@
       <w:pPr>
         <w:pStyle w:val="1"/>
       </w:pPr>
-      <w:bookmarkStart w:id="28" w:name="_Toc242801074"/>
+      <w:bookmarkStart w:id="28" w:name="_Toc242801574"/>
       <w:r>
         <w:t xml:space="preserve">5. </w:t>
       </w:r>
@@ -9192,7 +14449,7 @@
       <w:pPr>
         <w:pStyle w:val="21"/>
       </w:pPr>
-      <w:bookmarkStart w:id="29" w:name="_Toc242801075"/>
+      <w:bookmarkStart w:id="29" w:name="_Toc242801575"/>
       <w:r>
         <w:t xml:space="preserve">5.1 </w:t>
       </w:r>
@@ -9213,7 +14470,7 @@
       <w:pPr>
         <w:pStyle w:val="21"/>
       </w:pPr>
-      <w:bookmarkStart w:id="30" w:name="_Toc242801076"/>
+      <w:bookmarkStart w:id="30" w:name="_Toc242801576"/>
       <w:r>
         <w:t xml:space="preserve">5.2 </w:t>
       </w:r>
@@ -9327,6 +14584,7 @@
         <w:pStyle w:val="a0"/>
       </w:pPr>
       <w:r>
+        <w:lastRenderedPageBreak/>
         <w:t>UI</w:t>
       </w:r>
       <w:r>
@@ -9354,7 +14612,7 @@
       <w:pPr>
         <w:pStyle w:val="1"/>
       </w:pPr>
-      <w:bookmarkStart w:id="31" w:name="_Toc242801077"/>
+      <w:bookmarkStart w:id="31" w:name="_Toc242801577"/>
       <w:r>
         <w:t xml:space="preserve">6. </w:t>
       </w:r>
@@ -9367,7 +14625,7 @@
       <w:pPr>
         <w:pStyle w:val="21"/>
       </w:pPr>
-      <w:bookmarkStart w:id="32" w:name="_Toc242801078"/>
+      <w:bookmarkStart w:id="32" w:name="_Toc242801578"/>
       <w:r>
         <w:t xml:space="preserve">6.1 </w:t>
       </w:r>
@@ -9388,9 +14646,8 @@
       <w:pPr>
         <w:pStyle w:val="21"/>
       </w:pPr>
-      <w:bookmarkStart w:id="33" w:name="_Toc242801079"/>
-      <w:r>
-        <w:lastRenderedPageBreak/>
+      <w:bookmarkStart w:id="33" w:name="_Toc242801579"/>
+      <w:r>
         <w:t xml:space="preserve">6.2 </w:t>
       </w:r>
       <w:r>
@@ -9445,6 +14702,12 @@
       </w:r>
     </w:p>
     <w:sectPr>
+      <w:headerReference w:type="even" r:id="rId9"/>
+      <w:headerReference w:type="default" r:id="rId10"/>
+      <w:footerReference w:type="even" r:id="rId11"/>
+      <w:footerReference w:type="default" r:id="rId12"/>
+      <w:headerReference w:type="first" r:id="rId13"/>
+      <w:footerReference w:type="first" r:id="rId14"/>
       <w:pgSz w:w="12240" w:h="15840"/>
       <w:pgMar w:top="1440" w:right="1701" w:bottom="1440" w:left="1701" w:header="720" w:footer="720" w:gutter="0"/>
       <w:cols w:space="720"/>
@@ -9479,6 +14742,111 @@
 </w:endnotes>
 </file>
 
+<file path=word/footer1.xml><?xml version="1.0" encoding="utf-8"?>
+<w:ftr xmlns:wpc="http://schemas.microsoft.com/office/word/2010/wordprocessingCanvas" xmlns:cx="http://schemas.microsoft.com/office/drawing/2014/chartex" xmlns:cx1="http://schemas.microsoft.com/office/drawing/2015/9/8/chartex" xmlns:cx2="http://schemas.microsoft.com/office/drawing/2015/10/21/chartex" xmlns:cx3="http://schemas.microsoft.com/office/drawing/2016/5/9/chartex" xmlns:cx4="http://schemas.microsoft.com/office/drawing/2016/5/10/chartex" xmlns:cx5="http://schemas.microsoft.com/office/drawing/2016/5/11/chartex" xmlns:cx6="http://schemas.microsoft.com/office/drawing/2016/5/12/chartex" xmlns:cx7="http://schemas.microsoft.com/office/drawing/2016/5/13/chartex" xmlns:cx8="http://schemas.microsoft.com/office/drawing/2016/5/14/chartex" xmlns:mc="http://schemas.openxmlformats.org/markup-compatibility/2006" xmlns:aink="http://schemas.microsoft.com/office/drawing/2016/ink" xmlns:am3d="http://schemas.microsoft.com/office/drawing/2017/model3d" xmlns:o="urn:schemas-microsoft-com:office:office" xmlns:oel="http://schemas.microsoft.com/office/2019/extlst" xmlns:r="http://schemas.openxmlformats.org/officeDocument/2006/relationships" xmlns:m="http://schemas.openxmlformats.org/officeDocument/2006/math" xmlns:v="urn:schemas-microsoft-com:vml" xmlns:wp14="http://schemas.microsoft.com/office/word/2010/wordprocessingDrawing" xmlns:wp="http://schemas.openxmlformats.org/drawingml/2006/wordprocessingDrawing" xmlns:w10="urn:schemas-microsoft-com:office:word" xmlns:w="http://schemas.openxmlformats.org/wordprocessingml/2006/main" xmlns:w14="http://schemas.microsoft.com/office/word/2010/wordml" xmlns:w15="http://schemas.microsoft.com/office/word/2012/wordml" xmlns:w16cex="http://schemas.microsoft.com/office/word/2018/wordml/cex" xmlns:w16cid="http://schemas.microsoft.com/office/word/2016/wordml/cid" xmlns:w16="http://schemas.microsoft.com/office/word/2018/wordml" xmlns:w16du="http://schemas.microsoft.com/office/word/2023/wordml/word16du" xmlns:w16sdtdh="http://schemas.microsoft.com/office/word/2020/wordml/sdtdatahash" xmlns:w16sdtfl="http://schemas.microsoft.com/office/word/2024/wordml/sdtformatlock" xmlns:w16se="http://schemas.microsoft.com/office/word/2015/wordml/symex" xmlns:wpg="http://schemas.microsoft.com/office/word/2010/wordprocessingGroup" xmlns:wpi="http://schemas.microsoft.com/office/word/2010/wordprocessingInk" xmlns:wne="http://schemas.microsoft.com/office/word/2006/wordml" xmlns:wps="http://schemas.microsoft.com/office/word/2010/wordprocessingShape" mc:Ignorable="w14 w15 w16se w16cid w16 w16cex w16sdtdh w16sdtfl w16du wp14">
+  <w:p>
+    <w:pPr>
+      <w:pStyle w:val="ab"/>
+      <w:framePr w:wrap="around" w:vAnchor="text" w:hAnchor="margin" w:xAlign="right" w:y="1"/>
+      <w:rPr>
+        <w:rStyle w:val="aff5"/>
+      </w:rPr>
+    </w:pPr>
+    <w:r>
+      <w:rPr>
+        <w:rStyle w:val="aff5"/>
+      </w:rPr>
+      <w:fldChar w:fldCharType="begin"/>
+    </w:r>
+    <w:r>
+      <w:rPr>
+        <w:rStyle w:val="aff5"/>
+      </w:rPr>
+      <w:instrText xml:space="preserve"> PAGE </w:instrText>
+    </w:r>
+    <w:r>
+      <w:rPr>
+        <w:rStyle w:val="aff5"/>
+      </w:rPr>
+      <w:fldChar w:fldCharType="separate"/>
+    </w:r>
+    <w:r>
+      <w:rPr>
+        <w:rStyle w:val="aff5"/>
+      </w:rPr>
+      <w:fldChar w:fldCharType="end"/>
+    </w:r>
+  </w:p>
+  <w:p>
+    <w:pPr>
+      <w:pStyle w:val="ab"/>
+      <w:ind w:right="360"/>
+    </w:pPr>
+  </w:p>
+</w:ftr>
+</file>
+
+<file path=word/footer2.xml><?xml version="1.0" encoding="utf-8"?>
+<w:ftr xmlns:wpc="http://schemas.microsoft.com/office/word/2010/wordprocessingCanvas" xmlns:cx="http://schemas.microsoft.com/office/drawing/2014/chartex" xmlns:cx1="http://schemas.microsoft.com/office/drawing/2015/9/8/chartex" xmlns:cx2="http://schemas.microsoft.com/office/drawing/2015/10/21/chartex" xmlns:cx3="http://schemas.microsoft.com/office/drawing/2016/5/9/chartex" xmlns:cx4="http://schemas.microsoft.com/office/drawing/2016/5/10/chartex" xmlns:cx5="http://schemas.microsoft.com/office/drawing/2016/5/11/chartex" xmlns:cx6="http://schemas.microsoft.com/office/drawing/2016/5/12/chartex" xmlns:cx7="http://schemas.microsoft.com/office/drawing/2016/5/13/chartex" xmlns:cx8="http://schemas.microsoft.com/office/drawing/2016/5/14/chartex" xmlns:mc="http://schemas.openxmlformats.org/markup-compatibility/2006" xmlns:aink="http://schemas.microsoft.com/office/drawing/2016/ink" xmlns:am3d="http://schemas.microsoft.com/office/drawing/2017/model3d" xmlns:o="urn:schemas-microsoft-com:office:office" xmlns:oel="http://schemas.microsoft.com/office/2019/extlst" xmlns:r="http://schemas.openxmlformats.org/officeDocument/2006/relationships" xmlns:m="http://schemas.openxmlformats.org/officeDocument/2006/math" xmlns:v="urn:schemas-microsoft-com:vml" xmlns:wp14="http://schemas.microsoft.com/office/word/2010/wordprocessingDrawing" xmlns:wp="http://schemas.openxmlformats.org/drawingml/2006/wordprocessingDrawing" xmlns:w10="urn:schemas-microsoft-com:office:word" xmlns:w="http://schemas.openxmlformats.org/wordprocessingml/2006/main" xmlns:w14="http://schemas.microsoft.com/office/word/2010/wordml" xmlns:w15="http://schemas.microsoft.com/office/word/2012/wordml" xmlns:w16cex="http://schemas.microsoft.com/office/word/2018/wordml/cex" xmlns:w16cid="http://schemas.microsoft.com/office/word/2016/wordml/cid" xmlns:w16="http://schemas.microsoft.com/office/word/2018/wordml" xmlns:w16du="http://schemas.microsoft.com/office/word/2023/wordml/word16du" xmlns:w16sdtdh="http://schemas.microsoft.com/office/word/2020/wordml/sdtdatahash" xmlns:w16sdtfl="http://schemas.microsoft.com/office/word/2024/wordml/sdtformatlock" xmlns:w16se="http://schemas.microsoft.com/office/word/2015/wordml/symex" xmlns:wpg="http://schemas.microsoft.com/office/word/2010/wordprocessingGroup" xmlns:wpi="http://schemas.microsoft.com/office/word/2010/wordprocessingInk" xmlns:wne="http://schemas.microsoft.com/office/word/2006/wordml" xmlns:wps="http://schemas.microsoft.com/office/word/2010/wordprocessingShape" mc:Ignorable="w14 w15 w16se w16cid w16 w16cex w16sdtdh w16sdtfl w16du wp14">
+  <w:p>
+    <w:pPr>
+      <w:pStyle w:val="ab"/>
+      <w:framePr w:wrap="around" w:vAnchor="text" w:hAnchor="margin" w:xAlign="right" w:y="1"/>
+      <w:rPr>
+        <w:rStyle w:val="aff5"/>
+      </w:rPr>
+    </w:pPr>
+    <w:r>
+      <w:rPr>
+        <w:rStyle w:val="aff5"/>
+      </w:rPr>
+      <w:fldChar w:fldCharType="begin"/>
+    </w:r>
+    <w:r>
+      <w:rPr>
+        <w:rStyle w:val="aff5"/>
+      </w:rPr>
+      <w:instrText xml:space="preserve"> PAGE </w:instrText>
+    </w:r>
+    <w:r>
+      <w:rPr>
+        <w:rStyle w:val="aff5"/>
+      </w:rPr>
+      <w:fldChar w:fldCharType="separate"/>
+    </w:r>
+    <w:r>
+      <w:rPr>
+        <w:rStyle w:val="aff5"/>
+        <w:noProof/>
+      </w:rPr>
+      <w:t>1</w:t>
+    </w:r>
+    <w:r>
+      <w:rPr>
+        <w:rStyle w:val="aff5"/>
+      </w:rPr>
+      <w:fldChar w:fldCharType="end"/>
+    </w:r>
+  </w:p>
+  <w:p>
+    <w:pPr>
+      <w:pStyle w:val="ab"/>
+      <w:ind w:right="360"/>
+    </w:pPr>
+  </w:p>
+</w:ftr>
+</file>
+
+<file path=word/footer3.xml><?xml version="1.0" encoding="utf-8"?>
+<w:ftr xmlns:wpc="http://schemas.microsoft.com/office/word/2010/wordprocessingCanvas" xmlns:cx="http://schemas.microsoft.com/office/drawing/2014/chartex" xmlns:cx1="http://schemas.microsoft.com/office/drawing/2015/9/8/chartex" xmlns:cx2="http://schemas.microsoft.com/office/drawing/2015/10/21/chartex" xmlns:cx3="http://schemas.microsoft.com/office/drawing/2016/5/9/chartex" xmlns:cx4="http://schemas.microsoft.com/office/drawing/2016/5/10/chartex" xmlns:cx5="http://schemas.microsoft.com/office/drawing/2016/5/11/chartex" xmlns:cx6="http://schemas.microsoft.com/office/drawing/2016/5/12/chartex" xmlns:cx7="http://schemas.microsoft.com/office/drawing/2016/5/13/chartex" xmlns:cx8="http://schemas.microsoft.com/office/drawing/2016/5/14/chartex" xmlns:mc="http://schemas.openxmlformats.org/markup-compatibility/2006" xmlns:aink="http://schemas.microsoft.com/office/drawing/2016/ink" xmlns:am3d="http://schemas.microsoft.com/office/drawing/2017/model3d" xmlns:o="urn:schemas-microsoft-com:office:office" xmlns:oel="http://schemas.microsoft.com/office/2019/extlst" xmlns:r="http://schemas.openxmlformats.org/officeDocument/2006/relationships" xmlns:m="http://schemas.openxmlformats.org/officeDocument/2006/math" xmlns:v="urn:schemas-microsoft-com:vml" xmlns:wp14="http://schemas.microsoft.com/office/word/2010/wordprocessingDrawing" xmlns:wp="http://schemas.openxmlformats.org/drawingml/2006/wordprocessingDrawing" xmlns:w10="urn:schemas-microsoft-com:office:word" xmlns:w="http://schemas.openxmlformats.org/wordprocessingml/2006/main" xmlns:w14="http://schemas.microsoft.com/office/word/2010/wordml" xmlns:w15="http://schemas.microsoft.com/office/word/2012/wordml" xmlns:w16cex="http://schemas.microsoft.com/office/word/2018/wordml/cex" xmlns:w16cid="http://schemas.microsoft.com/office/word/2016/wordml/cid" xmlns:w16="http://schemas.microsoft.com/office/word/2018/wordml" xmlns:w16du="http://schemas.microsoft.com/office/word/2023/wordml/word16du" xmlns:w16sdtdh="http://schemas.microsoft.com/office/word/2020/wordml/sdtdatahash" xmlns:w16sdtfl="http://schemas.microsoft.com/office/word/2024/wordml/sdtformatlock" xmlns:w16se="http://schemas.microsoft.com/office/word/2015/wordml/symex" xmlns:wpg="http://schemas.microsoft.com/office/word/2010/wordprocessingGroup" xmlns:wpi="http://schemas.microsoft.com/office/word/2010/wordprocessingInk" xmlns:wne="http://schemas.microsoft.com/office/word/2006/wordml" xmlns:wps="http://schemas.microsoft.com/office/word/2010/wordprocessingShape" mc:Ignorable="w14 w15 w16se w16cid w16 w16cex w16sdtdh w16sdtfl w16du wp14">
+  <w:p>
+    <w:pPr>
+      <w:pStyle w:val="ab"/>
+    </w:pPr>
+  </w:p>
+</w:ftr>
+</file>
+
 <file path=word/footnotes.xml><?xml version="1.0" encoding="utf-8"?>
 <w:footnotes xmlns:wpc="http://schemas.microsoft.com/office/word/2010/wordprocessingCanvas" xmlns:cx="http://schemas.microsoft.com/office/drawing/2014/chartex" xmlns:cx1="http://schemas.microsoft.com/office/drawing/2015/9/8/chartex" xmlns:cx2="http://schemas.microsoft.com/office/drawing/2015/10/21/chartex" xmlns:cx3="http://schemas.microsoft.com/office/drawing/2016/5/9/chartex" xmlns:cx4="http://schemas.microsoft.com/office/drawing/2016/5/10/chartex" xmlns:cx5="http://schemas.microsoft.com/office/drawing/2016/5/11/chartex" xmlns:cx6="http://schemas.microsoft.com/office/drawing/2016/5/12/chartex" xmlns:cx7="http://schemas.microsoft.com/office/drawing/2016/5/13/chartex" xmlns:cx8="http://schemas.microsoft.com/office/drawing/2016/5/14/chartex" xmlns:mc="http://schemas.openxmlformats.org/markup-compatibility/2006" xmlns:aink="http://schemas.microsoft.com/office/drawing/2016/ink" xmlns:am3d="http://schemas.microsoft.com/office/drawing/2017/model3d" xmlns:o="urn:schemas-microsoft-com:office:office" xmlns:oel="http://schemas.microsoft.com/office/2019/extlst" xmlns:r="http://schemas.openxmlformats.org/officeDocument/2006/relationships" xmlns:m="http://schemas.openxmlformats.org/officeDocument/2006/math" xmlns:v="urn:schemas-microsoft-com:vml" xmlns:wp14="http://schemas.microsoft.com/office/word/2010/wordprocessingDrawing" xmlns:wp="http://schemas.openxmlformats.org/drawingml/2006/wordprocessingDrawing" xmlns:w10="urn:schemas-microsoft-com:office:word" xmlns:w="http://schemas.openxmlformats.org/wordprocessingml/2006/main" xmlns:w14="http://schemas.microsoft.com/office/word/2010/wordml" xmlns:w15="http://schemas.microsoft.com/office/word/2012/wordml" xmlns:w16cex="http://schemas.microsoft.com/office/word/2018/wordml/cex" xmlns:w16cid="http://schemas.microsoft.com/office/word/2016/wordml/cid" xmlns:w16="http://schemas.microsoft.com/office/word/2018/wordml" xmlns:w16du="http://schemas.microsoft.com/office/word/2023/wordml/word16du" xmlns:w16sdtdh="http://schemas.microsoft.com/office/word/2020/wordml/sdtdatahash" xmlns:w16sdtfl="http://schemas.microsoft.com/office/word/2024/wordml/sdtformatlock" xmlns:w16se="http://schemas.microsoft.com/office/word/2015/wordml/symex" xmlns:wpg="http://schemas.microsoft.com/office/word/2010/wordprocessingGroup" xmlns:wpi="http://schemas.microsoft.com/office/word/2010/wordprocessingInk" xmlns:wne="http://schemas.microsoft.com/office/word/2006/wordml" xmlns:wps="http://schemas.microsoft.com/office/word/2010/wordprocessingShape" mc:Ignorable="w14 w15 w16se w16cid w16 w16cex w16sdtdh w16sdtfl w16du wp14">
   <w:footnote w:type="separator" w:id="-1">
@@ -9502,6 +14870,36 @@
     </w:p>
   </w:footnote>
 </w:footnotes>
+</file>
+
+<file path=word/header1.xml><?xml version="1.0" encoding="utf-8"?>
+<w:hdr xmlns:wpc="http://schemas.microsoft.com/office/word/2010/wordprocessingCanvas" xmlns:cx="http://schemas.microsoft.com/office/drawing/2014/chartex" xmlns:cx1="http://schemas.microsoft.com/office/drawing/2015/9/8/chartex" xmlns:cx2="http://schemas.microsoft.com/office/drawing/2015/10/21/chartex" xmlns:cx3="http://schemas.microsoft.com/office/drawing/2016/5/9/chartex" xmlns:cx4="http://schemas.microsoft.com/office/drawing/2016/5/10/chartex" xmlns:cx5="http://schemas.microsoft.com/office/drawing/2016/5/11/chartex" xmlns:cx6="http://schemas.microsoft.com/office/drawing/2016/5/12/chartex" xmlns:cx7="http://schemas.microsoft.com/office/drawing/2016/5/13/chartex" xmlns:cx8="http://schemas.microsoft.com/office/drawing/2016/5/14/chartex" xmlns:mc="http://schemas.openxmlformats.org/markup-compatibility/2006" xmlns:aink="http://schemas.microsoft.com/office/drawing/2016/ink" xmlns:am3d="http://schemas.microsoft.com/office/drawing/2017/model3d" xmlns:o="urn:schemas-microsoft-com:office:office" xmlns:oel="http://schemas.microsoft.com/office/2019/extlst" xmlns:r="http://schemas.openxmlformats.org/officeDocument/2006/relationships" xmlns:m="http://schemas.openxmlformats.org/officeDocument/2006/math" xmlns:v="urn:schemas-microsoft-com:vml" xmlns:wp14="http://schemas.microsoft.com/office/word/2010/wordprocessingDrawing" xmlns:wp="http://schemas.openxmlformats.org/drawingml/2006/wordprocessingDrawing" xmlns:w10="urn:schemas-microsoft-com:office:word" xmlns:w="http://schemas.openxmlformats.org/wordprocessingml/2006/main" xmlns:w14="http://schemas.microsoft.com/office/word/2010/wordml" xmlns:w15="http://schemas.microsoft.com/office/word/2012/wordml" xmlns:w16cex="http://schemas.microsoft.com/office/word/2018/wordml/cex" xmlns:w16cid="http://schemas.microsoft.com/office/word/2016/wordml/cid" xmlns:w16="http://schemas.microsoft.com/office/word/2018/wordml" xmlns:w16du="http://schemas.microsoft.com/office/word/2023/wordml/word16du" xmlns:w16sdtdh="http://schemas.microsoft.com/office/word/2020/wordml/sdtdatahash" xmlns:w16sdtfl="http://schemas.microsoft.com/office/word/2024/wordml/sdtformatlock" xmlns:w16se="http://schemas.microsoft.com/office/word/2015/wordml/symex" xmlns:wpg="http://schemas.microsoft.com/office/word/2010/wordprocessingGroup" xmlns:wpi="http://schemas.microsoft.com/office/word/2010/wordprocessingInk" xmlns:wne="http://schemas.microsoft.com/office/word/2006/wordml" xmlns:wps="http://schemas.microsoft.com/office/word/2010/wordprocessingShape" mc:Ignorable="w14 w15 w16se w16cid w16 w16cex w16sdtdh w16sdtfl w16du wp14">
+  <w:p>
+    <w:pPr>
+      <w:pStyle w:val="ad"/>
+    </w:pPr>
+  </w:p>
+</w:hdr>
+</file>
+
+<file path=word/header2.xml><?xml version="1.0" encoding="utf-8"?>
+<w:hdr xmlns:wpc="http://schemas.microsoft.com/office/word/2010/wordprocessingCanvas" xmlns:cx="http://schemas.microsoft.com/office/drawing/2014/chartex" xmlns:cx1="http://schemas.microsoft.com/office/drawing/2015/9/8/chartex" xmlns:cx2="http://schemas.microsoft.com/office/drawing/2015/10/21/chartex" xmlns:cx3="http://schemas.microsoft.com/office/drawing/2016/5/9/chartex" xmlns:cx4="http://schemas.microsoft.com/office/drawing/2016/5/10/chartex" xmlns:cx5="http://schemas.microsoft.com/office/drawing/2016/5/11/chartex" xmlns:cx6="http://schemas.microsoft.com/office/drawing/2016/5/12/chartex" xmlns:cx7="http://schemas.microsoft.com/office/drawing/2016/5/13/chartex" xmlns:cx8="http://schemas.microsoft.com/office/drawing/2016/5/14/chartex" xmlns:mc="http://schemas.openxmlformats.org/markup-compatibility/2006" xmlns:aink="http://schemas.microsoft.com/office/drawing/2016/ink" xmlns:am3d="http://schemas.microsoft.com/office/drawing/2017/model3d" xmlns:o="urn:schemas-microsoft-com:office:office" xmlns:oel="http://schemas.microsoft.com/office/2019/extlst" xmlns:r="http://schemas.openxmlformats.org/officeDocument/2006/relationships" xmlns:m="http://schemas.openxmlformats.org/officeDocument/2006/math" xmlns:v="urn:schemas-microsoft-com:vml" xmlns:wp14="http://schemas.microsoft.com/office/word/2010/wordprocessingDrawing" xmlns:wp="http://schemas.openxmlformats.org/drawingml/2006/wordprocessingDrawing" xmlns:w10="urn:schemas-microsoft-com:office:word" xmlns:w="http://schemas.openxmlformats.org/wordprocessingml/2006/main" xmlns:w14="http://schemas.microsoft.com/office/word/2010/wordml" xmlns:w15="http://schemas.microsoft.com/office/word/2012/wordml" xmlns:w16cex="http://schemas.microsoft.com/office/word/2018/wordml/cex" xmlns:w16cid="http://schemas.microsoft.com/office/word/2016/wordml/cid" xmlns:w16="http://schemas.microsoft.com/office/word/2018/wordml" xmlns:w16du="http://schemas.microsoft.com/office/word/2023/wordml/word16du" xmlns:w16sdtdh="http://schemas.microsoft.com/office/word/2020/wordml/sdtdatahash" xmlns:w16sdtfl="http://schemas.microsoft.com/office/word/2024/wordml/sdtformatlock" xmlns:w16se="http://schemas.microsoft.com/office/word/2015/wordml/symex" xmlns:wpg="http://schemas.microsoft.com/office/word/2010/wordprocessingGroup" xmlns:wpi="http://schemas.microsoft.com/office/word/2010/wordprocessingInk" xmlns:wne="http://schemas.microsoft.com/office/word/2006/wordml" xmlns:wps="http://schemas.microsoft.com/office/word/2010/wordprocessingShape" mc:Ignorable="w14 w15 w16se w16cid w16 w16cex w16sdtdh w16sdtfl w16du wp14">
+  <w:p>
+    <w:pPr>
+      <w:pStyle w:val="ad"/>
+    </w:pPr>
+  </w:p>
+</w:hdr>
+</file>
+
+<file path=word/header3.xml><?xml version="1.0" encoding="utf-8"?>
+<w:hdr xmlns:wpc="http://schemas.microsoft.com/office/word/2010/wordprocessingCanvas" xmlns:cx="http://schemas.microsoft.com/office/drawing/2014/chartex" xmlns:cx1="http://schemas.microsoft.com/office/drawing/2015/9/8/chartex" xmlns:cx2="http://schemas.microsoft.com/office/drawing/2015/10/21/chartex" xmlns:cx3="http://schemas.microsoft.com/office/drawing/2016/5/9/chartex" xmlns:cx4="http://schemas.microsoft.com/office/drawing/2016/5/10/chartex" xmlns:cx5="http://schemas.microsoft.com/office/drawing/2016/5/11/chartex" xmlns:cx6="http://schemas.microsoft.com/office/drawing/2016/5/12/chartex" xmlns:cx7="http://schemas.microsoft.com/office/drawing/2016/5/13/chartex" xmlns:cx8="http://schemas.microsoft.com/office/drawing/2016/5/14/chartex" xmlns:mc="http://schemas.openxmlformats.org/markup-compatibility/2006" xmlns:aink="http://schemas.microsoft.com/office/drawing/2016/ink" xmlns:am3d="http://schemas.microsoft.com/office/drawing/2017/model3d" xmlns:o="urn:schemas-microsoft-com:office:office" xmlns:oel="http://schemas.microsoft.com/office/2019/extlst" xmlns:r="http://schemas.openxmlformats.org/officeDocument/2006/relationships" xmlns:m="http://schemas.openxmlformats.org/officeDocument/2006/math" xmlns:v="urn:schemas-microsoft-com:vml" xmlns:wp14="http://schemas.microsoft.com/office/word/2010/wordprocessingDrawing" xmlns:wp="http://schemas.openxmlformats.org/drawingml/2006/wordprocessingDrawing" xmlns:w10="urn:schemas-microsoft-com:office:word" xmlns:w="http://schemas.openxmlformats.org/wordprocessingml/2006/main" xmlns:w14="http://schemas.microsoft.com/office/word/2010/wordml" xmlns:w15="http://schemas.microsoft.com/office/word/2012/wordml" xmlns:w16cex="http://schemas.microsoft.com/office/word/2018/wordml/cex" xmlns:w16cid="http://schemas.microsoft.com/office/word/2016/wordml/cid" xmlns:w16="http://schemas.microsoft.com/office/word/2018/wordml" xmlns:w16du="http://schemas.microsoft.com/office/word/2023/wordml/word16du" xmlns:w16sdtdh="http://schemas.microsoft.com/office/word/2020/wordml/sdtdatahash" xmlns:w16sdtfl="http://schemas.microsoft.com/office/word/2024/wordml/sdtformatlock" xmlns:w16se="http://schemas.microsoft.com/office/word/2015/wordml/symex" xmlns:wpg="http://schemas.microsoft.com/office/word/2010/wordprocessingGroup" xmlns:wpi="http://schemas.microsoft.com/office/word/2010/wordprocessingInk" xmlns:wne="http://schemas.microsoft.com/office/word/2006/wordml" xmlns:wps="http://schemas.microsoft.com/office/word/2010/wordprocessingShape" mc:Ignorable="w14 w15 w16se w16cid w16 w16cex w16sdtdh w16sdtfl w16du wp14">
+  <w:p>
+    <w:pPr>
+      <w:pStyle w:val="ad"/>
+    </w:pPr>
+  </w:p>
+</w:hdr>
 </file>
 
 <file path=word/numbering.xml><?xml version="1.0" encoding="utf-8"?>
@@ -20525,6 +25923,14 @@
       <w:u w:val="single"/>
     </w:rPr>
   </w:style>
+  <w:style w:type="character" w:styleId="aff5">
+    <w:name w:val="page number"/>
+    <w:basedOn w:val="a2"/>
+    <w:uiPriority w:val="99"/>
+    <w:semiHidden/>
+    <w:unhideWhenUsed/>
+    <w:rsid w:val="00BF4EF1"/>
+  </w:style>
 </w:styles>
 </file>
 
